--- a/docs/EEAI_CA1_ML.docx
+++ b/docs/EEAI_CA1_ML.docx
@@ -143,7 +143,21 @@
         <w:rPr>
           <w:rFonts w:ascii="Times New Roman" w:hAnsi="Times New Roman" w:cs="Times New Roman"/>
         </w:rPr>
-        <w:t xml:space="preserve"> Dr Abdul Razzaq, Dr Abdul Shahid, Sallar Khan</w:t>
+        <w:t xml:space="preserve"> Dr Abdul Razzaq, Dr Abdul Shahid, </w:t>
+      </w:r>
+      <w:proofErr w:type="spellStart"/>
+      <w:r>
+        <w:rPr>
+          <w:rFonts w:ascii="Times New Roman" w:hAnsi="Times New Roman" w:cs="Times New Roman"/>
+        </w:rPr>
+        <w:t>Sallar</w:t>
+      </w:r>
+      <w:proofErr w:type="spellEnd"/>
+      <w:r>
+        <w:rPr>
+          <w:rFonts w:ascii="Times New Roman" w:hAnsi="Times New Roman" w:cs="Times New Roman"/>
+        </w:rPr>
+        <w:t xml:space="preserve"> Khan</w:t>
       </w:r>
     </w:p>
     <w:p>
@@ -623,13 +637,33 @@
           <w:lang w:eastAsia="en-GB"/>
           <w14:ligatures w14:val="none"/>
         </w:rPr>
-        <w:t>In this design, one model family evaluates three chained targets per email instance: Type 2, Type 2 + Type 3, and Type 2 + Type 3 + Type 4. The preprocessing pipeline runs once and the same DatasetBundle is passed to each model implementation through a shared abstract interface. Type 1 is excluded because no classification is required for that column in the provided data.</w:t>
+        <w:t xml:space="preserve">In this design, one model family evaluates three chained targets per email instance: Type 2, Type 2 + Type 3, and Type 2 + Type 3 + Type 4. The preprocessing pipeline runs once and the same </w:t>
+      </w:r>
+      <w:proofErr w:type="spellStart"/>
+      <w:r>
+        <w:rPr>
+          <w:rFonts w:ascii="Times New Roman" w:eastAsia="Times New Roman" w:hAnsi="Times New Roman" w:cs="Times New Roman"/>
+          <w:kern w:val="0"/>
+          <w:lang w:eastAsia="en-GB"/>
+          <w14:ligatures w14:val="none"/>
+        </w:rPr>
+        <w:t>DatasetBundle</w:t>
+      </w:r>
+      <w:proofErr w:type="spellEnd"/>
+      <w:r>
+        <w:rPr>
+          <w:rFonts w:ascii="Times New Roman" w:eastAsia="Times New Roman" w:hAnsi="Times New Roman" w:cs="Times New Roman"/>
+          <w:kern w:val="0"/>
+          <w:lang w:eastAsia="en-GB"/>
+          <w14:ligatures w14:val="none"/>
+        </w:rPr>
+        <w:t xml:space="preserve"> is passed to each model implementation through a shared abstract interface. Type 1 is excluded because no classification is required for that column in the provided data.</w:t>
       </w:r>
     </w:p>
     <w:p>
       <w:pPr>
         <w:spacing w:before="240" w:after="240" w:line="240" w:lineRule="auto"/>
-        <w:jc w:val="both"/>
+        <w:jc w:val="center"/>
         <w:rPr>
           <w:rFonts w:ascii="Times New Roman" w:eastAsia="Times New Roman" w:hAnsi="Times New Roman" w:cs="Times New Roman"/>
           <w:kern w:val="0"/>
@@ -642,10 +676,10 @@
           <w:noProof/>
         </w:rPr>
         <w:drawing>
-          <wp:inline distT="0" distB="0" distL="0" distR="0" wp14:anchorId="4058DB9C" wp14:editId="32398329">
-            <wp:extent cx="5651500" cy="6889750"/>
-            <wp:effectExtent l="0" t="0" r="6350" b="6350"/>
-            <wp:docPr id="1622498152" name="Picture 4"/>
+          <wp:inline distT="0" distB="0" distL="0" distR="0" wp14:anchorId="355AD072" wp14:editId="2911301C">
+            <wp:extent cx="5105254" cy="5416550"/>
+            <wp:effectExtent l="0" t="0" r="635" b="0"/>
+            <wp:docPr id="1054359012" name="Picture 2"/>
             <wp:cNvGraphicFramePr>
               <a:graphicFrameLocks xmlns:a="http://schemas.openxmlformats.org/drawingml/2006/main" noChangeAspect="1"/>
             </wp:cNvGraphicFramePr>
@@ -653,7 +687,7 @@
               <a:graphicData uri="http://schemas.openxmlformats.org/drawingml/2006/picture">
                 <pic:pic xmlns:pic="http://schemas.openxmlformats.org/drawingml/2006/picture">
                   <pic:nvPicPr>
-                    <pic:cNvPr id="0" name="Picture 3"/>
+                    <pic:cNvPr id="0" name="Picture 1"/>
                     <pic:cNvPicPr>
                       <a:picLocks noChangeAspect="1" noChangeArrowheads="1"/>
                     </pic:cNvPicPr>
@@ -674,7 +708,7 @@
                   <pic:spPr bwMode="auto">
                     <a:xfrm>
                       <a:off x="0" y="0"/>
-                      <a:ext cx="5651500" cy="6889750"/>
+                      <a:ext cx="5116474" cy="5428454"/>
                     </a:xfrm>
                     <a:prstGeom prst="rect">
                       <a:avLst/>
@@ -697,6 +731,14 @@
         <w:jc w:val="both"/>
         <w:rPr>
           <w:rFonts w:ascii="Times New Roman" w:eastAsia="Times New Roman" w:hAnsi="Times New Roman" w:cs="Times New Roman"/>
+          <w:kern w:val="0"/>
+          <w:lang w:eastAsia="en-GB"/>
+          <w14:ligatures w14:val="none"/>
+        </w:rPr>
+      </w:pPr>
+      <w:r>
+        <w:rPr>
+          <w:rFonts w:ascii="Times New Roman" w:eastAsia="Times New Roman" w:hAnsi="Times New Roman" w:cs="Times New Roman"/>
           <w:b/>
           <w:bCs/>
           <w:color w:val="000000"/>
@@ -706,8 +748,588 @@
           <w:lang w:eastAsia="en-GB"/>
           <w14:ligatures w14:val="none"/>
         </w:rPr>
-      </w:pPr>
+        <w:t>Chained Multi-Outputs</w:t>
+      </w:r>
+      <w:r>
+        <w:rPr>
+          <w:rFonts w:ascii="Times New Roman" w:eastAsia="Times New Roman" w:hAnsi="Times New Roman" w:cs="Times New Roman"/>
+          <w:b/>
+          <w:bCs/>
+          <w:color w:val="000000"/>
+          <w:kern w:val="0"/>
+          <w:sz w:val="28"/>
+          <w:szCs w:val="28"/>
+          <w:lang w:eastAsia="en-GB"/>
+          <w14:ligatures w14:val="none"/>
+        </w:rPr>
+        <w:t xml:space="preserve"> Classification Results:</w:t>
+      </w:r>
     </w:p>
+    <w:tbl>
+      <w:tblPr>
+        <w:tblStyle w:val="TableGrid"/>
+        <w:tblW w:w="10065" w:type="dxa"/>
+        <w:tblInd w:w="-289" w:type="dxa"/>
+        <w:tblLook w:val="04A0" w:firstRow="1" w:lastRow="0" w:firstColumn="1" w:lastColumn="0" w:noHBand="0" w:noVBand="1"/>
+      </w:tblPr>
+      <w:tblGrid>
+        <w:gridCol w:w="2092"/>
+        <w:gridCol w:w="1804"/>
+        <w:gridCol w:w="1803"/>
+        <w:gridCol w:w="1803"/>
+        <w:gridCol w:w="2563"/>
+      </w:tblGrid>
+      <w:tr>
+        <w:tc>
+          <w:tcPr>
+            <w:tcW w:w="2092" w:type="dxa"/>
+            <w:shd w:val="clear" w:color="auto" w:fill="4670AB"/>
+          </w:tcPr>
+          <w:p>
+            <w:pPr>
+              <w:rPr>
+                <w:sz w:val="22"/>
+                <w:szCs w:val="28"/>
+              </w:rPr>
+            </w:pPr>
+            <w:r>
+              <w:rPr>
+                <w:b/>
+                <w:sz w:val="22"/>
+                <w:szCs w:val="28"/>
+              </w:rPr>
+              <w:t>Dataset</w:t>
+            </w:r>
+          </w:p>
+        </w:tc>
+        <w:tc>
+          <w:tcPr>
+            <w:tcW w:w="1804" w:type="dxa"/>
+            <w:shd w:val="clear" w:color="auto" w:fill="4670AB"/>
+          </w:tcPr>
+          <w:p>
+            <w:pPr>
+              <w:rPr>
+                <w:sz w:val="22"/>
+                <w:szCs w:val="28"/>
+              </w:rPr>
+            </w:pPr>
+            <w:r>
+              <w:rPr>
+                <w:b/>
+                <w:sz w:val="22"/>
+                <w:szCs w:val="28"/>
+              </w:rPr>
+              <w:t>Model</w:t>
+            </w:r>
+          </w:p>
+        </w:tc>
+        <w:tc>
+          <w:tcPr>
+            <w:tcW w:w="1803" w:type="dxa"/>
+            <w:shd w:val="clear" w:color="auto" w:fill="4670AB"/>
+          </w:tcPr>
+          <w:p>
+            <w:pPr>
+              <w:rPr>
+                <w:sz w:val="22"/>
+                <w:szCs w:val="28"/>
+              </w:rPr>
+            </w:pPr>
+            <w:r>
+              <w:rPr>
+                <w:b/>
+                <w:sz w:val="22"/>
+                <w:szCs w:val="28"/>
+              </w:rPr>
+              <w:t>Type 2</w:t>
+            </w:r>
+          </w:p>
+        </w:tc>
+        <w:tc>
+          <w:tcPr>
+            <w:tcW w:w="1803" w:type="dxa"/>
+            <w:shd w:val="clear" w:color="auto" w:fill="4670AB"/>
+          </w:tcPr>
+          <w:p>
+            <w:pPr>
+              <w:rPr>
+                <w:sz w:val="22"/>
+                <w:szCs w:val="28"/>
+              </w:rPr>
+            </w:pPr>
+            <w:r>
+              <w:rPr>
+                <w:b/>
+                <w:sz w:val="22"/>
+                <w:szCs w:val="28"/>
+              </w:rPr>
+              <w:t>Type 2 + Type 3</w:t>
+            </w:r>
+          </w:p>
+        </w:tc>
+        <w:tc>
+          <w:tcPr>
+            <w:tcW w:w="2563" w:type="dxa"/>
+            <w:shd w:val="clear" w:color="auto" w:fill="4670AB"/>
+          </w:tcPr>
+          <w:p>
+            <w:pPr>
+              <w:rPr>
+                <w:sz w:val="22"/>
+                <w:szCs w:val="28"/>
+              </w:rPr>
+            </w:pPr>
+            <w:r>
+              <w:rPr>
+                <w:b/>
+                <w:sz w:val="22"/>
+                <w:szCs w:val="28"/>
+              </w:rPr>
+              <w:t>Type 2 + Type 3 + Type 4</w:t>
+            </w:r>
+          </w:p>
+        </w:tc>
+      </w:tr>
+      <w:tr>
+        <w:tc>
+          <w:tcPr>
+            <w:tcW w:w="2092" w:type="dxa"/>
+            <w:shd w:val="clear" w:color="auto" w:fill="F2F2F2" w:themeFill="background1" w:themeFillShade="F2"/>
+          </w:tcPr>
+          <w:p>
+            <w:proofErr w:type="spellStart"/>
+            <w:r>
+              <w:rPr>
+                <w:sz w:val="20"/>
+              </w:rPr>
+              <w:t>AppGallery</w:t>
+            </w:r>
+            <w:proofErr w:type="spellEnd"/>
+          </w:p>
+        </w:tc>
+        <w:tc>
+          <w:tcPr>
+            <w:tcW w:w="1804" w:type="dxa"/>
+            <w:shd w:val="clear" w:color="auto" w:fill="F2F2F2" w:themeFill="background1" w:themeFillShade="F2"/>
+          </w:tcPr>
+          <w:p>
+            <w:r>
+              <w:rPr>
+                <w:sz w:val="20"/>
+              </w:rPr>
+              <w:t>Random Forest</w:t>
+            </w:r>
+          </w:p>
+        </w:tc>
+        <w:tc>
+          <w:tcPr>
+            <w:tcW w:w="1803" w:type="dxa"/>
+            <w:shd w:val="clear" w:color="auto" w:fill="F2F2F2" w:themeFill="background1" w:themeFillShade="F2"/>
+          </w:tcPr>
+          <w:p>
+            <w:r>
+              <w:rPr>
+                <w:sz w:val="20"/>
+              </w:rPr>
+              <w:t>0.7917</w:t>
+            </w:r>
+          </w:p>
+        </w:tc>
+        <w:tc>
+          <w:tcPr>
+            <w:tcW w:w="1803" w:type="dxa"/>
+            <w:shd w:val="clear" w:color="auto" w:fill="F2F2F2" w:themeFill="background1" w:themeFillShade="F2"/>
+          </w:tcPr>
+          <w:p>
+            <w:r>
+              <w:rPr>
+                <w:sz w:val="20"/>
+              </w:rPr>
+              <w:t>0.6250</w:t>
+            </w:r>
+          </w:p>
+        </w:tc>
+        <w:tc>
+          <w:tcPr>
+            <w:tcW w:w="2563" w:type="dxa"/>
+            <w:shd w:val="clear" w:color="auto" w:fill="F2F2F2" w:themeFill="background1" w:themeFillShade="F2"/>
+          </w:tcPr>
+          <w:p>
+            <w:r>
+              <w:rPr>
+                <w:sz w:val="20"/>
+              </w:rPr>
+              <w:t>0.5000</w:t>
+            </w:r>
+          </w:p>
+        </w:tc>
+      </w:tr>
+      <w:tr>
+        <w:tc>
+          <w:tcPr>
+            <w:tcW w:w="2092" w:type="dxa"/>
+            <w:shd w:val="clear" w:color="auto" w:fill="F2F2F2" w:themeFill="background1" w:themeFillShade="F2"/>
+          </w:tcPr>
+          <w:p>
+            <w:proofErr w:type="spellStart"/>
+            <w:r>
+              <w:rPr>
+                <w:sz w:val="20"/>
+              </w:rPr>
+              <w:t>AppGallery</w:t>
+            </w:r>
+            <w:proofErr w:type="spellEnd"/>
+          </w:p>
+        </w:tc>
+        <w:tc>
+          <w:tcPr>
+            <w:tcW w:w="1804" w:type="dxa"/>
+            <w:shd w:val="clear" w:color="auto" w:fill="F2F2F2" w:themeFill="background1" w:themeFillShade="F2"/>
+          </w:tcPr>
+          <w:p>
+            <w:r>
+              <w:rPr>
+                <w:sz w:val="20"/>
+              </w:rPr>
+              <w:t>Logistic Regression</w:t>
+            </w:r>
+          </w:p>
+        </w:tc>
+        <w:tc>
+          <w:tcPr>
+            <w:tcW w:w="1803" w:type="dxa"/>
+            <w:shd w:val="clear" w:color="auto" w:fill="F2F2F2" w:themeFill="background1" w:themeFillShade="F2"/>
+          </w:tcPr>
+          <w:p>
+            <w:r>
+              <w:rPr>
+                <w:sz w:val="20"/>
+              </w:rPr>
+              <w:t>0.7917</w:t>
+            </w:r>
+          </w:p>
+        </w:tc>
+        <w:tc>
+          <w:tcPr>
+            <w:tcW w:w="1803" w:type="dxa"/>
+            <w:shd w:val="clear" w:color="auto" w:fill="F2F2F2" w:themeFill="background1" w:themeFillShade="F2"/>
+          </w:tcPr>
+          <w:p>
+            <w:r>
+              <w:rPr>
+                <w:sz w:val="20"/>
+              </w:rPr>
+              <w:t>0.5833</w:t>
+            </w:r>
+          </w:p>
+        </w:tc>
+        <w:tc>
+          <w:tcPr>
+            <w:tcW w:w="2563" w:type="dxa"/>
+            <w:shd w:val="clear" w:color="auto" w:fill="F2F2F2" w:themeFill="background1" w:themeFillShade="F2"/>
+          </w:tcPr>
+          <w:p>
+            <w:r>
+              <w:rPr>
+                <w:sz w:val="20"/>
+              </w:rPr>
+              <w:t>0.5000</w:t>
+            </w:r>
+          </w:p>
+        </w:tc>
+      </w:tr>
+      <w:tr>
+        <w:tc>
+          <w:tcPr>
+            <w:tcW w:w="2092" w:type="dxa"/>
+            <w:shd w:val="clear" w:color="auto" w:fill="F2F2F2" w:themeFill="background1" w:themeFillShade="F2"/>
+          </w:tcPr>
+          <w:p>
+            <w:proofErr w:type="spellStart"/>
+            <w:r>
+              <w:rPr>
+                <w:sz w:val="20"/>
+              </w:rPr>
+              <w:t>AppGallery</w:t>
+            </w:r>
+            <w:proofErr w:type="spellEnd"/>
+          </w:p>
+        </w:tc>
+        <w:tc>
+          <w:tcPr>
+            <w:tcW w:w="1804" w:type="dxa"/>
+            <w:shd w:val="clear" w:color="auto" w:fill="F2F2F2" w:themeFill="background1" w:themeFillShade="F2"/>
+          </w:tcPr>
+          <w:p>
+            <w:r>
+              <w:rPr>
+                <w:sz w:val="20"/>
+              </w:rPr>
+              <w:t>Multinomial NB</w:t>
+            </w:r>
+          </w:p>
+        </w:tc>
+        <w:tc>
+          <w:tcPr>
+            <w:tcW w:w="1803" w:type="dxa"/>
+            <w:shd w:val="clear" w:color="auto" w:fill="F2F2F2" w:themeFill="background1" w:themeFillShade="F2"/>
+          </w:tcPr>
+          <w:p>
+            <w:r>
+              <w:rPr>
+                <w:sz w:val="20"/>
+              </w:rPr>
+              <w:t>0.7500</w:t>
+            </w:r>
+          </w:p>
+        </w:tc>
+        <w:tc>
+          <w:tcPr>
+            <w:tcW w:w="1803" w:type="dxa"/>
+            <w:shd w:val="clear" w:color="auto" w:fill="F2F2F2" w:themeFill="background1" w:themeFillShade="F2"/>
+          </w:tcPr>
+          <w:p>
+            <w:r>
+              <w:rPr>
+                <w:sz w:val="20"/>
+              </w:rPr>
+              <w:t>0.4583</w:t>
+            </w:r>
+          </w:p>
+        </w:tc>
+        <w:tc>
+          <w:tcPr>
+            <w:tcW w:w="2563" w:type="dxa"/>
+            <w:shd w:val="clear" w:color="auto" w:fill="F2F2F2" w:themeFill="background1" w:themeFillShade="F2"/>
+          </w:tcPr>
+          <w:p>
+            <w:r>
+              <w:rPr>
+                <w:sz w:val="20"/>
+              </w:rPr>
+              <w:t>0.3750</w:t>
+            </w:r>
+          </w:p>
+        </w:tc>
+      </w:tr>
+      <w:tr>
+        <w:tc>
+          <w:tcPr>
+            <w:tcW w:w="2092" w:type="dxa"/>
+            <w:shd w:val="clear" w:color="auto" w:fill="F2F2F2" w:themeFill="background1" w:themeFillShade="F2"/>
+          </w:tcPr>
+          <w:p>
+            <w:r>
+              <w:rPr>
+                <w:sz w:val="20"/>
+              </w:rPr>
+              <w:t>Purchasing</w:t>
+            </w:r>
+          </w:p>
+        </w:tc>
+        <w:tc>
+          <w:tcPr>
+            <w:tcW w:w="1804" w:type="dxa"/>
+            <w:shd w:val="clear" w:color="auto" w:fill="F2F2F2" w:themeFill="background1" w:themeFillShade="F2"/>
+          </w:tcPr>
+          <w:p>
+            <w:r>
+              <w:rPr>
+                <w:sz w:val="20"/>
+              </w:rPr>
+              <w:t>Random Forest</w:t>
+            </w:r>
+          </w:p>
+        </w:tc>
+        <w:tc>
+          <w:tcPr>
+            <w:tcW w:w="1803" w:type="dxa"/>
+            <w:shd w:val="clear" w:color="auto" w:fill="F2F2F2" w:themeFill="background1" w:themeFillShade="F2"/>
+          </w:tcPr>
+          <w:p>
+            <w:r>
+              <w:rPr>
+                <w:sz w:val="20"/>
+              </w:rPr>
+              <w:t>1.0000</w:t>
+            </w:r>
+          </w:p>
+        </w:tc>
+        <w:tc>
+          <w:tcPr>
+            <w:tcW w:w="1803" w:type="dxa"/>
+            <w:shd w:val="clear" w:color="auto" w:fill="F2F2F2" w:themeFill="background1" w:themeFillShade="F2"/>
+          </w:tcPr>
+          <w:p>
+            <w:r>
+              <w:rPr>
+                <w:sz w:val="20"/>
+              </w:rPr>
+              <w:t>0.8824</w:t>
+            </w:r>
+          </w:p>
+        </w:tc>
+        <w:tc>
+          <w:tcPr>
+            <w:tcW w:w="2563" w:type="dxa"/>
+            <w:shd w:val="clear" w:color="auto" w:fill="F2F2F2" w:themeFill="background1" w:themeFillShade="F2"/>
+          </w:tcPr>
+          <w:p>
+            <w:r>
+              <w:rPr>
+                <w:sz w:val="20"/>
+              </w:rPr>
+              <w:t>0.8824</w:t>
+            </w:r>
+          </w:p>
+        </w:tc>
+      </w:tr>
+      <w:tr>
+        <w:tc>
+          <w:tcPr>
+            <w:tcW w:w="2092" w:type="dxa"/>
+            <w:shd w:val="clear" w:color="auto" w:fill="F2F2F2" w:themeFill="background1" w:themeFillShade="F2"/>
+          </w:tcPr>
+          <w:p>
+            <w:r>
+              <w:rPr>
+                <w:sz w:val="20"/>
+              </w:rPr>
+              <w:t>Purchasing</w:t>
+            </w:r>
+          </w:p>
+        </w:tc>
+        <w:tc>
+          <w:tcPr>
+            <w:tcW w:w="1804" w:type="dxa"/>
+            <w:shd w:val="clear" w:color="auto" w:fill="F2F2F2" w:themeFill="background1" w:themeFillShade="F2"/>
+          </w:tcPr>
+          <w:p>
+            <w:r>
+              <w:rPr>
+                <w:sz w:val="20"/>
+              </w:rPr>
+              <w:t>Logistic Regression</w:t>
+            </w:r>
+          </w:p>
+        </w:tc>
+        <w:tc>
+          <w:tcPr>
+            <w:tcW w:w="1803" w:type="dxa"/>
+            <w:shd w:val="clear" w:color="auto" w:fill="F2F2F2" w:themeFill="background1" w:themeFillShade="F2"/>
+          </w:tcPr>
+          <w:p>
+            <w:r>
+              <w:rPr>
+                <w:sz w:val="20"/>
+              </w:rPr>
+              <w:t>1.0000</w:t>
+            </w:r>
+          </w:p>
+        </w:tc>
+        <w:tc>
+          <w:tcPr>
+            <w:tcW w:w="1803" w:type="dxa"/>
+            <w:shd w:val="clear" w:color="auto" w:fill="F2F2F2" w:themeFill="background1" w:themeFillShade="F2"/>
+          </w:tcPr>
+          <w:p>
+            <w:r>
+              <w:rPr>
+                <w:sz w:val="20"/>
+              </w:rPr>
+              <w:t>0.7059</w:t>
+            </w:r>
+          </w:p>
+        </w:tc>
+        <w:tc>
+          <w:tcPr>
+            <w:tcW w:w="2563" w:type="dxa"/>
+            <w:shd w:val="clear" w:color="auto" w:fill="F2F2F2" w:themeFill="background1" w:themeFillShade="F2"/>
+          </w:tcPr>
+          <w:p>
+            <w:r>
+              <w:rPr>
+                <w:sz w:val="20"/>
+              </w:rPr>
+              <w:t>0.7059</w:t>
+            </w:r>
+          </w:p>
+        </w:tc>
+      </w:tr>
+      <w:tr>
+        <w:tc>
+          <w:tcPr>
+            <w:tcW w:w="2092" w:type="dxa"/>
+            <w:shd w:val="clear" w:color="auto" w:fill="F2F2F2" w:themeFill="background1" w:themeFillShade="F2"/>
+          </w:tcPr>
+          <w:p>
+            <w:r>
+              <w:rPr>
+                <w:sz w:val="20"/>
+              </w:rPr>
+              <w:t>Purchasing</w:t>
+            </w:r>
+          </w:p>
+        </w:tc>
+        <w:tc>
+          <w:tcPr>
+            <w:tcW w:w="1804" w:type="dxa"/>
+            <w:shd w:val="clear" w:color="auto" w:fill="F2F2F2" w:themeFill="background1" w:themeFillShade="F2"/>
+          </w:tcPr>
+          <w:p>
+            <w:r>
+              <w:rPr>
+                <w:sz w:val="20"/>
+              </w:rPr>
+              <w:t>Multinomial NB</w:t>
+            </w:r>
+          </w:p>
+        </w:tc>
+        <w:tc>
+          <w:tcPr>
+            <w:tcW w:w="1803" w:type="dxa"/>
+            <w:shd w:val="clear" w:color="auto" w:fill="F2F2F2" w:themeFill="background1" w:themeFillShade="F2"/>
+          </w:tcPr>
+          <w:p>
+            <w:r>
+              <w:rPr>
+                <w:sz w:val="20"/>
+              </w:rPr>
+              <w:t>1.0000</w:t>
+            </w:r>
+          </w:p>
+        </w:tc>
+        <w:tc>
+          <w:tcPr>
+            <w:tcW w:w="1803" w:type="dxa"/>
+            <w:shd w:val="clear" w:color="auto" w:fill="F2F2F2" w:themeFill="background1" w:themeFillShade="F2"/>
+          </w:tcPr>
+          <w:p>
+            <w:r>
+              <w:rPr>
+                <w:sz w:val="20"/>
+              </w:rPr>
+              <w:t>0.7059</w:t>
+            </w:r>
+          </w:p>
+        </w:tc>
+        <w:tc>
+          <w:tcPr>
+            <w:tcW w:w="2563" w:type="dxa"/>
+            <w:shd w:val="clear" w:color="auto" w:fill="F2F2F2" w:themeFill="background1" w:themeFillShade="F2"/>
+          </w:tcPr>
+          <w:p>
+            <w:r>
+              <w:rPr>
+                <w:sz w:val="20"/>
+              </w:rPr>
+              <w:t>0.6471</w:t>
+            </w:r>
+          </w:p>
+        </w:tc>
+      </w:tr>
+    </w:tbl>
     <w:p>
       <w:pPr>
         <w:spacing w:before="240" w:after="240" w:line="240" w:lineRule="auto"/>
@@ -744,18 +1366,18 @@
         <w:tblLook w:val="04A0" w:firstRow="1" w:lastRow="0" w:firstColumn="1" w:lastColumn="0" w:noHBand="0" w:noVBand="1"/>
       </w:tblPr>
       <w:tblGrid>
-        <w:gridCol w:w="4253"/>
-        <w:gridCol w:w="2126"/>
+        <w:gridCol w:w="4395"/>
+        <w:gridCol w:w="1984"/>
         <w:gridCol w:w="4961"/>
       </w:tblGrid>
       <w:tr>
         <w:trPr>
-          <w:trHeight w:hRule="exact" w:val="567"/>
+          <w:trHeight w:hRule="exact" w:val="586"/>
           <w:tblHeader/>
         </w:trPr>
         <w:tc>
           <w:tcPr>
-            <w:tcW w:w="4253" w:type="dxa"/>
+            <w:tcW w:w="4395" w:type="dxa"/>
             <w:shd w:val="clear" w:color="auto" w:fill="95B7F3"/>
           </w:tcPr>
           <w:p>
@@ -790,7 +1412,7 @@
         </w:tc>
         <w:tc>
           <w:tcPr>
-            <w:tcW w:w="2126" w:type="dxa"/>
+            <w:tcW w:w="1984" w:type="dxa"/>
             <w:shd w:val="clear" w:color="auto" w:fill="95B7F3"/>
           </w:tcPr>
           <w:p>
@@ -855,6 +1477,542 @@
                 <w14:ligatures w14:val="none"/>
               </w:rPr>
               <w:t>Responsibility</w:t>
+            </w:r>
+          </w:p>
+        </w:tc>
+      </w:tr>
+      <w:tr>
+        <w:trPr>
+          <w:trHeight w:hRule="exact" w:val="1150"/>
+        </w:trPr>
+        <w:tc>
+          <w:tcPr>
+            <w:tcW w:w="4395" w:type="dxa"/>
+            <w:shd w:val="clear" w:color="auto" w:fill="F2F2F2" w:themeFill="background1" w:themeFillShade="F2"/>
+          </w:tcPr>
+          <w:p>
+            <w:pPr>
+              <w:spacing w:before="240" w:after="240"/>
+              <w:jc w:val="both"/>
+              <w:rPr>
+                <w:rFonts w:ascii="Times New Roman" w:eastAsia="Times New Roman" w:hAnsi="Times New Roman" w:cs="Times New Roman"/>
+                <w:kern w:val="0"/>
+                <w:lang w:eastAsia="en-GB"/>
+                <w14:ligatures w14:val="none"/>
+              </w:rPr>
+            </w:pPr>
+            <w:r>
+              <w:rPr>
+                <w:rFonts w:ascii="Times New Roman" w:eastAsia="Times New Roman" w:hAnsi="Times New Roman" w:cs="Times New Roman"/>
+                <w:kern w:val="0"/>
+                <w:lang w:eastAsia="en-GB"/>
+                <w14:ligatures w14:val="none"/>
+              </w:rPr>
+              <w:t>src/main_controller.py</w:t>
+            </w:r>
+          </w:p>
+        </w:tc>
+        <w:tc>
+          <w:tcPr>
+            <w:tcW w:w="1984" w:type="dxa"/>
+            <w:shd w:val="clear" w:color="auto" w:fill="F2F2F2" w:themeFill="background1" w:themeFillShade="F2"/>
+          </w:tcPr>
+          <w:p>
+            <w:pPr>
+              <w:spacing w:before="240" w:after="240"/>
+              <w:jc w:val="both"/>
+              <w:rPr>
+                <w:rFonts w:ascii="Times New Roman" w:eastAsia="Times New Roman" w:hAnsi="Times New Roman" w:cs="Times New Roman"/>
+                <w:kern w:val="0"/>
+                <w:lang w:eastAsia="en-GB"/>
+                <w14:ligatures w14:val="none"/>
+              </w:rPr>
+            </w:pPr>
+            <w:r>
+              <w:rPr>
+                <w:rFonts w:ascii="Times New Roman" w:eastAsia="Times New Roman" w:hAnsi="Times New Roman" w:cs="Times New Roman"/>
+                <w:kern w:val="0"/>
+                <w:lang w:eastAsia="en-GB"/>
+                <w14:ligatures w14:val="none"/>
+              </w:rPr>
+              <w:t>Controller</w:t>
+            </w:r>
+          </w:p>
+        </w:tc>
+        <w:tc>
+          <w:tcPr>
+            <w:tcW w:w="4961" w:type="dxa"/>
+            <w:shd w:val="clear" w:color="auto" w:fill="F2F2F2" w:themeFill="background1" w:themeFillShade="F2"/>
+          </w:tcPr>
+          <w:p>
+            <w:pPr>
+              <w:spacing w:before="240" w:after="240"/>
+              <w:jc w:val="both"/>
+              <w:rPr>
+                <w:rFonts w:ascii="Times New Roman" w:eastAsia="Times New Roman" w:hAnsi="Times New Roman" w:cs="Times New Roman"/>
+                <w:kern w:val="0"/>
+                <w:lang w:eastAsia="en-GB"/>
+                <w14:ligatures w14:val="none"/>
+              </w:rPr>
+            </w:pPr>
+            <w:r>
+              <w:rPr>
+                <w:rFonts w:ascii="Times New Roman" w:eastAsia="Times New Roman" w:hAnsi="Times New Roman" w:cs="Times New Roman"/>
+                <w:kern w:val="0"/>
+                <w:lang w:eastAsia="en-GB"/>
+                <w14:ligatures w14:val="none"/>
+              </w:rPr>
+              <w:t xml:space="preserve">Runs the full pipeline: load data, vectorize text, create the </w:t>
+            </w:r>
+            <w:proofErr w:type="spellStart"/>
+            <w:r>
+              <w:rPr>
+                <w:rFonts w:ascii="Times New Roman" w:eastAsia="Times New Roman" w:hAnsi="Times New Roman" w:cs="Times New Roman"/>
+                <w:kern w:val="0"/>
+                <w:lang w:eastAsia="en-GB"/>
+                <w14:ligatures w14:val="none"/>
+              </w:rPr>
+              <w:t>DatasetBundle</w:t>
+            </w:r>
+            <w:proofErr w:type="spellEnd"/>
+            <w:r>
+              <w:rPr>
+                <w:rFonts w:ascii="Times New Roman" w:eastAsia="Times New Roman" w:hAnsi="Times New Roman" w:cs="Times New Roman"/>
+                <w:kern w:val="0"/>
+                <w:lang w:eastAsia="en-GB"/>
+                <w14:ligatures w14:val="none"/>
+              </w:rPr>
+              <w:t>, run the models, and evaluate results</w:t>
+            </w:r>
+          </w:p>
+        </w:tc>
+      </w:tr>
+      <w:tr>
+        <w:trPr>
+          <w:trHeight w:hRule="exact" w:val="570"/>
+        </w:trPr>
+        <w:tc>
+          <w:tcPr>
+            <w:tcW w:w="4395" w:type="dxa"/>
+            <w:shd w:val="clear" w:color="auto" w:fill="F2F2F2" w:themeFill="background1" w:themeFillShade="F2"/>
+          </w:tcPr>
+          <w:p>
+            <w:pPr>
+              <w:spacing w:before="240" w:after="240"/>
+              <w:jc w:val="both"/>
+              <w:rPr>
+                <w:rFonts w:ascii="Times New Roman" w:eastAsia="Times New Roman" w:hAnsi="Times New Roman" w:cs="Times New Roman"/>
+                <w:kern w:val="0"/>
+                <w:lang w:eastAsia="en-GB"/>
+                <w14:ligatures w14:val="none"/>
+              </w:rPr>
+            </w:pPr>
+            <w:r>
+              <w:rPr>
+                <w:rFonts w:ascii="Times New Roman" w:eastAsia="Times New Roman" w:hAnsi="Times New Roman" w:cs="Times New Roman"/>
+                <w:kern w:val="0"/>
+                <w:lang w:eastAsia="en-GB"/>
+                <w14:ligatures w14:val="none"/>
+              </w:rPr>
+              <w:t>data/Purchasing.csv, data/AppGallery.csv</w:t>
+            </w:r>
+          </w:p>
+        </w:tc>
+        <w:tc>
+          <w:tcPr>
+            <w:tcW w:w="1984" w:type="dxa"/>
+            <w:shd w:val="clear" w:color="auto" w:fill="F2F2F2" w:themeFill="background1" w:themeFillShade="F2"/>
+          </w:tcPr>
+          <w:p>
+            <w:pPr>
+              <w:spacing w:before="240" w:after="240"/>
+              <w:jc w:val="both"/>
+              <w:rPr>
+                <w:rFonts w:ascii="Times New Roman" w:eastAsia="Times New Roman" w:hAnsi="Times New Roman" w:cs="Times New Roman"/>
+                <w:kern w:val="0"/>
+                <w:lang w:eastAsia="en-GB"/>
+                <w14:ligatures w14:val="none"/>
+              </w:rPr>
+            </w:pPr>
+            <w:r>
+              <w:rPr>
+                <w:rFonts w:ascii="Times New Roman" w:eastAsia="Times New Roman" w:hAnsi="Times New Roman" w:cs="Times New Roman"/>
+                <w:kern w:val="0"/>
+                <w:lang w:eastAsia="en-GB"/>
+                <w14:ligatures w14:val="none"/>
+              </w:rPr>
+              <w:t>Data sources</w:t>
+            </w:r>
+          </w:p>
+        </w:tc>
+        <w:tc>
+          <w:tcPr>
+            <w:tcW w:w="4961" w:type="dxa"/>
+            <w:shd w:val="clear" w:color="auto" w:fill="F2F2F2" w:themeFill="background1" w:themeFillShade="F2"/>
+          </w:tcPr>
+          <w:p>
+            <w:pPr>
+              <w:spacing w:before="240" w:after="240"/>
+              <w:jc w:val="both"/>
+              <w:rPr>
+                <w:rFonts w:ascii="Times New Roman" w:eastAsia="Times New Roman" w:hAnsi="Times New Roman" w:cs="Times New Roman"/>
+                <w:kern w:val="0"/>
+                <w:lang w:eastAsia="en-GB"/>
+                <w14:ligatures w14:val="none"/>
+              </w:rPr>
+            </w:pPr>
+            <w:r>
+              <w:rPr>
+                <w:rFonts w:ascii="Times New Roman" w:eastAsia="Times New Roman" w:hAnsi="Times New Roman" w:cs="Times New Roman"/>
+                <w:kern w:val="0"/>
+                <w:lang w:eastAsia="en-GB"/>
+                <w14:ligatures w14:val="none"/>
+              </w:rPr>
+              <w:t>CSV files used as input datasets</w:t>
+            </w:r>
+          </w:p>
+        </w:tc>
+      </w:tr>
+      <w:tr>
+        <w:trPr>
+          <w:trHeight w:hRule="exact" w:val="1136"/>
+        </w:trPr>
+        <w:tc>
+          <w:tcPr>
+            <w:tcW w:w="4395" w:type="dxa"/>
+            <w:shd w:val="clear" w:color="auto" w:fill="F2F2F2" w:themeFill="background1" w:themeFillShade="F2"/>
+          </w:tcPr>
+          <w:p>
+            <w:pPr>
+              <w:spacing w:before="240" w:after="240"/>
+              <w:jc w:val="both"/>
+              <w:rPr>
+                <w:rFonts w:ascii="Times New Roman" w:eastAsia="Times New Roman" w:hAnsi="Times New Roman" w:cs="Times New Roman"/>
+                <w:kern w:val="0"/>
+                <w:lang w:eastAsia="en-GB"/>
+                <w14:ligatures w14:val="none"/>
+              </w:rPr>
+            </w:pPr>
+            <w:r>
+              <w:rPr>
+                <w:rFonts w:ascii="Times New Roman" w:eastAsia="Times New Roman" w:hAnsi="Times New Roman" w:cs="Times New Roman"/>
+                <w:kern w:val="0"/>
+                <w:lang w:eastAsia="en-GB"/>
+                <w14:ligatures w14:val="none"/>
+              </w:rPr>
+              <w:t>src/config.py</w:t>
+            </w:r>
+          </w:p>
+        </w:tc>
+        <w:tc>
+          <w:tcPr>
+            <w:tcW w:w="1984" w:type="dxa"/>
+            <w:shd w:val="clear" w:color="auto" w:fill="F2F2F2" w:themeFill="background1" w:themeFillShade="F2"/>
+          </w:tcPr>
+          <w:p>
+            <w:pPr>
+              <w:spacing w:before="240" w:after="240"/>
+              <w:jc w:val="both"/>
+              <w:rPr>
+                <w:rFonts w:ascii="Times New Roman" w:eastAsia="Times New Roman" w:hAnsi="Times New Roman" w:cs="Times New Roman"/>
+                <w:kern w:val="0"/>
+                <w:lang w:eastAsia="en-GB"/>
+                <w14:ligatures w14:val="none"/>
+              </w:rPr>
+            </w:pPr>
+            <w:r>
+              <w:rPr>
+                <w:rFonts w:ascii="Times New Roman" w:eastAsia="Times New Roman" w:hAnsi="Times New Roman" w:cs="Times New Roman"/>
+                <w:kern w:val="0"/>
+                <w:lang w:eastAsia="en-GB"/>
+                <w14:ligatures w14:val="none"/>
+              </w:rPr>
+              <w:t>Configuration</w:t>
+            </w:r>
+          </w:p>
+        </w:tc>
+        <w:tc>
+          <w:tcPr>
+            <w:tcW w:w="4961" w:type="dxa"/>
+            <w:shd w:val="clear" w:color="auto" w:fill="F2F2F2" w:themeFill="background1" w:themeFillShade="F2"/>
+          </w:tcPr>
+          <w:p>
+            <w:pPr>
+              <w:spacing w:before="240" w:after="240"/>
+              <w:jc w:val="both"/>
+              <w:rPr>
+                <w:rFonts w:ascii="Times New Roman" w:eastAsia="Times New Roman" w:hAnsi="Times New Roman" w:cs="Times New Roman"/>
+                <w:kern w:val="0"/>
+                <w:lang w:eastAsia="en-GB"/>
+                <w14:ligatures w14:val="none"/>
+              </w:rPr>
+            </w:pPr>
+            <w:r>
+              <w:rPr>
+                <w:rFonts w:ascii="Times New Roman" w:eastAsia="Times New Roman" w:hAnsi="Times New Roman" w:cs="Times New Roman"/>
+                <w:kern w:val="0"/>
+                <w:lang w:eastAsia="en-GB"/>
+                <w14:ligatures w14:val="none"/>
+              </w:rPr>
+              <w:t>Defines dataset path, column names, test size, random state, minimum class count, and maximum TF-IDF features</w:t>
+            </w:r>
+          </w:p>
+        </w:tc>
+      </w:tr>
+      <w:tr>
+        <w:trPr>
+          <w:trHeight w:hRule="exact" w:val="1122"/>
+        </w:trPr>
+        <w:tc>
+          <w:tcPr>
+            <w:tcW w:w="4395" w:type="dxa"/>
+            <w:shd w:val="clear" w:color="auto" w:fill="F2F2F2" w:themeFill="background1" w:themeFillShade="F2"/>
+          </w:tcPr>
+          <w:p>
+            <w:pPr>
+              <w:spacing w:before="240" w:after="240"/>
+              <w:jc w:val="both"/>
+              <w:rPr>
+                <w:rFonts w:ascii="Times New Roman" w:eastAsia="Times New Roman" w:hAnsi="Times New Roman" w:cs="Times New Roman"/>
+                <w:kern w:val="0"/>
+                <w:lang w:eastAsia="en-GB"/>
+                <w14:ligatures w14:val="none"/>
+              </w:rPr>
+            </w:pPr>
+            <w:r>
+              <w:rPr>
+                <w:rFonts w:ascii="Times New Roman" w:eastAsia="Times New Roman" w:hAnsi="Times New Roman" w:cs="Times New Roman"/>
+                <w:kern w:val="0"/>
+                <w:lang w:eastAsia="en-GB"/>
+                <w14:ligatures w14:val="none"/>
+              </w:rPr>
+              <w:t>src/preprocessing/data_loader.py</w:t>
+            </w:r>
+          </w:p>
+        </w:tc>
+        <w:tc>
+          <w:tcPr>
+            <w:tcW w:w="1984" w:type="dxa"/>
+            <w:shd w:val="clear" w:color="auto" w:fill="F2F2F2" w:themeFill="background1" w:themeFillShade="F2"/>
+          </w:tcPr>
+          <w:p>
+            <w:pPr>
+              <w:spacing w:before="240" w:after="240"/>
+              <w:jc w:val="both"/>
+              <w:rPr>
+                <w:rFonts w:ascii="Times New Roman" w:eastAsia="Times New Roman" w:hAnsi="Times New Roman" w:cs="Times New Roman"/>
+                <w:kern w:val="0"/>
+                <w:lang w:eastAsia="en-GB"/>
+                <w14:ligatures w14:val="none"/>
+              </w:rPr>
+            </w:pPr>
+            <w:r>
+              <w:rPr>
+                <w:rFonts w:ascii="Times New Roman" w:eastAsia="Times New Roman" w:hAnsi="Times New Roman" w:cs="Times New Roman"/>
+                <w:kern w:val="0"/>
+                <w:lang w:eastAsia="en-GB"/>
+                <w14:ligatures w14:val="none"/>
+              </w:rPr>
+              <w:t>Preprocessing</w:t>
+            </w:r>
+          </w:p>
+        </w:tc>
+        <w:tc>
+          <w:tcPr>
+            <w:tcW w:w="4961" w:type="dxa"/>
+            <w:shd w:val="clear" w:color="auto" w:fill="F2F2F2" w:themeFill="background1" w:themeFillShade="F2"/>
+          </w:tcPr>
+          <w:p>
+            <w:pPr>
+              <w:spacing w:before="240" w:after="240"/>
+              <w:jc w:val="both"/>
+              <w:rPr>
+                <w:rFonts w:ascii="Times New Roman" w:eastAsia="Times New Roman" w:hAnsi="Times New Roman" w:cs="Times New Roman"/>
+                <w:kern w:val="0"/>
+                <w:lang w:eastAsia="en-GB"/>
+                <w14:ligatures w14:val="none"/>
+              </w:rPr>
+            </w:pPr>
+            <w:r>
+              <w:rPr>
+                <w:rFonts w:ascii="Times New Roman" w:eastAsia="Times New Roman" w:hAnsi="Times New Roman" w:cs="Times New Roman"/>
+                <w:kern w:val="0"/>
+                <w:lang w:eastAsia="en-GB"/>
+                <w14:ligatures w14:val="none"/>
+              </w:rPr>
+              <w:t>Loads CSV, applies text cleaning, handles missing labels, builds chained targets (t2, t23, t234), splits train/test</w:t>
+            </w:r>
+          </w:p>
+        </w:tc>
+      </w:tr>
+      <w:tr>
+        <w:trPr>
+          <w:trHeight w:hRule="exact" w:val="848"/>
+        </w:trPr>
+        <w:tc>
+          <w:tcPr>
+            <w:tcW w:w="4395" w:type="dxa"/>
+            <w:shd w:val="clear" w:color="auto" w:fill="F2F2F2" w:themeFill="background1" w:themeFillShade="F2"/>
+          </w:tcPr>
+          <w:p>
+            <w:pPr>
+              <w:spacing w:before="240" w:after="240"/>
+              <w:jc w:val="both"/>
+              <w:rPr>
+                <w:rFonts w:ascii="Times New Roman" w:eastAsia="Times New Roman" w:hAnsi="Times New Roman" w:cs="Times New Roman"/>
+                <w:kern w:val="0"/>
+                <w:lang w:eastAsia="en-GB"/>
+                <w14:ligatures w14:val="none"/>
+              </w:rPr>
+            </w:pPr>
+            <w:r>
+              <w:rPr>
+                <w:rFonts w:ascii="Times New Roman" w:eastAsia="Times New Roman" w:hAnsi="Times New Roman" w:cs="Times New Roman"/>
+                <w:kern w:val="0"/>
+                <w:lang w:eastAsia="en-GB"/>
+                <w14:ligatures w14:val="none"/>
+              </w:rPr>
+              <w:t>src/preprocessing/splitter.py</w:t>
+            </w:r>
+          </w:p>
+        </w:tc>
+        <w:tc>
+          <w:tcPr>
+            <w:tcW w:w="1984" w:type="dxa"/>
+            <w:shd w:val="clear" w:color="auto" w:fill="F2F2F2" w:themeFill="background1" w:themeFillShade="F2"/>
+          </w:tcPr>
+          <w:p>
+            <w:pPr>
+              <w:spacing w:before="240" w:after="240"/>
+              <w:jc w:val="both"/>
+              <w:rPr>
+                <w:rFonts w:ascii="Times New Roman" w:eastAsia="Times New Roman" w:hAnsi="Times New Roman" w:cs="Times New Roman"/>
+                <w:kern w:val="0"/>
+                <w:lang w:eastAsia="en-GB"/>
+                <w14:ligatures w14:val="none"/>
+              </w:rPr>
+            </w:pPr>
+            <w:r>
+              <w:rPr>
+                <w:rFonts w:ascii="Times New Roman" w:eastAsia="Times New Roman" w:hAnsi="Times New Roman" w:cs="Times New Roman"/>
+                <w:kern w:val="0"/>
+                <w:lang w:eastAsia="en-GB"/>
+                <w14:ligatures w14:val="none"/>
+              </w:rPr>
+              <w:t>Preprocessing</w:t>
+            </w:r>
+          </w:p>
+        </w:tc>
+        <w:tc>
+          <w:tcPr>
+            <w:tcW w:w="4961" w:type="dxa"/>
+            <w:shd w:val="clear" w:color="auto" w:fill="F2F2F2" w:themeFill="background1" w:themeFillShade="F2"/>
+          </w:tcPr>
+          <w:p>
+            <w:pPr>
+              <w:spacing w:before="240" w:after="240"/>
+              <w:jc w:val="both"/>
+              <w:rPr>
+                <w:rFonts w:ascii="Times New Roman" w:eastAsia="Times New Roman" w:hAnsi="Times New Roman" w:cs="Times New Roman"/>
+                <w:kern w:val="0"/>
+                <w:lang w:eastAsia="en-GB"/>
+                <w14:ligatures w14:val="none"/>
+              </w:rPr>
+            </w:pPr>
+            <w:r>
+              <w:rPr>
+                <w:rFonts w:ascii="Times New Roman" w:eastAsia="Times New Roman" w:hAnsi="Times New Roman" w:cs="Times New Roman"/>
+                <w:kern w:val="0"/>
+                <w:lang w:eastAsia="en-GB"/>
+                <w14:ligatures w14:val="none"/>
+              </w:rPr>
+              <w:t>Splits the prepared dataset into stratified training and test sets based on Type 2 labels</w:t>
+            </w:r>
+          </w:p>
+        </w:tc>
+      </w:tr>
+      <w:tr>
+        <w:trPr>
+          <w:trHeight w:hRule="exact" w:val="848"/>
+        </w:trPr>
+        <w:tc>
+          <w:tcPr>
+            <w:tcW w:w="4395" w:type="dxa"/>
+            <w:shd w:val="clear" w:color="auto" w:fill="F2F2F2" w:themeFill="background1" w:themeFillShade="F2"/>
+          </w:tcPr>
+          <w:p>
+            <w:pPr>
+              <w:spacing w:before="240" w:after="240"/>
+              <w:jc w:val="both"/>
+              <w:rPr>
+                <w:rFonts w:ascii="Times New Roman" w:eastAsia="Times New Roman" w:hAnsi="Times New Roman" w:cs="Times New Roman"/>
+                <w:kern w:val="0"/>
+                <w:lang w:eastAsia="en-GB"/>
+                <w14:ligatures w14:val="none"/>
+              </w:rPr>
+            </w:pPr>
+            <w:r>
+              <w:rPr>
+                <w:rFonts w:ascii="Times New Roman" w:eastAsia="Times New Roman" w:hAnsi="Times New Roman" w:cs="Times New Roman"/>
+                <w:kern w:val="0"/>
+                <w:lang w:eastAsia="en-GB"/>
+                <w14:ligatures w14:val="none"/>
+              </w:rPr>
+              <w:t>src/preprocessing/text_cleaner.py</w:t>
+            </w:r>
+          </w:p>
+        </w:tc>
+        <w:tc>
+          <w:tcPr>
+            <w:tcW w:w="1984" w:type="dxa"/>
+            <w:shd w:val="clear" w:color="auto" w:fill="F2F2F2" w:themeFill="background1" w:themeFillShade="F2"/>
+          </w:tcPr>
+          <w:p>
+            <w:pPr>
+              <w:spacing w:before="240" w:after="240"/>
+              <w:jc w:val="both"/>
+              <w:rPr>
+                <w:rFonts w:ascii="Times New Roman" w:eastAsia="Times New Roman" w:hAnsi="Times New Roman" w:cs="Times New Roman"/>
+                <w:kern w:val="0"/>
+                <w:lang w:eastAsia="en-GB"/>
+                <w14:ligatures w14:val="none"/>
+              </w:rPr>
+            </w:pPr>
+            <w:r>
+              <w:rPr>
+                <w:rFonts w:ascii="Times New Roman" w:eastAsia="Times New Roman" w:hAnsi="Times New Roman" w:cs="Times New Roman"/>
+                <w:kern w:val="0"/>
+                <w:lang w:eastAsia="en-GB"/>
+                <w14:ligatures w14:val="none"/>
+              </w:rPr>
+              <w:t>Preprocessing</w:t>
+            </w:r>
+          </w:p>
+        </w:tc>
+        <w:tc>
+          <w:tcPr>
+            <w:tcW w:w="4961" w:type="dxa"/>
+            <w:shd w:val="clear" w:color="auto" w:fill="F2F2F2" w:themeFill="background1" w:themeFillShade="F2"/>
+          </w:tcPr>
+          <w:p>
+            <w:pPr>
+              <w:spacing w:before="240" w:after="240"/>
+              <w:jc w:val="both"/>
+              <w:rPr>
+                <w:rFonts w:ascii="Times New Roman" w:eastAsia="Times New Roman" w:hAnsi="Times New Roman" w:cs="Times New Roman"/>
+                <w:kern w:val="0"/>
+                <w:lang w:eastAsia="en-GB"/>
+                <w14:ligatures w14:val="none"/>
+              </w:rPr>
+            </w:pPr>
+            <w:r>
+              <w:rPr>
+                <w:rFonts w:ascii="Times New Roman" w:eastAsia="Times New Roman" w:hAnsi="Times New Roman" w:cs="Times New Roman"/>
+                <w:kern w:val="0"/>
+                <w:lang w:eastAsia="en-GB"/>
+                <w14:ligatures w14:val="none"/>
+              </w:rPr>
+              <w:t>Provides reusable text cleaning utilities used by the loader</w:t>
             </w:r>
           </w:p>
         </w:tc>
@@ -865,55 +2023,55 @@
         </w:trPr>
         <w:tc>
           <w:tcPr>
-            <w:tcW w:w="4253" w:type="dxa"/>
-            <w:shd w:val="clear" w:color="auto" w:fill="F2F2F2" w:themeFill="background1" w:themeFillShade="F2"/>
-          </w:tcPr>
-          <w:p>
-            <w:pPr>
-              <w:spacing w:before="240" w:after="240"/>
-              <w:jc w:val="both"/>
-              <w:rPr>
-                <w:rFonts w:ascii="Times New Roman" w:eastAsia="Times New Roman" w:hAnsi="Times New Roman" w:cs="Times New Roman"/>
-                <w:kern w:val="0"/>
-                <w:lang w:eastAsia="en-GB"/>
-                <w14:ligatures w14:val="none"/>
-              </w:rPr>
-            </w:pPr>
-            <w:r>
-              <w:rPr>
-                <w:rFonts w:ascii="Times New Roman" w:eastAsia="Times New Roman" w:hAnsi="Times New Roman" w:cs="Times New Roman"/>
-                <w:kern w:val="0"/>
-                <w:lang w:eastAsia="en-GB"/>
-                <w14:ligatures w14:val="none"/>
-              </w:rPr>
-              <w:t>src/main_controller.py</w:t>
-            </w:r>
-          </w:p>
-        </w:tc>
-        <w:tc>
-          <w:tcPr>
-            <w:tcW w:w="2126" w:type="dxa"/>
-            <w:shd w:val="clear" w:color="auto" w:fill="F2F2F2" w:themeFill="background1" w:themeFillShade="F2"/>
-          </w:tcPr>
-          <w:p>
-            <w:pPr>
-              <w:spacing w:before="240" w:after="240"/>
-              <w:jc w:val="both"/>
-              <w:rPr>
-                <w:rFonts w:ascii="Times New Roman" w:eastAsia="Times New Roman" w:hAnsi="Times New Roman" w:cs="Times New Roman"/>
-                <w:kern w:val="0"/>
-                <w:lang w:eastAsia="en-GB"/>
-                <w14:ligatures w14:val="none"/>
-              </w:rPr>
-            </w:pPr>
-            <w:r>
-              <w:rPr>
-                <w:rFonts w:ascii="Times New Roman" w:eastAsia="Times New Roman" w:hAnsi="Times New Roman" w:cs="Times New Roman"/>
-                <w:kern w:val="0"/>
-                <w:lang w:eastAsia="en-GB"/>
-                <w14:ligatures w14:val="none"/>
-              </w:rPr>
-              <w:t>Controller</w:t>
+            <w:tcW w:w="4395" w:type="dxa"/>
+            <w:shd w:val="clear" w:color="auto" w:fill="F2F2F2" w:themeFill="background1" w:themeFillShade="F2"/>
+          </w:tcPr>
+          <w:p>
+            <w:pPr>
+              <w:spacing w:before="240" w:after="240"/>
+              <w:jc w:val="both"/>
+              <w:rPr>
+                <w:rFonts w:ascii="Times New Roman" w:eastAsia="Times New Roman" w:hAnsi="Times New Roman" w:cs="Times New Roman"/>
+                <w:kern w:val="0"/>
+                <w:lang w:eastAsia="en-GB"/>
+                <w14:ligatures w14:val="none"/>
+              </w:rPr>
+            </w:pPr>
+            <w:r>
+              <w:rPr>
+                <w:rFonts w:ascii="Times New Roman" w:eastAsia="Times New Roman" w:hAnsi="Times New Roman" w:cs="Times New Roman"/>
+                <w:kern w:val="0"/>
+                <w:lang w:eastAsia="en-GB"/>
+                <w14:ligatures w14:val="none"/>
+              </w:rPr>
+              <w:t>src/features/vectorizer.py</w:t>
+            </w:r>
+          </w:p>
+        </w:tc>
+        <w:tc>
+          <w:tcPr>
+            <w:tcW w:w="1984" w:type="dxa"/>
+            <w:shd w:val="clear" w:color="auto" w:fill="F2F2F2" w:themeFill="background1" w:themeFillShade="F2"/>
+          </w:tcPr>
+          <w:p>
+            <w:pPr>
+              <w:spacing w:before="240" w:after="240"/>
+              <w:jc w:val="both"/>
+              <w:rPr>
+                <w:rFonts w:ascii="Times New Roman" w:eastAsia="Times New Roman" w:hAnsi="Times New Roman" w:cs="Times New Roman"/>
+                <w:kern w:val="0"/>
+                <w:lang w:eastAsia="en-GB"/>
+                <w14:ligatures w14:val="none"/>
+              </w:rPr>
+            </w:pPr>
+            <w:r>
+              <w:rPr>
+                <w:rFonts w:ascii="Times New Roman" w:eastAsia="Times New Roman" w:hAnsi="Times New Roman" w:cs="Times New Roman"/>
+                <w:kern w:val="0"/>
+                <w:lang w:eastAsia="en-GB"/>
+                <w14:ligatures w14:val="none"/>
+              </w:rPr>
+              <w:t>Feature engineering</w:t>
             </w:r>
           </w:p>
         </w:tc>
@@ -940,7 +2098,7 @@
                 <w:lang w:eastAsia="en-GB"/>
                 <w14:ligatures w14:val="none"/>
               </w:rPr>
-              <w:t>Runs the full pipeline: load data, vectorize text, create the DatasetBundle, run the models, and evaluate results</w:t>
+              <w:t>Fits TF-IDF on training text and transforms train and test sets into numeric matrices</w:t>
             </w:r>
           </w:p>
         </w:tc>
@@ -951,55 +2109,55 @@
         </w:trPr>
         <w:tc>
           <w:tcPr>
-            <w:tcW w:w="4253" w:type="dxa"/>
-            <w:shd w:val="clear" w:color="auto" w:fill="F2F2F2" w:themeFill="background1" w:themeFillShade="F2"/>
-          </w:tcPr>
-          <w:p>
-            <w:pPr>
-              <w:spacing w:before="240" w:after="240"/>
-              <w:jc w:val="both"/>
-              <w:rPr>
-                <w:rFonts w:ascii="Times New Roman" w:eastAsia="Times New Roman" w:hAnsi="Times New Roman" w:cs="Times New Roman"/>
-                <w:kern w:val="0"/>
-                <w:lang w:eastAsia="en-GB"/>
-                <w14:ligatures w14:val="none"/>
-              </w:rPr>
-            </w:pPr>
-            <w:r>
-              <w:rPr>
-                <w:rFonts w:ascii="Times New Roman" w:eastAsia="Times New Roman" w:hAnsi="Times New Roman" w:cs="Times New Roman"/>
-                <w:kern w:val="0"/>
-                <w:lang w:eastAsia="en-GB"/>
-                <w14:ligatures w14:val="none"/>
-              </w:rPr>
-              <w:t>data/Purchasing.csv, data/AppGallery.csv</w:t>
-            </w:r>
-          </w:p>
-        </w:tc>
-        <w:tc>
-          <w:tcPr>
-            <w:tcW w:w="2126" w:type="dxa"/>
-            <w:shd w:val="clear" w:color="auto" w:fill="F2F2F2" w:themeFill="background1" w:themeFillShade="F2"/>
-          </w:tcPr>
-          <w:p>
-            <w:pPr>
-              <w:spacing w:before="240" w:after="240"/>
-              <w:jc w:val="both"/>
-              <w:rPr>
-                <w:rFonts w:ascii="Times New Roman" w:eastAsia="Times New Roman" w:hAnsi="Times New Roman" w:cs="Times New Roman"/>
-                <w:kern w:val="0"/>
-                <w:lang w:eastAsia="en-GB"/>
-                <w14:ligatures w14:val="none"/>
-              </w:rPr>
-            </w:pPr>
-            <w:r>
-              <w:rPr>
-                <w:rFonts w:ascii="Times New Roman" w:eastAsia="Times New Roman" w:hAnsi="Times New Roman" w:cs="Times New Roman"/>
-                <w:kern w:val="0"/>
-                <w:lang w:eastAsia="en-GB"/>
-                <w14:ligatures w14:val="none"/>
-              </w:rPr>
-              <w:t>Data sources</w:t>
+            <w:tcW w:w="4395" w:type="dxa"/>
+            <w:shd w:val="clear" w:color="auto" w:fill="F2F2F2" w:themeFill="background1" w:themeFillShade="F2"/>
+          </w:tcPr>
+          <w:p>
+            <w:pPr>
+              <w:spacing w:before="240" w:after="240"/>
+              <w:jc w:val="both"/>
+              <w:rPr>
+                <w:rFonts w:ascii="Times New Roman" w:eastAsia="Times New Roman" w:hAnsi="Times New Roman" w:cs="Times New Roman"/>
+                <w:kern w:val="0"/>
+                <w:lang w:eastAsia="en-GB"/>
+                <w14:ligatures w14:val="none"/>
+              </w:rPr>
+            </w:pPr>
+            <w:r>
+              <w:rPr>
+                <w:rFonts w:ascii="Times New Roman" w:eastAsia="Times New Roman" w:hAnsi="Times New Roman" w:cs="Times New Roman"/>
+                <w:kern w:val="0"/>
+                <w:lang w:eastAsia="en-GB"/>
+                <w14:ligatures w14:val="none"/>
+              </w:rPr>
+              <w:t>src/data_models/dataset_bundle.py</w:t>
+            </w:r>
+          </w:p>
+        </w:tc>
+        <w:tc>
+          <w:tcPr>
+            <w:tcW w:w="1984" w:type="dxa"/>
+            <w:shd w:val="clear" w:color="auto" w:fill="F2F2F2" w:themeFill="background1" w:themeFillShade="F2"/>
+          </w:tcPr>
+          <w:p>
+            <w:pPr>
+              <w:spacing w:before="240" w:after="240"/>
+              <w:jc w:val="both"/>
+              <w:rPr>
+                <w:rFonts w:ascii="Times New Roman" w:eastAsia="Times New Roman" w:hAnsi="Times New Roman" w:cs="Times New Roman"/>
+                <w:kern w:val="0"/>
+                <w:lang w:eastAsia="en-GB"/>
+                <w14:ligatures w14:val="none"/>
+              </w:rPr>
+            </w:pPr>
+            <w:r>
+              <w:rPr>
+                <w:rFonts w:ascii="Times New Roman" w:eastAsia="Times New Roman" w:hAnsi="Times New Roman" w:cs="Times New Roman"/>
+                <w:kern w:val="0"/>
+                <w:lang w:eastAsia="en-GB"/>
+                <w14:ligatures w14:val="none"/>
+              </w:rPr>
+              <w:t>Data model</w:t>
             </w:r>
           </w:p>
         </w:tc>
@@ -1026,7 +2184,47 @@
                 <w:lang w:eastAsia="en-GB"/>
                 <w14:ligatures w14:val="none"/>
               </w:rPr>
-              <w:t>CSV files used as input datasets</w:t>
+              <w:t xml:space="preserve">Encapsulates </w:t>
+            </w:r>
+            <w:proofErr w:type="spellStart"/>
+            <w:r>
+              <w:rPr>
+                <w:rFonts w:ascii="Times New Roman" w:eastAsia="Times New Roman" w:hAnsi="Times New Roman" w:cs="Times New Roman"/>
+                <w:kern w:val="0"/>
+                <w:lang w:eastAsia="en-GB"/>
+                <w14:ligatures w14:val="none"/>
+              </w:rPr>
+              <w:t>X_train</w:t>
+            </w:r>
+            <w:proofErr w:type="spellEnd"/>
+            <w:r>
+              <w:rPr>
+                <w:rFonts w:ascii="Times New Roman" w:eastAsia="Times New Roman" w:hAnsi="Times New Roman" w:cs="Times New Roman"/>
+                <w:kern w:val="0"/>
+                <w:lang w:eastAsia="en-GB"/>
+                <w14:ligatures w14:val="none"/>
+              </w:rPr>
+              <w:t xml:space="preserve">, </w:t>
+            </w:r>
+            <w:proofErr w:type="spellStart"/>
+            <w:r>
+              <w:rPr>
+                <w:rFonts w:ascii="Times New Roman" w:eastAsia="Times New Roman" w:hAnsi="Times New Roman" w:cs="Times New Roman"/>
+                <w:kern w:val="0"/>
+                <w:lang w:eastAsia="en-GB"/>
+                <w14:ligatures w14:val="none"/>
+              </w:rPr>
+              <w:t>X_test</w:t>
+            </w:r>
+            <w:proofErr w:type="spellEnd"/>
+            <w:r>
+              <w:rPr>
+                <w:rFonts w:ascii="Times New Roman" w:eastAsia="Times New Roman" w:hAnsi="Times New Roman" w:cs="Times New Roman"/>
+                <w:kern w:val="0"/>
+                <w:lang w:eastAsia="en-GB"/>
+                <w14:ligatures w14:val="none"/>
+              </w:rPr>
+              <w:t xml:space="preserve"> and the three target sets (t2, t23, t234) in a single object</w:t>
             </w:r>
           </w:p>
         </w:tc>
@@ -1037,55 +2235,55 @@
         </w:trPr>
         <w:tc>
           <w:tcPr>
-            <w:tcW w:w="4253" w:type="dxa"/>
-            <w:shd w:val="clear" w:color="auto" w:fill="F2F2F2" w:themeFill="background1" w:themeFillShade="F2"/>
-          </w:tcPr>
-          <w:p>
-            <w:pPr>
-              <w:spacing w:before="240" w:after="240"/>
-              <w:jc w:val="both"/>
-              <w:rPr>
-                <w:rFonts w:ascii="Times New Roman" w:eastAsia="Times New Roman" w:hAnsi="Times New Roman" w:cs="Times New Roman"/>
-                <w:kern w:val="0"/>
-                <w:lang w:eastAsia="en-GB"/>
-                <w14:ligatures w14:val="none"/>
-              </w:rPr>
-            </w:pPr>
-            <w:r>
-              <w:rPr>
-                <w:rFonts w:ascii="Times New Roman" w:eastAsia="Times New Roman" w:hAnsi="Times New Roman" w:cs="Times New Roman"/>
-                <w:kern w:val="0"/>
-                <w:lang w:eastAsia="en-GB"/>
-                <w14:ligatures w14:val="none"/>
-              </w:rPr>
-              <w:t>src/config.py</w:t>
-            </w:r>
-          </w:p>
-        </w:tc>
-        <w:tc>
-          <w:tcPr>
-            <w:tcW w:w="2126" w:type="dxa"/>
-            <w:shd w:val="clear" w:color="auto" w:fill="F2F2F2" w:themeFill="background1" w:themeFillShade="F2"/>
-          </w:tcPr>
-          <w:p>
-            <w:pPr>
-              <w:spacing w:before="240" w:after="240"/>
-              <w:jc w:val="both"/>
-              <w:rPr>
-                <w:rFonts w:ascii="Times New Roman" w:eastAsia="Times New Roman" w:hAnsi="Times New Roman" w:cs="Times New Roman"/>
-                <w:kern w:val="0"/>
-                <w:lang w:eastAsia="en-GB"/>
-                <w14:ligatures w14:val="none"/>
-              </w:rPr>
-            </w:pPr>
-            <w:r>
-              <w:rPr>
-                <w:rFonts w:ascii="Times New Roman" w:eastAsia="Times New Roman" w:hAnsi="Times New Roman" w:cs="Times New Roman"/>
-                <w:kern w:val="0"/>
-                <w:lang w:eastAsia="en-GB"/>
-                <w14:ligatures w14:val="none"/>
-              </w:rPr>
-              <w:t>Configuration</w:t>
+            <w:tcW w:w="4395" w:type="dxa"/>
+            <w:shd w:val="clear" w:color="auto" w:fill="F2F2F2" w:themeFill="background1" w:themeFillShade="F2"/>
+          </w:tcPr>
+          <w:p>
+            <w:pPr>
+              <w:spacing w:before="240" w:after="240"/>
+              <w:jc w:val="both"/>
+              <w:rPr>
+                <w:rFonts w:ascii="Times New Roman" w:eastAsia="Times New Roman" w:hAnsi="Times New Roman" w:cs="Times New Roman"/>
+                <w:kern w:val="0"/>
+                <w:lang w:eastAsia="en-GB"/>
+                <w14:ligatures w14:val="none"/>
+              </w:rPr>
+            </w:pPr>
+            <w:r>
+              <w:rPr>
+                <w:rFonts w:ascii="Times New Roman" w:eastAsia="Times New Roman" w:hAnsi="Times New Roman" w:cs="Times New Roman"/>
+                <w:kern w:val="0"/>
+                <w:lang w:eastAsia="en-GB"/>
+                <w14:ligatures w14:val="none"/>
+              </w:rPr>
+              <w:t>src/models/base_model.py</w:t>
+            </w:r>
+          </w:p>
+        </w:tc>
+        <w:tc>
+          <w:tcPr>
+            <w:tcW w:w="1984" w:type="dxa"/>
+            <w:shd w:val="clear" w:color="auto" w:fill="F2F2F2" w:themeFill="background1" w:themeFillShade="F2"/>
+          </w:tcPr>
+          <w:p>
+            <w:pPr>
+              <w:spacing w:before="240" w:after="240"/>
+              <w:jc w:val="both"/>
+              <w:rPr>
+                <w:rFonts w:ascii="Times New Roman" w:eastAsia="Times New Roman" w:hAnsi="Times New Roman" w:cs="Times New Roman"/>
+                <w:kern w:val="0"/>
+                <w:lang w:eastAsia="en-GB"/>
+                <w14:ligatures w14:val="none"/>
+              </w:rPr>
+            </w:pPr>
+            <w:r>
+              <w:rPr>
+                <w:rFonts w:ascii="Times New Roman" w:eastAsia="Times New Roman" w:hAnsi="Times New Roman" w:cs="Times New Roman"/>
+                <w:kern w:val="0"/>
+                <w:lang w:eastAsia="en-GB"/>
+                <w14:ligatures w14:val="none"/>
+              </w:rPr>
+              <w:t>Abstract interface</w:t>
             </w:r>
           </w:p>
         </w:tc>
@@ -1112,7 +2310,425 @@
                 <w:lang w:eastAsia="en-GB"/>
                 <w14:ligatures w14:val="none"/>
               </w:rPr>
-              <w:t>Defines dataset path, column names, test size, random state, minimum class count, and maximum TF-IDF features</w:t>
+              <w:t>Defines the common model API: train(</w:t>
+            </w:r>
+            <w:proofErr w:type="spellStart"/>
+            <w:r>
+              <w:rPr>
+                <w:rFonts w:ascii="Times New Roman" w:eastAsia="Times New Roman" w:hAnsi="Times New Roman" w:cs="Times New Roman"/>
+                <w:kern w:val="0"/>
+                <w:lang w:eastAsia="en-GB"/>
+                <w14:ligatures w14:val="none"/>
+              </w:rPr>
+              <w:t>data_bundle</w:t>
+            </w:r>
+            <w:proofErr w:type="spellEnd"/>
+            <w:r>
+              <w:rPr>
+                <w:rFonts w:ascii="Times New Roman" w:eastAsia="Times New Roman" w:hAnsi="Times New Roman" w:cs="Times New Roman"/>
+                <w:kern w:val="0"/>
+                <w:lang w:eastAsia="en-GB"/>
+                <w14:ligatures w14:val="none"/>
+              </w:rPr>
+              <w:t>) and predict(</w:t>
+            </w:r>
+            <w:proofErr w:type="spellStart"/>
+            <w:r>
+              <w:rPr>
+                <w:rFonts w:ascii="Times New Roman" w:eastAsia="Times New Roman" w:hAnsi="Times New Roman" w:cs="Times New Roman"/>
+                <w:kern w:val="0"/>
+                <w:lang w:eastAsia="en-GB"/>
+                <w14:ligatures w14:val="none"/>
+              </w:rPr>
+              <w:t>data_bundle</w:t>
+            </w:r>
+            <w:proofErr w:type="spellEnd"/>
+            <w:r>
+              <w:rPr>
+                <w:rFonts w:ascii="Times New Roman" w:eastAsia="Times New Roman" w:hAnsi="Times New Roman" w:cs="Times New Roman"/>
+                <w:kern w:val="0"/>
+                <w:lang w:eastAsia="en-GB"/>
+                <w14:ligatures w14:val="none"/>
+              </w:rPr>
+              <w:t>)</w:t>
+            </w:r>
+          </w:p>
+        </w:tc>
+      </w:tr>
+      <w:tr>
+        <w:trPr>
+          <w:trHeight w:hRule="exact" w:val="1125"/>
+        </w:trPr>
+        <w:tc>
+          <w:tcPr>
+            <w:tcW w:w="4395" w:type="dxa"/>
+            <w:shd w:val="clear" w:color="auto" w:fill="F2F2F2" w:themeFill="background1" w:themeFillShade="F2"/>
+          </w:tcPr>
+          <w:p>
+            <w:pPr>
+              <w:spacing w:before="240" w:after="240"/>
+              <w:jc w:val="both"/>
+              <w:rPr>
+                <w:rFonts w:ascii="Times New Roman" w:eastAsia="Times New Roman" w:hAnsi="Times New Roman" w:cs="Times New Roman"/>
+                <w:kern w:val="0"/>
+                <w:lang w:eastAsia="en-GB"/>
+                <w14:ligatures w14:val="none"/>
+              </w:rPr>
+            </w:pPr>
+            <w:r>
+              <w:rPr>
+                <w:rFonts w:ascii="Times New Roman" w:eastAsia="Times New Roman" w:hAnsi="Times New Roman" w:cs="Times New Roman"/>
+                <w:kern w:val="0"/>
+                <w:lang w:eastAsia="en-GB"/>
+                <w14:ligatures w14:val="none"/>
+              </w:rPr>
+              <w:t>src/models/random_forest_model.py</w:t>
+            </w:r>
+          </w:p>
+        </w:tc>
+        <w:tc>
+          <w:tcPr>
+            <w:tcW w:w="1984" w:type="dxa"/>
+            <w:shd w:val="clear" w:color="auto" w:fill="F2F2F2" w:themeFill="background1" w:themeFillShade="F2"/>
+          </w:tcPr>
+          <w:p>
+            <w:pPr>
+              <w:spacing w:before="240" w:after="240"/>
+              <w:jc w:val="both"/>
+              <w:rPr>
+                <w:rFonts w:ascii="Times New Roman" w:eastAsia="Times New Roman" w:hAnsi="Times New Roman" w:cs="Times New Roman"/>
+                <w:kern w:val="0"/>
+                <w:lang w:eastAsia="en-GB"/>
+                <w14:ligatures w14:val="none"/>
+              </w:rPr>
+            </w:pPr>
+            <w:r>
+              <w:rPr>
+                <w:rFonts w:ascii="Times New Roman" w:eastAsia="Times New Roman" w:hAnsi="Times New Roman" w:cs="Times New Roman"/>
+                <w:kern w:val="0"/>
+                <w:lang w:eastAsia="en-GB"/>
+                <w14:ligatures w14:val="none"/>
+              </w:rPr>
+              <w:t>Model implementation</w:t>
+            </w:r>
+          </w:p>
+        </w:tc>
+        <w:tc>
+          <w:tcPr>
+            <w:tcW w:w="4961" w:type="dxa"/>
+            <w:shd w:val="clear" w:color="auto" w:fill="F2F2F2" w:themeFill="background1" w:themeFillShade="F2"/>
+          </w:tcPr>
+          <w:p>
+            <w:pPr>
+              <w:spacing w:before="240" w:after="240"/>
+              <w:jc w:val="both"/>
+              <w:rPr>
+                <w:rFonts w:ascii="Times New Roman" w:eastAsia="Times New Roman" w:hAnsi="Times New Roman" w:cs="Times New Roman"/>
+                <w:kern w:val="0"/>
+                <w:lang w:eastAsia="en-GB"/>
+                <w14:ligatures w14:val="none"/>
+              </w:rPr>
+            </w:pPr>
+            <w:r>
+              <w:rPr>
+                <w:rFonts w:ascii="Times New Roman" w:eastAsia="Times New Roman" w:hAnsi="Times New Roman" w:cs="Times New Roman"/>
+                <w:kern w:val="0"/>
+                <w:lang w:eastAsia="en-GB"/>
+                <w14:ligatures w14:val="none"/>
+              </w:rPr>
+              <w:t xml:space="preserve">Extends </w:t>
+            </w:r>
+            <w:proofErr w:type="spellStart"/>
+            <w:r>
+              <w:rPr>
+                <w:rFonts w:ascii="Times New Roman" w:eastAsia="Times New Roman" w:hAnsi="Times New Roman" w:cs="Times New Roman"/>
+                <w:kern w:val="0"/>
+                <w:lang w:eastAsia="en-GB"/>
+                <w14:ligatures w14:val="none"/>
+              </w:rPr>
+              <w:t>RandomForestClassifier</w:t>
+            </w:r>
+            <w:proofErr w:type="spellEnd"/>
+            <w:r>
+              <w:rPr>
+                <w:rFonts w:ascii="Times New Roman" w:eastAsia="Times New Roman" w:hAnsi="Times New Roman" w:cs="Times New Roman"/>
+                <w:kern w:val="0"/>
+                <w:lang w:eastAsia="en-GB"/>
+                <w14:ligatures w14:val="none"/>
+              </w:rPr>
+              <w:t xml:space="preserve"> from </w:t>
+            </w:r>
+            <w:proofErr w:type="spellStart"/>
+            <w:r>
+              <w:rPr>
+                <w:rFonts w:ascii="Times New Roman" w:eastAsia="Times New Roman" w:hAnsi="Times New Roman" w:cs="Times New Roman"/>
+                <w:kern w:val="0"/>
+                <w:lang w:eastAsia="en-GB"/>
+                <w14:ligatures w14:val="none"/>
+              </w:rPr>
+              <w:t>sklearn</w:t>
+            </w:r>
+            <w:proofErr w:type="spellEnd"/>
+            <w:r>
+              <w:rPr>
+                <w:rFonts w:ascii="Times New Roman" w:eastAsia="Times New Roman" w:hAnsi="Times New Roman" w:cs="Times New Roman"/>
+                <w:kern w:val="0"/>
+                <w:lang w:eastAsia="en-GB"/>
+                <w14:ligatures w14:val="none"/>
+              </w:rPr>
+              <w:t>. Used by ChainedMultiOutputModel as the underlying classifier</w:t>
+            </w:r>
+          </w:p>
+        </w:tc>
+      </w:tr>
+      <w:tr>
+        <w:trPr>
+          <w:trHeight w:hRule="exact" w:val="1124"/>
+        </w:trPr>
+        <w:tc>
+          <w:tcPr>
+            <w:tcW w:w="4395" w:type="dxa"/>
+            <w:shd w:val="clear" w:color="auto" w:fill="F2F2F2" w:themeFill="background1" w:themeFillShade="F2"/>
+          </w:tcPr>
+          <w:p>
+            <w:pPr>
+              <w:spacing w:before="240" w:after="240"/>
+              <w:jc w:val="both"/>
+              <w:rPr>
+                <w:rFonts w:ascii="Times New Roman" w:eastAsia="Times New Roman" w:hAnsi="Times New Roman" w:cs="Times New Roman"/>
+                <w:kern w:val="0"/>
+                <w:lang w:eastAsia="en-GB"/>
+                <w14:ligatures w14:val="none"/>
+              </w:rPr>
+            </w:pPr>
+            <w:r>
+              <w:rPr>
+                <w:rFonts w:ascii="Times New Roman" w:eastAsia="Times New Roman" w:hAnsi="Times New Roman" w:cs="Times New Roman"/>
+                <w:kern w:val="0"/>
+                <w:lang w:eastAsia="en-GB"/>
+                <w14:ligatures w14:val="none"/>
+              </w:rPr>
+              <w:t>src/models/logistic_regression_model.py</w:t>
+            </w:r>
+          </w:p>
+        </w:tc>
+        <w:tc>
+          <w:tcPr>
+            <w:tcW w:w="1984" w:type="dxa"/>
+            <w:shd w:val="clear" w:color="auto" w:fill="F2F2F2" w:themeFill="background1" w:themeFillShade="F2"/>
+          </w:tcPr>
+          <w:p>
+            <w:pPr>
+              <w:spacing w:before="240" w:after="240"/>
+              <w:jc w:val="both"/>
+              <w:rPr>
+                <w:rFonts w:ascii="Times New Roman" w:eastAsia="Times New Roman" w:hAnsi="Times New Roman" w:cs="Times New Roman"/>
+                <w:kern w:val="0"/>
+                <w:lang w:eastAsia="en-GB"/>
+                <w14:ligatures w14:val="none"/>
+              </w:rPr>
+            </w:pPr>
+            <w:r>
+              <w:rPr>
+                <w:rFonts w:ascii="Times New Roman" w:eastAsia="Times New Roman" w:hAnsi="Times New Roman" w:cs="Times New Roman"/>
+                <w:kern w:val="0"/>
+                <w:lang w:eastAsia="en-GB"/>
+                <w14:ligatures w14:val="none"/>
+              </w:rPr>
+              <w:t>Model implementation</w:t>
+            </w:r>
+          </w:p>
+        </w:tc>
+        <w:tc>
+          <w:tcPr>
+            <w:tcW w:w="4961" w:type="dxa"/>
+            <w:shd w:val="clear" w:color="auto" w:fill="F2F2F2" w:themeFill="background1" w:themeFillShade="F2"/>
+          </w:tcPr>
+          <w:p>
+            <w:pPr>
+              <w:spacing w:before="240" w:after="240"/>
+              <w:jc w:val="both"/>
+              <w:rPr>
+                <w:rFonts w:ascii="Times New Roman" w:eastAsia="Times New Roman" w:hAnsi="Times New Roman" w:cs="Times New Roman"/>
+                <w:kern w:val="0"/>
+                <w:lang w:eastAsia="en-GB"/>
+                <w14:ligatures w14:val="none"/>
+              </w:rPr>
+            </w:pPr>
+            <w:r>
+              <w:rPr>
+                <w:rFonts w:ascii="Times New Roman" w:eastAsia="Times New Roman" w:hAnsi="Times New Roman" w:cs="Times New Roman"/>
+                <w:kern w:val="0"/>
+                <w:lang w:eastAsia="en-GB"/>
+                <w14:ligatures w14:val="none"/>
+              </w:rPr>
+              <w:t xml:space="preserve">Extends </w:t>
+            </w:r>
+            <w:proofErr w:type="spellStart"/>
+            <w:r>
+              <w:rPr>
+                <w:rFonts w:ascii="Times New Roman" w:eastAsia="Times New Roman" w:hAnsi="Times New Roman" w:cs="Times New Roman"/>
+                <w:kern w:val="0"/>
+                <w:lang w:eastAsia="en-GB"/>
+                <w14:ligatures w14:val="none"/>
+              </w:rPr>
+              <w:t>LogisticRegression</w:t>
+            </w:r>
+            <w:proofErr w:type="spellEnd"/>
+            <w:r>
+              <w:rPr>
+                <w:rFonts w:ascii="Times New Roman" w:eastAsia="Times New Roman" w:hAnsi="Times New Roman" w:cs="Times New Roman"/>
+                <w:kern w:val="0"/>
+                <w:lang w:eastAsia="en-GB"/>
+                <w14:ligatures w14:val="none"/>
+              </w:rPr>
+              <w:t xml:space="preserve"> from </w:t>
+            </w:r>
+            <w:proofErr w:type="spellStart"/>
+            <w:r>
+              <w:rPr>
+                <w:rFonts w:ascii="Times New Roman" w:eastAsia="Times New Roman" w:hAnsi="Times New Roman" w:cs="Times New Roman"/>
+                <w:kern w:val="0"/>
+                <w:lang w:eastAsia="en-GB"/>
+                <w14:ligatures w14:val="none"/>
+              </w:rPr>
+              <w:t>sklearn</w:t>
+            </w:r>
+            <w:proofErr w:type="spellEnd"/>
+            <w:r>
+              <w:rPr>
+                <w:rFonts w:ascii="Times New Roman" w:eastAsia="Times New Roman" w:hAnsi="Times New Roman" w:cs="Times New Roman"/>
+                <w:kern w:val="0"/>
+                <w:lang w:eastAsia="en-GB"/>
+                <w14:ligatures w14:val="none"/>
+              </w:rPr>
+              <w:t>. Used by ChainedMultiOutputModel as the underlying classifier</w:t>
+            </w:r>
+          </w:p>
+        </w:tc>
+      </w:tr>
+      <w:tr>
+        <w:trPr>
+          <w:trHeight w:hRule="exact" w:val="1162"/>
+        </w:trPr>
+        <w:tc>
+          <w:tcPr>
+            <w:tcW w:w="4395" w:type="dxa"/>
+            <w:shd w:val="clear" w:color="auto" w:fill="F2F2F2" w:themeFill="background1" w:themeFillShade="F2"/>
+          </w:tcPr>
+          <w:p>
+            <w:pPr>
+              <w:spacing w:before="240" w:after="240"/>
+              <w:jc w:val="both"/>
+              <w:rPr>
+                <w:rFonts w:ascii="Times New Roman" w:eastAsia="Times New Roman" w:hAnsi="Times New Roman" w:cs="Times New Roman"/>
+                <w:kern w:val="0"/>
+                <w:lang w:eastAsia="en-GB"/>
+                <w14:ligatures w14:val="none"/>
+              </w:rPr>
+            </w:pPr>
+            <w:r>
+              <w:rPr>
+                <w:rFonts w:ascii="Times New Roman" w:eastAsia="Times New Roman" w:hAnsi="Times New Roman" w:cs="Times New Roman"/>
+                <w:kern w:val="0"/>
+                <w:lang w:eastAsia="en-GB"/>
+                <w14:ligatures w14:val="none"/>
+              </w:rPr>
+              <w:t>src/models/multinomial_nb_model.py</w:t>
+            </w:r>
+          </w:p>
+        </w:tc>
+        <w:tc>
+          <w:tcPr>
+            <w:tcW w:w="1984" w:type="dxa"/>
+            <w:shd w:val="clear" w:color="auto" w:fill="F2F2F2" w:themeFill="background1" w:themeFillShade="F2"/>
+          </w:tcPr>
+          <w:p>
+            <w:pPr>
+              <w:spacing w:before="240" w:after="240"/>
+              <w:jc w:val="both"/>
+              <w:rPr>
+                <w:rFonts w:ascii="Times New Roman" w:eastAsia="Times New Roman" w:hAnsi="Times New Roman" w:cs="Times New Roman"/>
+                <w:kern w:val="0"/>
+                <w:lang w:eastAsia="en-GB"/>
+                <w14:ligatures w14:val="none"/>
+              </w:rPr>
+            </w:pPr>
+            <w:r>
+              <w:rPr>
+                <w:rFonts w:ascii="Times New Roman" w:eastAsia="Times New Roman" w:hAnsi="Times New Roman" w:cs="Times New Roman"/>
+                <w:kern w:val="0"/>
+                <w:lang w:eastAsia="en-GB"/>
+                <w14:ligatures w14:val="none"/>
+              </w:rPr>
+              <w:t>Model implementation</w:t>
+            </w:r>
+          </w:p>
+        </w:tc>
+        <w:tc>
+          <w:tcPr>
+            <w:tcW w:w="4961" w:type="dxa"/>
+            <w:shd w:val="clear" w:color="auto" w:fill="F2F2F2" w:themeFill="background1" w:themeFillShade="F2"/>
+          </w:tcPr>
+          <w:p>
+            <w:pPr>
+              <w:spacing w:before="240" w:after="240"/>
+              <w:jc w:val="both"/>
+              <w:rPr>
+                <w:rFonts w:ascii="Times New Roman" w:eastAsia="Times New Roman" w:hAnsi="Times New Roman" w:cs="Times New Roman"/>
+                <w:kern w:val="0"/>
+                <w:lang w:eastAsia="en-GB"/>
+                <w14:ligatures w14:val="none"/>
+              </w:rPr>
+            </w:pPr>
+            <w:r>
+              <w:rPr>
+                <w:rFonts w:ascii="Times New Roman" w:eastAsia="Times New Roman" w:hAnsi="Times New Roman" w:cs="Times New Roman"/>
+                <w:kern w:val="0"/>
+                <w:lang w:eastAsia="en-GB"/>
+                <w14:ligatures w14:val="none"/>
+              </w:rPr>
+              <w:t xml:space="preserve">Extends </w:t>
+            </w:r>
+            <w:proofErr w:type="spellStart"/>
+            <w:r>
+              <w:rPr>
+                <w:rFonts w:ascii="Times New Roman" w:eastAsia="Times New Roman" w:hAnsi="Times New Roman" w:cs="Times New Roman"/>
+                <w:kern w:val="0"/>
+                <w:lang w:eastAsia="en-GB"/>
+                <w14:ligatures w14:val="none"/>
+              </w:rPr>
+              <w:t>MultinomialNB</w:t>
+            </w:r>
+            <w:proofErr w:type="spellEnd"/>
+            <w:r>
+              <w:rPr>
+                <w:rFonts w:ascii="Times New Roman" w:eastAsia="Times New Roman" w:hAnsi="Times New Roman" w:cs="Times New Roman"/>
+                <w:kern w:val="0"/>
+                <w:lang w:eastAsia="en-GB"/>
+                <w14:ligatures w14:val="none"/>
+              </w:rPr>
+              <w:t xml:space="preserve"> from </w:t>
+            </w:r>
+            <w:proofErr w:type="spellStart"/>
+            <w:r>
+              <w:rPr>
+                <w:rFonts w:ascii="Times New Roman" w:eastAsia="Times New Roman" w:hAnsi="Times New Roman" w:cs="Times New Roman"/>
+                <w:kern w:val="0"/>
+                <w:lang w:eastAsia="en-GB"/>
+                <w14:ligatures w14:val="none"/>
+              </w:rPr>
+              <w:t>sklearn</w:t>
+            </w:r>
+            <w:proofErr w:type="spellEnd"/>
+            <w:r>
+              <w:rPr>
+                <w:rFonts w:ascii="Times New Roman" w:eastAsia="Times New Roman" w:hAnsi="Times New Roman" w:cs="Times New Roman"/>
+                <w:kern w:val="0"/>
+                <w:lang w:eastAsia="en-GB"/>
+                <w14:ligatures w14:val="none"/>
+              </w:rPr>
+              <w:t>. Used by ChainedMultiOutputModel as the underlying classifier</w:t>
             </w:r>
           </w:p>
         </w:tc>
@@ -1123,55 +2739,55 @@
         </w:trPr>
         <w:tc>
           <w:tcPr>
-            <w:tcW w:w="4253" w:type="dxa"/>
-            <w:shd w:val="clear" w:color="auto" w:fill="F2F2F2" w:themeFill="background1" w:themeFillShade="F2"/>
-          </w:tcPr>
-          <w:p>
-            <w:pPr>
-              <w:spacing w:before="240" w:after="240"/>
-              <w:jc w:val="both"/>
-              <w:rPr>
-                <w:rFonts w:ascii="Times New Roman" w:eastAsia="Times New Roman" w:hAnsi="Times New Roman" w:cs="Times New Roman"/>
-                <w:kern w:val="0"/>
-                <w:lang w:eastAsia="en-GB"/>
-                <w14:ligatures w14:val="none"/>
-              </w:rPr>
-            </w:pPr>
-            <w:r>
-              <w:rPr>
-                <w:rFonts w:ascii="Times New Roman" w:eastAsia="Times New Roman" w:hAnsi="Times New Roman" w:cs="Times New Roman"/>
-                <w:kern w:val="0"/>
-                <w:lang w:eastAsia="en-GB"/>
-                <w14:ligatures w14:val="none"/>
-              </w:rPr>
-              <w:t>src/preprocessing/data_loader.py</w:t>
-            </w:r>
-          </w:p>
-        </w:tc>
-        <w:tc>
-          <w:tcPr>
-            <w:tcW w:w="2126" w:type="dxa"/>
-            <w:shd w:val="clear" w:color="auto" w:fill="F2F2F2" w:themeFill="background1" w:themeFillShade="F2"/>
-          </w:tcPr>
-          <w:p>
-            <w:pPr>
-              <w:spacing w:before="240" w:after="240"/>
-              <w:jc w:val="both"/>
-              <w:rPr>
-                <w:rFonts w:ascii="Times New Roman" w:eastAsia="Times New Roman" w:hAnsi="Times New Roman" w:cs="Times New Roman"/>
-                <w:kern w:val="0"/>
-                <w:lang w:eastAsia="en-GB"/>
-                <w14:ligatures w14:val="none"/>
-              </w:rPr>
-            </w:pPr>
-            <w:r>
-              <w:rPr>
-                <w:rFonts w:ascii="Times New Roman" w:eastAsia="Times New Roman" w:hAnsi="Times New Roman" w:cs="Times New Roman"/>
-                <w:kern w:val="0"/>
-                <w:lang w:eastAsia="en-GB"/>
-                <w14:ligatures w14:val="none"/>
-              </w:rPr>
-              <w:t>Preprocessing</w:t>
+            <w:tcW w:w="4395" w:type="dxa"/>
+            <w:shd w:val="clear" w:color="auto" w:fill="F2F2F2" w:themeFill="background1" w:themeFillShade="F2"/>
+          </w:tcPr>
+          <w:p>
+            <w:pPr>
+              <w:spacing w:before="240" w:after="240"/>
+              <w:jc w:val="both"/>
+              <w:rPr>
+                <w:rFonts w:ascii="Times New Roman" w:eastAsia="Times New Roman" w:hAnsi="Times New Roman" w:cs="Times New Roman"/>
+                <w:kern w:val="0"/>
+                <w:lang w:eastAsia="en-GB"/>
+                <w14:ligatures w14:val="none"/>
+              </w:rPr>
+            </w:pPr>
+            <w:r>
+              <w:rPr>
+                <w:rFonts w:ascii="Times New Roman" w:eastAsia="Times New Roman" w:hAnsi="Times New Roman" w:cs="Times New Roman"/>
+                <w:kern w:val="0"/>
+                <w:lang w:eastAsia="en-GB"/>
+                <w14:ligatures w14:val="none"/>
+              </w:rPr>
+              <w:t>src/evaluation/metrics.py</w:t>
+            </w:r>
+          </w:p>
+        </w:tc>
+        <w:tc>
+          <w:tcPr>
+            <w:tcW w:w="1984" w:type="dxa"/>
+            <w:shd w:val="clear" w:color="auto" w:fill="F2F2F2" w:themeFill="background1" w:themeFillShade="F2"/>
+          </w:tcPr>
+          <w:p>
+            <w:pPr>
+              <w:spacing w:before="240" w:after="240"/>
+              <w:jc w:val="both"/>
+              <w:rPr>
+                <w:rFonts w:ascii="Times New Roman" w:eastAsia="Times New Roman" w:hAnsi="Times New Roman" w:cs="Times New Roman"/>
+                <w:kern w:val="0"/>
+                <w:lang w:eastAsia="en-GB"/>
+                <w14:ligatures w14:val="none"/>
+              </w:rPr>
+            </w:pPr>
+            <w:r>
+              <w:rPr>
+                <w:rFonts w:ascii="Times New Roman" w:eastAsia="Times New Roman" w:hAnsi="Times New Roman" w:cs="Times New Roman"/>
+                <w:kern w:val="0"/>
+                <w:lang w:eastAsia="en-GB"/>
+                <w14:ligatures w14:val="none"/>
+              </w:rPr>
+              <w:t>Evaluation</w:t>
             </w:r>
           </w:p>
         </w:tc>
@@ -1198,7 +2814,7 @@
                 <w:lang w:eastAsia="en-GB"/>
                 <w14:ligatures w14:val="none"/>
               </w:rPr>
-              <w:t>Loads CSV, applies text cleaning, handles missing labels, builds chained targets (t2, t23, t234), splits train/test</w:t>
+              <w:t>Computes and prints accuracy for each chained target (t2, t23, t234)</w:t>
             </w:r>
           </w:p>
         </w:tc>
@@ -1209,55 +2825,56 @@
         </w:trPr>
         <w:tc>
           <w:tcPr>
-            <w:tcW w:w="4253" w:type="dxa"/>
-            <w:shd w:val="clear" w:color="auto" w:fill="F2F2F2" w:themeFill="background1" w:themeFillShade="F2"/>
-          </w:tcPr>
-          <w:p>
-            <w:pPr>
-              <w:spacing w:before="240" w:after="240"/>
-              <w:jc w:val="both"/>
-              <w:rPr>
-                <w:rFonts w:ascii="Times New Roman" w:eastAsia="Times New Roman" w:hAnsi="Times New Roman" w:cs="Times New Roman"/>
-                <w:kern w:val="0"/>
-                <w:lang w:eastAsia="en-GB"/>
-                <w14:ligatures w14:val="none"/>
-              </w:rPr>
-            </w:pPr>
-            <w:r>
-              <w:rPr>
-                <w:rFonts w:ascii="Times New Roman" w:eastAsia="Times New Roman" w:hAnsi="Times New Roman" w:cs="Times New Roman"/>
-                <w:kern w:val="0"/>
-                <w:lang w:eastAsia="en-GB"/>
-                <w14:ligatures w14:val="none"/>
-              </w:rPr>
-              <w:t>src/preprocessing/text_cleaner.py</w:t>
-            </w:r>
-          </w:p>
-        </w:tc>
-        <w:tc>
-          <w:tcPr>
-            <w:tcW w:w="2126" w:type="dxa"/>
-            <w:shd w:val="clear" w:color="auto" w:fill="F2F2F2" w:themeFill="background1" w:themeFillShade="F2"/>
-          </w:tcPr>
-          <w:p>
-            <w:pPr>
-              <w:spacing w:before="240" w:after="240"/>
-              <w:jc w:val="both"/>
-              <w:rPr>
-                <w:rFonts w:ascii="Times New Roman" w:eastAsia="Times New Roman" w:hAnsi="Times New Roman" w:cs="Times New Roman"/>
-                <w:kern w:val="0"/>
-                <w:lang w:eastAsia="en-GB"/>
-                <w14:ligatures w14:val="none"/>
-              </w:rPr>
-            </w:pPr>
-            <w:r>
-              <w:rPr>
-                <w:rFonts w:ascii="Times New Roman" w:eastAsia="Times New Roman" w:hAnsi="Times New Roman" w:cs="Times New Roman"/>
-                <w:kern w:val="0"/>
-                <w:lang w:eastAsia="en-GB"/>
-                <w14:ligatures w14:val="none"/>
-              </w:rPr>
-              <w:t>Preprocessing</w:t>
+            <w:tcW w:w="4395" w:type="dxa"/>
+            <w:shd w:val="clear" w:color="auto" w:fill="F2F2F2" w:themeFill="background1" w:themeFillShade="F2"/>
+          </w:tcPr>
+          <w:p>
+            <w:pPr>
+              <w:spacing w:before="240" w:after="240"/>
+              <w:jc w:val="both"/>
+              <w:rPr>
+                <w:rFonts w:ascii="Times New Roman" w:eastAsia="Times New Roman" w:hAnsi="Times New Roman" w:cs="Times New Roman"/>
+                <w:kern w:val="0"/>
+                <w:lang w:eastAsia="en-GB"/>
+                <w14:ligatures w14:val="none"/>
+              </w:rPr>
+            </w:pPr>
+            <w:r>
+              <w:rPr>
+                <w:rFonts w:ascii="Times New Roman" w:eastAsia="Times New Roman" w:hAnsi="Times New Roman" w:cs="Times New Roman"/>
+                <w:kern w:val="0"/>
+                <w:lang w:eastAsia="en-GB"/>
+                <w14:ligatures w14:val="none"/>
+              </w:rPr>
+              <w:lastRenderedPageBreak/>
+              <w:t>tests/test_pipeline.py</w:t>
+            </w:r>
+          </w:p>
+        </w:tc>
+        <w:tc>
+          <w:tcPr>
+            <w:tcW w:w="1984" w:type="dxa"/>
+            <w:shd w:val="clear" w:color="auto" w:fill="F2F2F2" w:themeFill="background1" w:themeFillShade="F2"/>
+          </w:tcPr>
+          <w:p>
+            <w:pPr>
+              <w:spacing w:before="240" w:after="240"/>
+              <w:jc w:val="both"/>
+              <w:rPr>
+                <w:rFonts w:ascii="Times New Roman" w:eastAsia="Times New Roman" w:hAnsi="Times New Roman" w:cs="Times New Roman"/>
+                <w:kern w:val="0"/>
+                <w:lang w:eastAsia="en-GB"/>
+                <w14:ligatures w14:val="none"/>
+              </w:rPr>
+            </w:pPr>
+            <w:r>
+              <w:rPr>
+                <w:rFonts w:ascii="Times New Roman" w:eastAsia="Times New Roman" w:hAnsi="Times New Roman" w:cs="Times New Roman"/>
+                <w:kern w:val="0"/>
+                <w:lang w:eastAsia="en-GB"/>
+                <w14:ligatures w14:val="none"/>
+              </w:rPr>
+              <w:t>Testing</w:t>
             </w:r>
           </w:p>
         </w:tc>
@@ -1284,66 +2901,66 @@
                 <w:lang w:eastAsia="en-GB"/>
                 <w14:ligatures w14:val="none"/>
               </w:rPr>
-              <w:t>Provides reusable text cleaning utilities used by the loader</w:t>
+              <w:t>Smoke test that runs the pipeline end to end and validates it completes successfully</w:t>
             </w:r>
           </w:p>
         </w:tc>
       </w:tr>
       <w:tr>
         <w:trPr>
-          <w:trHeight w:hRule="exact" w:val="851"/>
+          <w:trHeight w:hRule="exact" w:val="1125"/>
         </w:trPr>
         <w:tc>
           <w:tcPr>
-            <w:tcW w:w="4253" w:type="dxa"/>
-            <w:shd w:val="clear" w:color="auto" w:fill="F2F2F2" w:themeFill="background1" w:themeFillShade="F2"/>
-          </w:tcPr>
-          <w:p>
-            <w:pPr>
-              <w:spacing w:before="240" w:after="240"/>
-              <w:jc w:val="both"/>
-              <w:rPr>
-                <w:rFonts w:ascii="Times New Roman" w:eastAsia="Times New Roman" w:hAnsi="Times New Roman" w:cs="Times New Roman"/>
-                <w:kern w:val="0"/>
-                <w:lang w:eastAsia="en-GB"/>
-                <w14:ligatures w14:val="none"/>
-              </w:rPr>
-            </w:pPr>
-            <w:r>
-              <w:rPr>
-                <w:rFonts w:ascii="Times New Roman" w:eastAsia="Times New Roman" w:hAnsi="Times New Roman" w:cs="Times New Roman"/>
-                <w:kern w:val="0"/>
-                <w:lang w:eastAsia="en-GB"/>
-                <w14:ligatures w14:val="none"/>
-              </w:rPr>
-              <w:t>src/features/vectorizer.py</w:t>
-            </w:r>
-          </w:p>
-        </w:tc>
-        <w:tc>
-          <w:tcPr>
-            <w:tcW w:w="2126" w:type="dxa"/>
-            <w:shd w:val="clear" w:color="auto" w:fill="F2F2F2" w:themeFill="background1" w:themeFillShade="F2"/>
-          </w:tcPr>
-          <w:p>
-            <w:pPr>
-              <w:spacing w:before="240" w:after="240"/>
-              <w:jc w:val="both"/>
-              <w:rPr>
-                <w:rFonts w:ascii="Times New Roman" w:eastAsia="Times New Roman" w:hAnsi="Times New Roman" w:cs="Times New Roman"/>
-                <w:kern w:val="0"/>
-                <w:lang w:eastAsia="en-GB"/>
-                <w14:ligatures w14:val="none"/>
-              </w:rPr>
-            </w:pPr>
-            <w:r>
-              <w:rPr>
-                <w:rFonts w:ascii="Times New Roman" w:eastAsia="Times New Roman" w:hAnsi="Times New Roman" w:cs="Times New Roman"/>
-                <w:kern w:val="0"/>
-                <w:lang w:eastAsia="en-GB"/>
-                <w14:ligatures w14:val="none"/>
-              </w:rPr>
-              <w:t>Feature engineering</w:t>
+            <w:tcW w:w="4395" w:type="dxa"/>
+            <w:shd w:val="clear" w:color="auto" w:fill="F2F2F2" w:themeFill="background1" w:themeFillShade="F2"/>
+          </w:tcPr>
+          <w:p>
+            <w:pPr>
+              <w:spacing w:before="240" w:after="240"/>
+              <w:jc w:val="both"/>
+              <w:rPr>
+                <w:rFonts w:ascii="Times New Roman" w:eastAsia="Times New Roman" w:hAnsi="Times New Roman" w:cs="Times New Roman"/>
+                <w:kern w:val="0"/>
+                <w:lang w:eastAsia="en-GB"/>
+                <w14:ligatures w14:val="none"/>
+              </w:rPr>
+            </w:pPr>
+            <w:r>
+              <w:rPr>
+                <w:rFonts w:ascii="Times New Roman" w:eastAsia="Times New Roman" w:hAnsi="Times New Roman" w:cs="Times New Roman"/>
+                <w:kern w:val="0"/>
+                <w:lang w:eastAsia="en-GB"/>
+                <w14:ligatures w14:val="none"/>
+              </w:rPr>
+              <w:t>src/models/chained_multioutput_model.py</w:t>
+            </w:r>
+          </w:p>
+        </w:tc>
+        <w:tc>
+          <w:tcPr>
+            <w:tcW w:w="1984" w:type="dxa"/>
+            <w:shd w:val="clear" w:color="auto" w:fill="F2F2F2" w:themeFill="background1" w:themeFillShade="F2"/>
+          </w:tcPr>
+          <w:p>
+            <w:pPr>
+              <w:spacing w:before="240" w:after="240"/>
+              <w:jc w:val="both"/>
+              <w:rPr>
+                <w:rFonts w:ascii="Times New Roman" w:eastAsia="Times New Roman" w:hAnsi="Times New Roman" w:cs="Times New Roman"/>
+                <w:kern w:val="0"/>
+                <w:lang w:eastAsia="en-GB"/>
+                <w14:ligatures w14:val="none"/>
+              </w:rPr>
+            </w:pPr>
+            <w:r>
+              <w:rPr>
+                <w:rFonts w:ascii="Times New Roman" w:eastAsia="Times New Roman" w:hAnsi="Times New Roman" w:cs="Times New Roman"/>
+                <w:kern w:val="0"/>
+                <w:lang w:eastAsia="en-GB"/>
+                <w14:ligatures w14:val="none"/>
+              </w:rPr>
+              <w:t>Model strategy</w:t>
             </w:r>
           </w:p>
         </w:tc>
@@ -1370,66 +2987,106 @@
                 <w:lang w:eastAsia="en-GB"/>
                 <w14:ligatures w14:val="none"/>
               </w:rPr>
-              <w:t>Fits TF-IDF on training text and transforms train and test sets into numeric matrices</w:t>
+              <w:t xml:space="preserve">Implements </w:t>
+            </w:r>
+            <w:proofErr w:type="spellStart"/>
+            <w:r>
+              <w:rPr>
+                <w:rFonts w:ascii="Times New Roman" w:eastAsia="Times New Roman" w:hAnsi="Times New Roman" w:cs="Times New Roman"/>
+                <w:kern w:val="0"/>
+                <w:lang w:eastAsia="en-GB"/>
+                <w14:ligatures w14:val="none"/>
+              </w:rPr>
+              <w:t>BaseModel</w:t>
+            </w:r>
+            <w:proofErr w:type="spellEnd"/>
+            <w:r>
+              <w:rPr>
+                <w:rFonts w:ascii="Times New Roman" w:eastAsia="Times New Roman" w:hAnsi="Times New Roman" w:cs="Times New Roman"/>
+                <w:kern w:val="0"/>
+                <w:lang w:eastAsia="en-GB"/>
+                <w14:ligatures w14:val="none"/>
+              </w:rPr>
+              <w:t xml:space="preserve">. Wraps any </w:t>
+            </w:r>
+            <w:proofErr w:type="spellStart"/>
+            <w:r>
+              <w:rPr>
+                <w:rFonts w:ascii="Times New Roman" w:eastAsia="Times New Roman" w:hAnsi="Times New Roman" w:cs="Times New Roman"/>
+                <w:kern w:val="0"/>
+                <w:lang w:eastAsia="en-GB"/>
+                <w14:ligatures w14:val="none"/>
+              </w:rPr>
+              <w:t>sklearn</w:t>
+            </w:r>
+            <w:proofErr w:type="spellEnd"/>
+            <w:r>
+              <w:rPr>
+                <w:rFonts w:ascii="Times New Roman" w:eastAsia="Times New Roman" w:hAnsi="Times New Roman" w:cs="Times New Roman"/>
+                <w:kern w:val="0"/>
+                <w:lang w:eastAsia="en-GB"/>
+                <w14:ligatures w14:val="none"/>
+              </w:rPr>
+              <w:t xml:space="preserve"> classifier and trains three instances, one per chained target (t2, t23, t234)</w:t>
             </w:r>
           </w:p>
         </w:tc>
       </w:tr>
       <w:tr>
         <w:trPr>
-          <w:trHeight w:hRule="exact" w:val="851"/>
+          <w:trHeight w:hRule="exact" w:val="1125"/>
         </w:trPr>
         <w:tc>
           <w:tcPr>
-            <w:tcW w:w="4253" w:type="dxa"/>
-            <w:shd w:val="clear" w:color="auto" w:fill="F2F2F2" w:themeFill="background1" w:themeFillShade="F2"/>
-          </w:tcPr>
-          <w:p>
-            <w:pPr>
-              <w:spacing w:before="240" w:after="240"/>
-              <w:jc w:val="both"/>
-              <w:rPr>
-                <w:rFonts w:ascii="Times New Roman" w:eastAsia="Times New Roman" w:hAnsi="Times New Roman" w:cs="Times New Roman"/>
-                <w:kern w:val="0"/>
-                <w:lang w:eastAsia="en-GB"/>
-                <w14:ligatures w14:val="none"/>
-              </w:rPr>
-            </w:pPr>
-            <w:r>
-              <w:rPr>
-                <w:rFonts w:ascii="Times New Roman" w:eastAsia="Times New Roman" w:hAnsi="Times New Roman" w:cs="Times New Roman"/>
-                <w:kern w:val="0"/>
-                <w:lang w:eastAsia="en-GB"/>
-                <w14:ligatures w14:val="none"/>
-              </w:rPr>
-              <w:t>src/data_models/dataset_bundle.py</w:t>
-            </w:r>
-          </w:p>
-        </w:tc>
-        <w:tc>
-          <w:tcPr>
-            <w:tcW w:w="2126" w:type="dxa"/>
-            <w:shd w:val="clear" w:color="auto" w:fill="F2F2F2" w:themeFill="background1" w:themeFillShade="F2"/>
-          </w:tcPr>
-          <w:p>
-            <w:pPr>
-              <w:spacing w:before="240" w:after="240"/>
-              <w:jc w:val="both"/>
-              <w:rPr>
-                <w:rFonts w:ascii="Times New Roman" w:eastAsia="Times New Roman" w:hAnsi="Times New Roman" w:cs="Times New Roman"/>
-                <w:kern w:val="0"/>
-                <w:lang w:eastAsia="en-GB"/>
-                <w14:ligatures w14:val="none"/>
-              </w:rPr>
-            </w:pPr>
-            <w:r>
-              <w:rPr>
-                <w:rFonts w:ascii="Times New Roman" w:eastAsia="Times New Roman" w:hAnsi="Times New Roman" w:cs="Times New Roman"/>
-                <w:kern w:val="0"/>
-                <w:lang w:eastAsia="en-GB"/>
-                <w14:ligatures w14:val="none"/>
-              </w:rPr>
-              <w:t>Data model</w:t>
+            <w:tcW w:w="4395" w:type="dxa"/>
+            <w:shd w:val="clear" w:color="auto" w:fill="F2F2F2" w:themeFill="background1" w:themeFillShade="F2"/>
+          </w:tcPr>
+          <w:p>
+            <w:pPr>
+              <w:spacing w:before="240" w:after="240"/>
+              <w:jc w:val="both"/>
+              <w:rPr>
+                <w:rFonts w:ascii="Times New Roman" w:eastAsia="Times New Roman" w:hAnsi="Times New Roman" w:cs="Times New Roman"/>
+                <w:kern w:val="0"/>
+                <w:lang w:eastAsia="en-GB"/>
+                <w14:ligatures w14:val="none"/>
+              </w:rPr>
+            </w:pPr>
+            <w:r>
+              <w:rPr>
+                <w:rFonts w:ascii="Times New Roman" w:eastAsia="Times New Roman" w:hAnsi="Times New Roman" w:cs="Times New Roman"/>
+                <w:kern w:val="0"/>
+                <w:lang w:eastAsia="en-GB"/>
+                <w14:ligatures w14:val="none"/>
+              </w:rPr>
+              <w:t>src/models/chained_multioutput_model.py</w:t>
+            </w:r>
+          </w:p>
+        </w:tc>
+        <w:tc>
+          <w:tcPr>
+            <w:tcW w:w="1984" w:type="dxa"/>
+            <w:shd w:val="clear" w:color="auto" w:fill="F2F2F2" w:themeFill="background1" w:themeFillShade="F2"/>
+          </w:tcPr>
+          <w:p>
+            <w:pPr>
+              <w:spacing w:before="240" w:after="240"/>
+              <w:jc w:val="both"/>
+              <w:rPr>
+                <w:rFonts w:ascii="Times New Roman" w:eastAsia="Times New Roman" w:hAnsi="Times New Roman" w:cs="Times New Roman"/>
+                <w:kern w:val="0"/>
+                <w:lang w:eastAsia="en-GB"/>
+                <w14:ligatures w14:val="none"/>
+              </w:rPr>
+            </w:pPr>
+            <w:r>
+              <w:rPr>
+                <w:rFonts w:ascii="Times New Roman" w:eastAsia="Times New Roman" w:hAnsi="Times New Roman" w:cs="Times New Roman"/>
+                <w:kern w:val="0"/>
+                <w:lang w:eastAsia="en-GB"/>
+                <w14:ligatures w14:val="none"/>
+              </w:rPr>
+              <w:t>Factory</w:t>
             </w:r>
           </w:p>
         </w:tc>
@@ -1456,564 +3113,41 @@
                 <w:lang w:eastAsia="en-GB"/>
                 <w14:ligatures w14:val="none"/>
               </w:rPr>
-              <w:t>Encapsulates X_train, X_test and the three target sets (t2, t23, t234) in a single object</w:t>
-            </w:r>
-          </w:p>
-        </w:tc>
-      </w:tr>
-      <w:tr>
-        <w:trPr>
-          <w:trHeight w:hRule="exact" w:val="851"/>
-        </w:trPr>
-        <w:tc>
-          <w:tcPr>
-            <w:tcW w:w="4253" w:type="dxa"/>
-            <w:shd w:val="clear" w:color="auto" w:fill="F2F2F2" w:themeFill="background1" w:themeFillShade="F2"/>
-          </w:tcPr>
-          <w:p>
-            <w:pPr>
-              <w:spacing w:before="240" w:after="240"/>
-              <w:jc w:val="both"/>
-              <w:rPr>
-                <w:rFonts w:ascii="Times New Roman" w:eastAsia="Times New Roman" w:hAnsi="Times New Roman" w:cs="Times New Roman"/>
-                <w:kern w:val="0"/>
-                <w:lang w:eastAsia="en-GB"/>
-                <w14:ligatures w14:val="none"/>
-              </w:rPr>
-            </w:pPr>
-            <w:r>
-              <w:rPr>
-                <w:rFonts w:ascii="Times New Roman" w:eastAsia="Times New Roman" w:hAnsi="Times New Roman" w:cs="Times New Roman"/>
-                <w:kern w:val="0"/>
-                <w:lang w:eastAsia="en-GB"/>
-                <w14:ligatures w14:val="none"/>
-              </w:rPr>
-              <w:t>src/models/base_model.py</w:t>
-            </w:r>
-          </w:p>
-        </w:tc>
-        <w:tc>
-          <w:tcPr>
-            <w:tcW w:w="2126" w:type="dxa"/>
-            <w:shd w:val="clear" w:color="auto" w:fill="F2F2F2" w:themeFill="background1" w:themeFillShade="F2"/>
-          </w:tcPr>
-          <w:p>
-            <w:pPr>
-              <w:spacing w:before="240" w:after="240"/>
-              <w:jc w:val="both"/>
-              <w:rPr>
-                <w:rFonts w:ascii="Times New Roman" w:eastAsia="Times New Roman" w:hAnsi="Times New Roman" w:cs="Times New Roman"/>
-                <w:kern w:val="0"/>
-                <w:lang w:eastAsia="en-GB"/>
-                <w14:ligatures w14:val="none"/>
-              </w:rPr>
-            </w:pPr>
-            <w:r>
-              <w:rPr>
-                <w:rFonts w:ascii="Times New Roman" w:eastAsia="Times New Roman" w:hAnsi="Times New Roman" w:cs="Times New Roman"/>
-                <w:kern w:val="0"/>
-                <w:lang w:eastAsia="en-GB"/>
-                <w14:ligatures w14:val="none"/>
-              </w:rPr>
-              <w:t>Abstract interface</w:t>
-            </w:r>
-          </w:p>
-        </w:tc>
-        <w:tc>
-          <w:tcPr>
-            <w:tcW w:w="4961" w:type="dxa"/>
-            <w:shd w:val="clear" w:color="auto" w:fill="F2F2F2" w:themeFill="background1" w:themeFillShade="F2"/>
-          </w:tcPr>
-          <w:p>
-            <w:pPr>
-              <w:spacing w:before="240" w:after="240"/>
-              <w:jc w:val="both"/>
-              <w:rPr>
-                <w:rFonts w:ascii="Times New Roman" w:eastAsia="Times New Roman" w:hAnsi="Times New Roman" w:cs="Times New Roman"/>
-                <w:kern w:val="0"/>
-                <w:lang w:eastAsia="en-GB"/>
-                <w14:ligatures w14:val="none"/>
-              </w:rPr>
-            </w:pPr>
-            <w:r>
-              <w:rPr>
-                <w:rFonts w:ascii="Times New Roman" w:eastAsia="Times New Roman" w:hAnsi="Times New Roman" w:cs="Times New Roman"/>
-                <w:kern w:val="0"/>
-                <w:lang w:eastAsia="en-GB"/>
-                <w14:ligatures w14:val="none"/>
-              </w:rPr>
-              <w:t>Defines the common model API: train(data_bundle) and predict(data_bundle)</w:t>
-            </w:r>
-          </w:p>
-        </w:tc>
-      </w:tr>
-      <w:tr>
-        <w:trPr>
-          <w:trHeight w:hRule="exact" w:val="851"/>
-        </w:trPr>
-        <w:tc>
-          <w:tcPr>
-            <w:tcW w:w="4253" w:type="dxa"/>
-            <w:shd w:val="clear" w:color="auto" w:fill="F2F2F2" w:themeFill="background1" w:themeFillShade="F2"/>
-          </w:tcPr>
-          <w:p>
-            <w:pPr>
-              <w:spacing w:before="240" w:after="240"/>
-              <w:jc w:val="both"/>
-              <w:rPr>
-                <w:rFonts w:ascii="Times New Roman" w:eastAsia="Times New Roman" w:hAnsi="Times New Roman" w:cs="Times New Roman"/>
-                <w:kern w:val="0"/>
-                <w:lang w:eastAsia="en-GB"/>
-                <w14:ligatures w14:val="none"/>
-              </w:rPr>
-            </w:pPr>
-            <w:r>
-              <w:rPr>
-                <w:rFonts w:ascii="Times New Roman" w:eastAsia="Times New Roman" w:hAnsi="Times New Roman" w:cs="Times New Roman"/>
-                <w:kern w:val="0"/>
-                <w:lang w:eastAsia="en-GB"/>
-                <w14:ligatures w14:val="none"/>
-              </w:rPr>
-              <w:t>src/models/random_forest_model.py</w:t>
-            </w:r>
-          </w:p>
-        </w:tc>
-        <w:tc>
-          <w:tcPr>
-            <w:tcW w:w="2126" w:type="dxa"/>
-            <w:shd w:val="clear" w:color="auto" w:fill="F2F2F2" w:themeFill="background1" w:themeFillShade="F2"/>
-          </w:tcPr>
-          <w:p>
-            <w:pPr>
-              <w:spacing w:before="240" w:after="240"/>
-              <w:jc w:val="both"/>
-              <w:rPr>
-                <w:rFonts w:ascii="Times New Roman" w:eastAsia="Times New Roman" w:hAnsi="Times New Roman" w:cs="Times New Roman"/>
-                <w:kern w:val="0"/>
-                <w:lang w:eastAsia="en-GB"/>
-                <w14:ligatures w14:val="none"/>
-              </w:rPr>
-            </w:pPr>
-            <w:r>
-              <w:rPr>
-                <w:rFonts w:ascii="Times New Roman" w:eastAsia="Times New Roman" w:hAnsi="Times New Roman" w:cs="Times New Roman"/>
-                <w:kern w:val="0"/>
-                <w:lang w:eastAsia="en-GB"/>
-                <w14:ligatures w14:val="none"/>
-              </w:rPr>
-              <w:t>Model implementation</w:t>
-            </w:r>
-          </w:p>
-        </w:tc>
-        <w:tc>
-          <w:tcPr>
-            <w:tcW w:w="4961" w:type="dxa"/>
-            <w:shd w:val="clear" w:color="auto" w:fill="F2F2F2" w:themeFill="background1" w:themeFillShade="F2"/>
-          </w:tcPr>
-          <w:p>
-            <w:pPr>
-              <w:spacing w:before="240" w:after="240"/>
-              <w:jc w:val="both"/>
-              <w:rPr>
-                <w:rFonts w:ascii="Times New Roman" w:eastAsia="Times New Roman" w:hAnsi="Times New Roman" w:cs="Times New Roman"/>
-                <w:kern w:val="0"/>
-                <w:lang w:eastAsia="en-GB"/>
-                <w14:ligatures w14:val="none"/>
-              </w:rPr>
-            </w:pPr>
-            <w:r>
-              <w:rPr>
-                <w:rFonts w:ascii="Times New Roman" w:eastAsia="Times New Roman" w:hAnsi="Times New Roman" w:cs="Times New Roman"/>
-                <w:kern w:val="0"/>
-                <w:lang w:eastAsia="en-GB"/>
-                <w14:ligatures w14:val="none"/>
-              </w:rPr>
-              <w:t>Implements BaseModel using three RandomForestClassifier instances, one per chained target</w:t>
-            </w:r>
-          </w:p>
-        </w:tc>
-      </w:tr>
-      <w:tr>
-        <w:trPr>
-          <w:trHeight w:hRule="exact" w:val="851"/>
-        </w:trPr>
-        <w:tc>
-          <w:tcPr>
-            <w:tcW w:w="4253" w:type="dxa"/>
-            <w:shd w:val="clear" w:color="auto" w:fill="F2F2F2" w:themeFill="background1" w:themeFillShade="F2"/>
-          </w:tcPr>
-          <w:p>
-            <w:pPr>
-              <w:spacing w:before="240" w:after="240"/>
-              <w:jc w:val="both"/>
-              <w:rPr>
-                <w:rFonts w:ascii="Times New Roman" w:eastAsia="Times New Roman" w:hAnsi="Times New Roman" w:cs="Times New Roman"/>
-                <w:kern w:val="0"/>
-                <w:lang w:eastAsia="en-GB"/>
-                <w14:ligatures w14:val="none"/>
-              </w:rPr>
-            </w:pPr>
-            <w:r>
-              <w:rPr>
-                <w:rFonts w:ascii="Times New Roman" w:eastAsia="Times New Roman" w:hAnsi="Times New Roman" w:cs="Times New Roman"/>
-                <w:kern w:val="0"/>
-                <w:lang w:eastAsia="en-GB"/>
-                <w14:ligatures w14:val="none"/>
-              </w:rPr>
-              <w:t>src/models/logistic_regression_model.py</w:t>
-            </w:r>
-          </w:p>
-        </w:tc>
-        <w:tc>
-          <w:tcPr>
-            <w:tcW w:w="2126" w:type="dxa"/>
-            <w:shd w:val="clear" w:color="auto" w:fill="F2F2F2" w:themeFill="background1" w:themeFillShade="F2"/>
-          </w:tcPr>
-          <w:p>
-            <w:pPr>
-              <w:spacing w:before="240" w:after="240"/>
-              <w:jc w:val="both"/>
-              <w:rPr>
-                <w:rFonts w:ascii="Times New Roman" w:eastAsia="Times New Roman" w:hAnsi="Times New Roman" w:cs="Times New Roman"/>
-                <w:kern w:val="0"/>
-                <w:lang w:eastAsia="en-GB"/>
-                <w14:ligatures w14:val="none"/>
-              </w:rPr>
-            </w:pPr>
-            <w:r>
-              <w:rPr>
-                <w:rFonts w:ascii="Times New Roman" w:eastAsia="Times New Roman" w:hAnsi="Times New Roman" w:cs="Times New Roman"/>
-                <w:kern w:val="0"/>
-                <w:lang w:eastAsia="en-GB"/>
-                <w14:ligatures w14:val="none"/>
-              </w:rPr>
-              <w:t>Model implementation</w:t>
-            </w:r>
-          </w:p>
-        </w:tc>
-        <w:tc>
-          <w:tcPr>
-            <w:tcW w:w="4961" w:type="dxa"/>
-            <w:shd w:val="clear" w:color="auto" w:fill="F2F2F2" w:themeFill="background1" w:themeFillShade="F2"/>
-          </w:tcPr>
-          <w:p>
-            <w:pPr>
-              <w:spacing w:before="240" w:after="240"/>
-              <w:jc w:val="both"/>
-              <w:rPr>
-                <w:rFonts w:ascii="Times New Roman" w:eastAsia="Times New Roman" w:hAnsi="Times New Roman" w:cs="Times New Roman"/>
-                <w:kern w:val="0"/>
-                <w:lang w:eastAsia="en-GB"/>
-                <w14:ligatures w14:val="none"/>
-              </w:rPr>
-            </w:pPr>
-            <w:r>
-              <w:rPr>
-                <w:rFonts w:ascii="Times New Roman" w:eastAsia="Times New Roman" w:hAnsi="Times New Roman" w:cs="Times New Roman"/>
-                <w:kern w:val="0"/>
-                <w:lang w:eastAsia="en-GB"/>
-                <w14:ligatures w14:val="none"/>
-              </w:rPr>
-              <w:t>Implements BaseModel using three LogisticRegression instances, one per chained target</w:t>
-            </w:r>
-          </w:p>
-        </w:tc>
-      </w:tr>
-      <w:tr>
-        <w:trPr>
-          <w:trHeight w:hRule="exact" w:val="851"/>
-        </w:trPr>
-        <w:tc>
-          <w:tcPr>
-            <w:tcW w:w="4253" w:type="dxa"/>
-            <w:shd w:val="clear" w:color="auto" w:fill="F2F2F2" w:themeFill="background1" w:themeFillShade="F2"/>
-          </w:tcPr>
-          <w:p>
-            <w:pPr>
-              <w:spacing w:before="240" w:after="240"/>
-              <w:jc w:val="both"/>
-              <w:rPr>
-                <w:rFonts w:ascii="Times New Roman" w:eastAsia="Times New Roman" w:hAnsi="Times New Roman" w:cs="Times New Roman"/>
-                <w:kern w:val="0"/>
-                <w:lang w:eastAsia="en-GB"/>
-                <w14:ligatures w14:val="none"/>
-              </w:rPr>
-            </w:pPr>
-            <w:r>
-              <w:rPr>
-                <w:rFonts w:ascii="Times New Roman" w:eastAsia="Times New Roman" w:hAnsi="Times New Roman" w:cs="Times New Roman"/>
-                <w:kern w:val="0"/>
-                <w:lang w:eastAsia="en-GB"/>
-                <w14:ligatures w14:val="none"/>
-              </w:rPr>
-              <w:t>src/models/multinomial_nb_model.py</w:t>
-            </w:r>
-          </w:p>
-        </w:tc>
-        <w:tc>
-          <w:tcPr>
-            <w:tcW w:w="2126" w:type="dxa"/>
-            <w:shd w:val="clear" w:color="auto" w:fill="F2F2F2" w:themeFill="background1" w:themeFillShade="F2"/>
-          </w:tcPr>
-          <w:p>
-            <w:pPr>
-              <w:spacing w:before="240" w:after="240"/>
-              <w:jc w:val="both"/>
-              <w:rPr>
-                <w:rFonts w:ascii="Times New Roman" w:eastAsia="Times New Roman" w:hAnsi="Times New Roman" w:cs="Times New Roman"/>
-                <w:kern w:val="0"/>
-                <w:lang w:eastAsia="en-GB"/>
-                <w14:ligatures w14:val="none"/>
-              </w:rPr>
-            </w:pPr>
-            <w:r>
-              <w:rPr>
-                <w:rFonts w:ascii="Times New Roman" w:eastAsia="Times New Roman" w:hAnsi="Times New Roman" w:cs="Times New Roman"/>
-                <w:kern w:val="0"/>
-                <w:lang w:eastAsia="en-GB"/>
-                <w14:ligatures w14:val="none"/>
-              </w:rPr>
-              <w:t>Model implementation</w:t>
-            </w:r>
-          </w:p>
-        </w:tc>
-        <w:tc>
-          <w:tcPr>
-            <w:tcW w:w="4961" w:type="dxa"/>
-            <w:shd w:val="clear" w:color="auto" w:fill="F2F2F2" w:themeFill="background1" w:themeFillShade="F2"/>
-          </w:tcPr>
-          <w:p>
-            <w:pPr>
-              <w:spacing w:before="240" w:after="240"/>
-              <w:jc w:val="both"/>
-              <w:rPr>
-                <w:rFonts w:ascii="Times New Roman" w:eastAsia="Times New Roman" w:hAnsi="Times New Roman" w:cs="Times New Roman"/>
-                <w:kern w:val="0"/>
-                <w:lang w:eastAsia="en-GB"/>
-                <w14:ligatures w14:val="none"/>
-              </w:rPr>
-            </w:pPr>
-            <w:r>
-              <w:rPr>
-                <w:rFonts w:ascii="Times New Roman" w:eastAsia="Times New Roman" w:hAnsi="Times New Roman" w:cs="Times New Roman"/>
-                <w:kern w:val="0"/>
-                <w:lang w:eastAsia="en-GB"/>
-                <w14:ligatures w14:val="none"/>
-              </w:rPr>
-              <w:t>Implements BaseModel using three MultinomialNB instances, one per chained target</w:t>
-            </w:r>
-          </w:p>
-        </w:tc>
-      </w:tr>
-      <w:tr>
-        <w:trPr>
-          <w:trHeight w:hRule="exact" w:val="851"/>
-        </w:trPr>
-        <w:tc>
-          <w:tcPr>
-            <w:tcW w:w="4253" w:type="dxa"/>
-            <w:shd w:val="clear" w:color="auto" w:fill="F2F2F2" w:themeFill="background1" w:themeFillShade="F2"/>
-          </w:tcPr>
-          <w:p>
-            <w:pPr>
-              <w:spacing w:before="240" w:after="240"/>
-              <w:jc w:val="both"/>
-              <w:rPr>
-                <w:rFonts w:ascii="Times New Roman" w:eastAsia="Times New Roman" w:hAnsi="Times New Roman" w:cs="Times New Roman"/>
-                <w:kern w:val="0"/>
-                <w:lang w:eastAsia="en-GB"/>
-                <w14:ligatures w14:val="none"/>
-              </w:rPr>
-            </w:pPr>
-            <w:r>
-              <w:rPr>
-                <w:rFonts w:ascii="Times New Roman" w:eastAsia="Times New Roman" w:hAnsi="Times New Roman" w:cs="Times New Roman"/>
-                <w:kern w:val="0"/>
-                <w:lang w:eastAsia="en-GB"/>
-                <w14:ligatures w14:val="none"/>
-              </w:rPr>
-              <w:t>src/evaluation/metrics.py</w:t>
-            </w:r>
-          </w:p>
-        </w:tc>
-        <w:tc>
-          <w:tcPr>
-            <w:tcW w:w="2126" w:type="dxa"/>
-            <w:shd w:val="clear" w:color="auto" w:fill="F2F2F2" w:themeFill="background1" w:themeFillShade="F2"/>
-          </w:tcPr>
-          <w:p>
-            <w:pPr>
-              <w:spacing w:before="240" w:after="240"/>
-              <w:jc w:val="both"/>
-              <w:rPr>
-                <w:rFonts w:ascii="Times New Roman" w:eastAsia="Times New Roman" w:hAnsi="Times New Roman" w:cs="Times New Roman"/>
-                <w:kern w:val="0"/>
-                <w:lang w:eastAsia="en-GB"/>
-                <w14:ligatures w14:val="none"/>
-              </w:rPr>
-            </w:pPr>
-            <w:r>
-              <w:rPr>
-                <w:rFonts w:ascii="Times New Roman" w:eastAsia="Times New Roman" w:hAnsi="Times New Roman" w:cs="Times New Roman"/>
-                <w:kern w:val="0"/>
-                <w:lang w:eastAsia="en-GB"/>
-                <w14:ligatures w14:val="none"/>
-              </w:rPr>
-              <w:t>Evaluation</w:t>
-            </w:r>
-          </w:p>
-        </w:tc>
-        <w:tc>
-          <w:tcPr>
-            <w:tcW w:w="4961" w:type="dxa"/>
-            <w:shd w:val="clear" w:color="auto" w:fill="F2F2F2" w:themeFill="background1" w:themeFillShade="F2"/>
-          </w:tcPr>
-          <w:p>
-            <w:pPr>
-              <w:spacing w:before="240" w:after="240"/>
-              <w:jc w:val="both"/>
-              <w:rPr>
-                <w:rFonts w:ascii="Times New Roman" w:eastAsia="Times New Roman" w:hAnsi="Times New Roman" w:cs="Times New Roman"/>
-                <w:kern w:val="0"/>
-                <w:lang w:eastAsia="en-GB"/>
-                <w14:ligatures w14:val="none"/>
-              </w:rPr>
-            </w:pPr>
-            <w:r>
-              <w:rPr>
-                <w:rFonts w:ascii="Times New Roman" w:eastAsia="Times New Roman" w:hAnsi="Times New Roman" w:cs="Times New Roman"/>
-                <w:kern w:val="0"/>
-                <w:lang w:eastAsia="en-GB"/>
-                <w14:ligatures w14:val="none"/>
-              </w:rPr>
-              <w:t>Computes and prints accuracy for each chained target (t2, t23, t234)</w:t>
-            </w:r>
-          </w:p>
-        </w:tc>
-      </w:tr>
-      <w:tr>
-        <w:trPr>
-          <w:trHeight w:hRule="exact" w:val="851"/>
-        </w:trPr>
-        <w:tc>
-          <w:tcPr>
-            <w:tcW w:w="4253" w:type="dxa"/>
-            <w:shd w:val="clear" w:color="auto" w:fill="F2F2F2" w:themeFill="background1" w:themeFillShade="F2"/>
-          </w:tcPr>
-          <w:p>
-            <w:pPr>
-              <w:spacing w:before="240" w:after="240"/>
-              <w:jc w:val="both"/>
-              <w:rPr>
-                <w:rFonts w:ascii="Times New Roman" w:eastAsia="Times New Roman" w:hAnsi="Times New Roman" w:cs="Times New Roman"/>
-                <w:kern w:val="0"/>
-                <w:lang w:eastAsia="en-GB"/>
-                <w14:ligatures w14:val="none"/>
-              </w:rPr>
-            </w:pPr>
-            <w:r>
-              <w:rPr>
-                <w:rFonts w:ascii="Times New Roman" w:eastAsia="Times New Roman" w:hAnsi="Times New Roman" w:cs="Times New Roman"/>
-                <w:kern w:val="0"/>
-                <w:lang w:eastAsia="en-GB"/>
-                <w14:ligatures w14:val="none"/>
-              </w:rPr>
-              <w:t>tests/test_pipeline.py</w:t>
-            </w:r>
-          </w:p>
-        </w:tc>
-        <w:tc>
-          <w:tcPr>
-            <w:tcW w:w="2126" w:type="dxa"/>
-            <w:shd w:val="clear" w:color="auto" w:fill="F2F2F2" w:themeFill="background1" w:themeFillShade="F2"/>
-          </w:tcPr>
-          <w:p>
-            <w:pPr>
-              <w:spacing w:before="240" w:after="240"/>
-              <w:jc w:val="both"/>
-              <w:rPr>
-                <w:rFonts w:ascii="Times New Roman" w:eastAsia="Times New Roman" w:hAnsi="Times New Roman" w:cs="Times New Roman"/>
-                <w:kern w:val="0"/>
-                <w:lang w:eastAsia="en-GB"/>
-                <w14:ligatures w14:val="none"/>
-              </w:rPr>
-            </w:pPr>
-            <w:r>
-              <w:rPr>
-                <w:rFonts w:ascii="Times New Roman" w:eastAsia="Times New Roman" w:hAnsi="Times New Roman" w:cs="Times New Roman"/>
-                <w:kern w:val="0"/>
-                <w:lang w:eastAsia="en-GB"/>
-                <w14:ligatures w14:val="none"/>
-              </w:rPr>
-              <w:t>Testing</w:t>
-            </w:r>
-          </w:p>
-        </w:tc>
-        <w:tc>
-          <w:tcPr>
-            <w:tcW w:w="4961" w:type="dxa"/>
-            <w:shd w:val="clear" w:color="auto" w:fill="F2F2F2" w:themeFill="background1" w:themeFillShade="F2"/>
-          </w:tcPr>
-          <w:p>
-            <w:pPr>
-              <w:spacing w:before="240" w:after="240"/>
-              <w:jc w:val="both"/>
-              <w:rPr>
-                <w:rFonts w:ascii="Times New Roman" w:eastAsia="Times New Roman" w:hAnsi="Times New Roman" w:cs="Times New Roman"/>
-                <w:kern w:val="0"/>
-                <w:lang w:eastAsia="en-GB"/>
-                <w14:ligatures w14:val="none"/>
-              </w:rPr>
-            </w:pPr>
-            <w:r>
-              <w:rPr>
-                <w:rFonts w:ascii="Times New Roman" w:eastAsia="Times New Roman" w:hAnsi="Times New Roman" w:cs="Times New Roman"/>
-                <w:kern w:val="0"/>
-                <w:lang w:eastAsia="en-GB"/>
-                <w14:ligatures w14:val="none"/>
-              </w:rPr>
-              <w:t>Smoke test that runs the pipeline end to end and validates it completes successfully</w:t>
+              <w:t>R</w:t>
+            </w:r>
+            <w:r>
+              <w:rPr>
+                <w:rFonts w:ascii="Times New Roman" w:eastAsia="Times New Roman" w:hAnsi="Times New Roman" w:cs="Times New Roman"/>
+                <w:kern w:val="0"/>
+                <w:lang w:eastAsia="en-GB"/>
+                <w14:ligatures w14:val="none"/>
+              </w:rPr>
+              <w:t xml:space="preserve">eturns the appropriate </w:t>
+            </w:r>
+            <w:proofErr w:type="spellStart"/>
+            <w:r>
+              <w:rPr>
+                <w:rFonts w:ascii="Times New Roman" w:eastAsia="Times New Roman" w:hAnsi="Times New Roman" w:cs="Times New Roman"/>
+                <w:kern w:val="0"/>
+                <w:lang w:eastAsia="en-GB"/>
+                <w14:ligatures w14:val="none"/>
+              </w:rPr>
+              <w:t>ChainedMultiOutputModel</w:t>
+            </w:r>
+            <w:proofErr w:type="spellEnd"/>
+            <w:r>
+              <w:rPr>
+                <w:rFonts w:ascii="Times New Roman" w:eastAsia="Times New Roman" w:hAnsi="Times New Roman" w:cs="Times New Roman"/>
+                <w:kern w:val="0"/>
+                <w:lang w:eastAsia="en-GB"/>
+                <w14:ligatures w14:val="none"/>
+              </w:rPr>
+              <w:t xml:space="preserve"> instance based on MODEL_NAME defined in config.py</w:t>
             </w:r>
           </w:p>
         </w:tc>
       </w:tr>
     </w:tbl>
-    <w:p>
-      <w:pPr>
-        <w:jc w:val="both"/>
-        <w:rPr>
-          <w:rFonts w:ascii="Times New Roman" w:hAnsi="Times New Roman" w:cs="Times New Roman"/>
-          <w:lang w:eastAsia="zh-CN"/>
-        </w:rPr>
-      </w:pPr>
-    </w:p>
-    <w:p>
-      <w:pPr>
-        <w:jc w:val="both"/>
-        <w:rPr>
-          <w:rFonts w:ascii="Times New Roman" w:hAnsi="Times New Roman" w:cs="Times New Roman"/>
-          <w:lang w:eastAsia="zh-CN"/>
-        </w:rPr>
-      </w:pPr>
-    </w:p>
-    <w:p>
-      <w:pPr>
-        <w:jc w:val="both"/>
-        <w:rPr>
-          <w:rFonts w:ascii="Times New Roman" w:hAnsi="Times New Roman" w:cs="Times New Roman"/>
-          <w:lang w:eastAsia="zh-CN"/>
-        </w:rPr>
-      </w:pPr>
-    </w:p>
-    <w:p>
-      <w:pPr>
-        <w:jc w:val="both"/>
-        <w:rPr>
-          <w:rFonts w:ascii="Times New Roman" w:hAnsi="Times New Roman" w:cs="Times New Roman"/>
-          <w:lang w:eastAsia="zh-CN"/>
-        </w:rPr>
-      </w:pPr>
-    </w:p>
     <w:p>
       <w:pPr>
         <w:spacing w:before="240" w:after="240" w:line="240" w:lineRule="auto"/>
@@ -2037,7 +3171,6 @@
           <w:lang w:eastAsia="en-GB"/>
           <w14:ligatures w14:val="none"/>
         </w:rPr>
-        <w:lastRenderedPageBreak/>
         <w:t>Connectors Design Choice 1</w:t>
       </w:r>
     </w:p>
@@ -2049,19 +3182,19 @@
         <w:tblLook w:val="04A0" w:firstRow="1" w:lastRow="0" w:firstColumn="1" w:lastColumn="0" w:noHBand="0" w:noVBand="1"/>
       </w:tblPr>
       <w:tblGrid>
-        <w:gridCol w:w="1973"/>
-        <w:gridCol w:w="2815"/>
+        <w:gridCol w:w="1970"/>
+        <w:gridCol w:w="2812"/>
         <w:gridCol w:w="1956"/>
-        <w:gridCol w:w="4596"/>
+        <w:gridCol w:w="4602"/>
       </w:tblGrid>
       <w:tr>
         <w:trPr>
-          <w:trHeight w:hRule="exact" w:val="567"/>
+          <w:trHeight w:hRule="exact" w:val="851"/>
         </w:trPr>
         <w:tc>
           <w:tcPr>
             <w:tcW w:w="1985" w:type="dxa"/>
-            <w:shd w:val="clear" w:color="auto" w:fill="95B7F3"/>
+            <w:shd w:val="clear" w:color="auto" w:fill="4670AB"/>
           </w:tcPr>
           <w:p>
             <w:pPr>
@@ -2096,7 +3229,7 @@
         <w:tc>
           <w:tcPr>
             <w:tcW w:w="2835" w:type="dxa"/>
-            <w:shd w:val="clear" w:color="auto" w:fill="95B7F3"/>
+            <w:shd w:val="clear" w:color="auto" w:fill="4670AB"/>
           </w:tcPr>
           <w:p>
             <w:pPr>
@@ -2131,7 +3264,7 @@
         <w:tc>
           <w:tcPr>
             <w:tcW w:w="1867" w:type="dxa"/>
-            <w:shd w:val="clear" w:color="auto" w:fill="95B7F3"/>
+            <w:shd w:val="clear" w:color="auto" w:fill="4670AB"/>
           </w:tcPr>
           <w:p>
             <w:pPr>
@@ -2166,7 +3299,7 @@
         <w:tc>
           <w:tcPr>
             <w:tcW w:w="4653" w:type="dxa"/>
-            <w:shd w:val="clear" w:color="auto" w:fill="95B7F3"/>
+            <w:shd w:val="clear" w:color="auto" w:fill="4670AB"/>
           </w:tcPr>
           <w:p>
             <w:pPr>
@@ -2201,7 +3334,7 @@
       </w:tr>
       <w:tr>
         <w:trPr>
-          <w:trHeight w:val="851"/>
+          <w:trHeight w:hRule="exact" w:val="851"/>
         </w:trPr>
         <w:tc>
           <w:tcPr>
@@ -2307,14 +3440,54 @@
                 <w:lang w:eastAsia="en-GB"/>
                 <w14:ligatures w14:val="none"/>
               </w:rPr>
-              <w:t>Controller calls load_dataset() and split_dataset() to read and prepare the data</w:t>
+              <w:t xml:space="preserve">Controller calls </w:t>
+            </w:r>
+            <w:proofErr w:type="spellStart"/>
+            <w:r>
+              <w:rPr>
+                <w:rFonts w:ascii="Times New Roman" w:eastAsia="Times New Roman" w:hAnsi="Times New Roman" w:cs="Times New Roman"/>
+                <w:kern w:val="0"/>
+                <w:lang w:eastAsia="en-GB"/>
+                <w14:ligatures w14:val="none"/>
+              </w:rPr>
+              <w:t>load_dataset</w:t>
+            </w:r>
+            <w:proofErr w:type="spellEnd"/>
+            <w:r>
+              <w:rPr>
+                <w:rFonts w:ascii="Times New Roman" w:eastAsia="Times New Roman" w:hAnsi="Times New Roman" w:cs="Times New Roman"/>
+                <w:kern w:val="0"/>
+                <w:lang w:eastAsia="en-GB"/>
+                <w14:ligatures w14:val="none"/>
+              </w:rPr>
+              <w:t xml:space="preserve">() and </w:t>
+            </w:r>
+            <w:proofErr w:type="spellStart"/>
+            <w:r>
+              <w:rPr>
+                <w:rFonts w:ascii="Times New Roman" w:eastAsia="Times New Roman" w:hAnsi="Times New Roman" w:cs="Times New Roman"/>
+                <w:kern w:val="0"/>
+                <w:lang w:eastAsia="en-GB"/>
+                <w14:ligatures w14:val="none"/>
+              </w:rPr>
+              <w:t>split_dataset</w:t>
+            </w:r>
+            <w:proofErr w:type="spellEnd"/>
+            <w:r>
+              <w:rPr>
+                <w:rFonts w:ascii="Times New Roman" w:eastAsia="Times New Roman" w:hAnsi="Times New Roman" w:cs="Times New Roman"/>
+                <w:kern w:val="0"/>
+                <w:lang w:eastAsia="en-GB"/>
+                <w14:ligatures w14:val="none"/>
+              </w:rPr>
+              <w:t>() to read and prepare the data</w:t>
             </w:r>
           </w:p>
         </w:tc>
       </w:tr>
       <w:tr>
         <w:trPr>
-          <w:trHeight w:val="851"/>
+          <w:trHeight w:hRule="exact" w:val="851"/>
         </w:trPr>
         <w:tc>
           <w:tcPr>
@@ -2420,14 +3593,34 @@
                 <w:lang w:eastAsia="en-GB"/>
                 <w14:ligatures w14:val="none"/>
               </w:rPr>
-              <w:t>Loader calls clean_text() to normalize raw email text</w:t>
+              <w:t xml:space="preserve">Loader calls </w:t>
+            </w:r>
+            <w:proofErr w:type="spellStart"/>
+            <w:r>
+              <w:rPr>
+                <w:rFonts w:ascii="Times New Roman" w:eastAsia="Times New Roman" w:hAnsi="Times New Roman" w:cs="Times New Roman"/>
+                <w:kern w:val="0"/>
+                <w:lang w:eastAsia="en-GB"/>
+                <w14:ligatures w14:val="none"/>
+              </w:rPr>
+              <w:t>clean_text</w:t>
+            </w:r>
+            <w:proofErr w:type="spellEnd"/>
+            <w:r>
+              <w:rPr>
+                <w:rFonts w:ascii="Times New Roman" w:eastAsia="Times New Roman" w:hAnsi="Times New Roman" w:cs="Times New Roman"/>
+                <w:kern w:val="0"/>
+                <w:lang w:eastAsia="en-GB"/>
+                <w14:ligatures w14:val="none"/>
+              </w:rPr>
+              <w:t>() to normalize raw email text</w:t>
             </w:r>
           </w:p>
         </w:tc>
       </w:tr>
       <w:tr>
         <w:trPr>
-          <w:trHeight w:val="851"/>
+          <w:trHeight w:hRule="exact" w:val="851"/>
         </w:trPr>
         <w:tc>
           <w:tcPr>
@@ -2533,14 +3726,34 @@
                 <w:lang w:eastAsia="en-GB"/>
                 <w14:ligatures w14:val="none"/>
               </w:rPr>
-              <w:t>Controller calls vectorize_text() to fit on training text and transform train/test sets</w:t>
+              <w:t xml:space="preserve">Controller calls </w:t>
+            </w:r>
+            <w:proofErr w:type="spellStart"/>
+            <w:r>
+              <w:rPr>
+                <w:rFonts w:ascii="Times New Roman" w:eastAsia="Times New Roman" w:hAnsi="Times New Roman" w:cs="Times New Roman"/>
+                <w:kern w:val="0"/>
+                <w:lang w:eastAsia="en-GB"/>
+                <w14:ligatures w14:val="none"/>
+              </w:rPr>
+              <w:t>vectorize_text</w:t>
+            </w:r>
+            <w:proofErr w:type="spellEnd"/>
+            <w:r>
+              <w:rPr>
+                <w:rFonts w:ascii="Times New Roman" w:eastAsia="Times New Roman" w:hAnsi="Times New Roman" w:cs="Times New Roman"/>
+                <w:kern w:val="0"/>
+                <w:lang w:eastAsia="en-GB"/>
+                <w14:ligatures w14:val="none"/>
+              </w:rPr>
+              <w:t>() to fit on training text and transform train/test sets</w:t>
             </w:r>
           </w:p>
         </w:tc>
       </w:tr>
       <w:tr>
         <w:trPr>
-          <w:trHeight w:val="851"/>
+          <w:trHeight w:hRule="exact" w:val="851"/>
         </w:trPr>
         <w:tc>
           <w:tcPr>
@@ -2646,14 +3859,34 @@
                 <w:lang w:eastAsia="en-GB"/>
                 <w14:ligatures w14:val="none"/>
               </w:rPr>
-              <w:t>Controller packages features and targets into a DatasetBundle object</w:t>
+              <w:t xml:space="preserve">Controller packages features and targets into a </w:t>
+            </w:r>
+            <w:proofErr w:type="spellStart"/>
+            <w:r>
+              <w:rPr>
+                <w:rFonts w:ascii="Times New Roman" w:eastAsia="Times New Roman" w:hAnsi="Times New Roman" w:cs="Times New Roman"/>
+                <w:kern w:val="0"/>
+                <w:lang w:eastAsia="en-GB"/>
+                <w14:ligatures w14:val="none"/>
+              </w:rPr>
+              <w:t>DatasetBundle</w:t>
+            </w:r>
+            <w:proofErr w:type="spellEnd"/>
+            <w:r>
+              <w:rPr>
+                <w:rFonts w:ascii="Times New Roman" w:eastAsia="Times New Roman" w:hAnsi="Times New Roman" w:cs="Times New Roman"/>
+                <w:kern w:val="0"/>
+                <w:lang w:eastAsia="en-GB"/>
+                <w14:ligatures w14:val="none"/>
+              </w:rPr>
+              <w:t xml:space="preserve"> object</w:t>
             </w:r>
           </w:p>
         </w:tc>
       </w:tr>
       <w:tr>
         <w:trPr>
-          <w:trHeight w:val="851"/>
+          <w:trHeight w:hRule="exact" w:val="2019"/>
         </w:trPr>
         <w:tc>
           <w:tcPr>
@@ -2759,14 +3992,114 @@
                 <w:lang w:eastAsia="en-GB"/>
                 <w14:ligatures w14:val="none"/>
               </w:rPr>
-              <w:t>Controller instantiates each model class and calls train(data_bundle) and predict(data_bundle) through the shared BaseModel interface.</w:t>
+              <w:t xml:space="preserve">Controller calls </w:t>
+            </w:r>
+            <w:proofErr w:type="spellStart"/>
+            <w:r>
+              <w:rPr>
+                <w:rFonts w:ascii="Times New Roman" w:eastAsia="Times New Roman" w:hAnsi="Times New Roman" w:cs="Times New Roman"/>
+                <w:kern w:val="0"/>
+                <w:lang w:eastAsia="en-GB"/>
+                <w14:ligatures w14:val="none"/>
+              </w:rPr>
+              <w:t>get_model</w:t>
+            </w:r>
+            <w:proofErr w:type="spellEnd"/>
+            <w:r>
+              <w:rPr>
+                <w:rFonts w:ascii="Times New Roman" w:eastAsia="Times New Roman" w:hAnsi="Times New Roman" w:cs="Times New Roman"/>
+                <w:kern w:val="0"/>
+                <w:lang w:eastAsia="en-GB"/>
+                <w14:ligatures w14:val="none"/>
+              </w:rPr>
+              <w:t xml:space="preserve">() from model_factory.py which returns the appropriate </w:t>
+            </w:r>
+            <w:proofErr w:type="spellStart"/>
+            <w:r>
+              <w:rPr>
+                <w:rFonts w:ascii="Times New Roman" w:eastAsia="Times New Roman" w:hAnsi="Times New Roman" w:cs="Times New Roman"/>
+                <w:kern w:val="0"/>
+                <w:lang w:eastAsia="en-GB"/>
+                <w14:ligatures w14:val="none"/>
+              </w:rPr>
+              <w:t>ChainedMultiOutputModel</w:t>
+            </w:r>
+            <w:proofErr w:type="spellEnd"/>
+            <w:r>
+              <w:rPr>
+                <w:rFonts w:ascii="Times New Roman" w:eastAsia="Times New Roman" w:hAnsi="Times New Roman" w:cs="Times New Roman"/>
+                <w:kern w:val="0"/>
+                <w:lang w:eastAsia="en-GB"/>
+                <w14:ligatures w14:val="none"/>
+              </w:rPr>
+              <w:t>, then calls train(</w:t>
+            </w:r>
+            <w:proofErr w:type="spellStart"/>
+            <w:r>
+              <w:rPr>
+                <w:rFonts w:ascii="Times New Roman" w:eastAsia="Times New Roman" w:hAnsi="Times New Roman" w:cs="Times New Roman"/>
+                <w:kern w:val="0"/>
+                <w:lang w:eastAsia="en-GB"/>
+                <w14:ligatures w14:val="none"/>
+              </w:rPr>
+              <w:t>data_bundle</w:t>
+            </w:r>
+            <w:proofErr w:type="spellEnd"/>
+            <w:r>
+              <w:rPr>
+                <w:rFonts w:ascii="Times New Roman" w:eastAsia="Times New Roman" w:hAnsi="Times New Roman" w:cs="Times New Roman"/>
+                <w:kern w:val="0"/>
+                <w:lang w:eastAsia="en-GB"/>
+                <w14:ligatures w14:val="none"/>
+              </w:rPr>
+              <w:t>) and predict(</w:t>
+            </w:r>
+            <w:proofErr w:type="spellStart"/>
+            <w:r>
+              <w:rPr>
+                <w:rFonts w:ascii="Times New Roman" w:eastAsia="Times New Roman" w:hAnsi="Times New Roman" w:cs="Times New Roman"/>
+                <w:kern w:val="0"/>
+                <w:lang w:eastAsia="en-GB"/>
+                <w14:ligatures w14:val="none"/>
+              </w:rPr>
+              <w:t>data_bundle</w:t>
+            </w:r>
+            <w:proofErr w:type="spellEnd"/>
+            <w:r>
+              <w:rPr>
+                <w:rFonts w:ascii="Times New Roman" w:eastAsia="Times New Roman" w:hAnsi="Times New Roman" w:cs="Times New Roman"/>
+                <w:kern w:val="0"/>
+                <w:lang w:eastAsia="en-GB"/>
+                <w14:ligatures w14:val="none"/>
+              </w:rPr>
+              <w:t xml:space="preserve">) through the </w:t>
+            </w:r>
+            <w:proofErr w:type="spellStart"/>
+            <w:r>
+              <w:rPr>
+                <w:rFonts w:ascii="Times New Roman" w:eastAsia="Times New Roman" w:hAnsi="Times New Roman" w:cs="Times New Roman"/>
+                <w:kern w:val="0"/>
+                <w:lang w:eastAsia="en-GB"/>
+                <w14:ligatures w14:val="none"/>
+              </w:rPr>
+              <w:t>BaseModel</w:t>
+            </w:r>
+            <w:proofErr w:type="spellEnd"/>
+            <w:r>
+              <w:rPr>
+                <w:rFonts w:ascii="Times New Roman" w:eastAsia="Times New Roman" w:hAnsi="Times New Roman" w:cs="Times New Roman"/>
+                <w:kern w:val="0"/>
+                <w:lang w:eastAsia="en-GB"/>
+                <w14:ligatures w14:val="none"/>
+              </w:rPr>
+              <w:t xml:space="preserve"> interface</w:t>
             </w:r>
           </w:p>
         </w:tc>
       </w:tr>
       <w:tr>
         <w:trPr>
-          <w:trHeight w:val="851"/>
+          <w:trHeight w:hRule="exact" w:val="851"/>
         </w:trPr>
         <w:tc>
           <w:tcPr>
@@ -2881,14 +4214,34 @@
                 <w:lang w:eastAsia="en-GB"/>
                 <w14:ligatures w14:val="none"/>
               </w:rPr>
-              <w:t>Prediction dictionaries (keys: t2, t23, t234) are passed to evaluate_predictions()</w:t>
+              <w:t xml:space="preserve">Prediction dictionaries (keys: t2, t23, t234) are passed to </w:t>
+            </w:r>
+            <w:proofErr w:type="spellStart"/>
+            <w:r>
+              <w:rPr>
+                <w:rFonts w:ascii="Times New Roman" w:eastAsia="Times New Roman" w:hAnsi="Times New Roman" w:cs="Times New Roman"/>
+                <w:kern w:val="0"/>
+                <w:lang w:eastAsia="en-GB"/>
+                <w14:ligatures w14:val="none"/>
+              </w:rPr>
+              <w:t>evaluate_predictions</w:t>
+            </w:r>
+            <w:proofErr w:type="spellEnd"/>
+            <w:r>
+              <w:rPr>
+                <w:rFonts w:ascii="Times New Roman" w:eastAsia="Times New Roman" w:hAnsi="Times New Roman" w:cs="Times New Roman"/>
+                <w:kern w:val="0"/>
+                <w:lang w:eastAsia="en-GB"/>
+                <w14:ligatures w14:val="none"/>
+              </w:rPr>
+              <w:t>()</w:t>
             </w:r>
           </w:p>
         </w:tc>
       </w:tr>
       <w:tr>
         <w:trPr>
-          <w:trHeight w:val="851"/>
+          <w:trHeight w:hRule="exact" w:val="1139"/>
         </w:trPr>
         <w:tc>
           <w:tcPr>
@@ -2967,7 +4320,7 @@
                 <w:lang w:eastAsia="en-GB"/>
                 <w14:ligatures w14:val="none"/>
               </w:rPr>
-              <w:t>console output</w:t>
+              <w:t>reporting.py</w:t>
             </w:r>
           </w:p>
         </w:tc>
@@ -2994,14 +4347,34 @@
                 <w:lang w:eastAsia="en-GB"/>
                 <w14:ligatures w14:val="none"/>
               </w:rPr>
-              <w:t>Accuracy results are formatted and printed to the console.</w:t>
+              <w:t xml:space="preserve">Accuracy results are passed to </w:t>
+            </w:r>
+            <w:proofErr w:type="spellStart"/>
+            <w:r>
+              <w:rPr>
+                <w:rFonts w:ascii="Times New Roman" w:eastAsia="Times New Roman" w:hAnsi="Times New Roman" w:cs="Times New Roman"/>
+                <w:kern w:val="0"/>
+                <w:lang w:eastAsia="en-GB"/>
+                <w14:ligatures w14:val="none"/>
+              </w:rPr>
+              <w:t>print_evaluation</w:t>
+            </w:r>
+            <w:proofErr w:type="spellEnd"/>
+            <w:r>
+              <w:rPr>
+                <w:rFonts w:ascii="Times New Roman" w:eastAsia="Times New Roman" w:hAnsi="Times New Roman" w:cs="Times New Roman"/>
+                <w:kern w:val="0"/>
+                <w:lang w:eastAsia="en-GB"/>
+                <w14:ligatures w14:val="none"/>
+              </w:rPr>
+              <w:t>() in reporting.py which formats and prints them to the console</w:t>
             </w:r>
           </w:p>
         </w:tc>
       </w:tr>
       <w:tr>
         <w:trPr>
-          <w:trHeight w:val="851"/>
+          <w:trHeight w:hRule="exact" w:val="851"/>
         </w:trPr>
         <w:tc>
           <w:tcPr>
@@ -3113,69 +4486,6 @@
         </w:tc>
       </w:tr>
     </w:tbl>
-    <w:p>
-      <w:pPr>
-        <w:jc w:val="both"/>
-        <w:rPr>
-          <w:rFonts w:ascii="Times New Roman" w:hAnsi="Times New Roman" w:cs="Times New Roman"/>
-          <w:lang w:eastAsia="zh-CN"/>
-        </w:rPr>
-      </w:pPr>
-    </w:p>
-    <w:p>
-      <w:pPr>
-        <w:jc w:val="both"/>
-        <w:rPr>
-          <w:rFonts w:ascii="Times New Roman" w:hAnsi="Times New Roman" w:cs="Times New Roman"/>
-          <w:lang w:eastAsia="zh-CN"/>
-        </w:rPr>
-      </w:pPr>
-    </w:p>
-    <w:p>
-      <w:pPr>
-        <w:jc w:val="both"/>
-        <w:rPr>
-          <w:rFonts w:ascii="Times New Roman" w:hAnsi="Times New Roman" w:cs="Times New Roman"/>
-          <w:lang w:eastAsia="zh-CN"/>
-        </w:rPr>
-      </w:pPr>
-    </w:p>
-    <w:p>
-      <w:pPr>
-        <w:jc w:val="both"/>
-        <w:rPr>
-          <w:rFonts w:ascii="Times New Roman" w:hAnsi="Times New Roman" w:cs="Times New Roman"/>
-          <w:lang w:eastAsia="zh-CN"/>
-        </w:rPr>
-      </w:pPr>
-    </w:p>
-    <w:p>
-      <w:pPr>
-        <w:jc w:val="both"/>
-        <w:rPr>
-          <w:rFonts w:ascii="Times New Roman" w:hAnsi="Times New Roman" w:cs="Times New Roman"/>
-          <w:lang w:eastAsia="zh-CN"/>
-        </w:rPr>
-      </w:pPr>
-    </w:p>
-    <w:p>
-      <w:pPr>
-        <w:jc w:val="both"/>
-        <w:rPr>
-          <w:rFonts w:ascii="Times New Roman" w:hAnsi="Times New Roman" w:cs="Times New Roman"/>
-          <w:lang w:eastAsia="zh-CN"/>
-        </w:rPr>
-      </w:pPr>
-    </w:p>
-    <w:p>
-      <w:pPr>
-        <w:jc w:val="both"/>
-        <w:rPr>
-          <w:rFonts w:ascii="Times New Roman" w:hAnsi="Times New Roman" w:cs="Times New Roman"/>
-          <w:lang w:eastAsia="zh-CN"/>
-        </w:rPr>
-      </w:pPr>
-    </w:p>
     <w:p>
       <w:pPr>
         <w:jc w:val="both"/>
@@ -3791,15 +5101,37 @@
                 <w14:ligatures w14:val="none"/>
               </w:rPr>
             </w:pPr>
-            <w:r>
-              <w:rPr>
-                <w:rFonts w:ascii="Times New Roman" w:eastAsia="Times New Roman" w:hAnsi="Times New Roman" w:cs="Times New Roman"/>
-                <w:kern w:val="0"/>
-                <w:lang w:eastAsia="en-GB"/>
-                <w14:ligatures w14:val="none"/>
-              </w:rPr>
-              <w:t>X_train / X_test</w:t>
-            </w:r>
+            <w:proofErr w:type="spellStart"/>
+            <w:r>
+              <w:rPr>
+                <w:rFonts w:ascii="Times New Roman" w:eastAsia="Times New Roman" w:hAnsi="Times New Roman" w:cs="Times New Roman"/>
+                <w:kern w:val="0"/>
+                <w:lang w:eastAsia="en-GB"/>
+                <w14:ligatures w14:val="none"/>
+              </w:rPr>
+              <w:t>X_train</w:t>
+            </w:r>
+            <w:proofErr w:type="spellEnd"/>
+            <w:r>
+              <w:rPr>
+                <w:rFonts w:ascii="Times New Roman" w:eastAsia="Times New Roman" w:hAnsi="Times New Roman" w:cs="Times New Roman"/>
+                <w:kern w:val="0"/>
+                <w:lang w:eastAsia="en-GB"/>
+                <w14:ligatures w14:val="none"/>
+              </w:rPr>
+              <w:t xml:space="preserve"> / </w:t>
+            </w:r>
+            <w:proofErr w:type="spellStart"/>
+            <w:r>
+              <w:rPr>
+                <w:rFonts w:ascii="Times New Roman" w:eastAsia="Times New Roman" w:hAnsi="Times New Roman" w:cs="Times New Roman"/>
+                <w:kern w:val="0"/>
+                <w:lang w:eastAsia="en-GB"/>
+                <w14:ligatures w14:val="none"/>
+              </w:rPr>
+              <w:t>X_test</w:t>
+            </w:r>
+            <w:proofErr w:type="spellEnd"/>
           </w:p>
         </w:tc>
         <w:tc>
@@ -3877,15 +5209,37 @@
                 <w14:ligatures w14:val="none"/>
               </w:rPr>
             </w:pPr>
-            <w:r>
-              <w:rPr>
-                <w:rFonts w:ascii="Times New Roman" w:eastAsia="Times New Roman" w:hAnsi="Times New Roman" w:cs="Times New Roman"/>
-                <w:kern w:val="0"/>
-                <w:lang w:eastAsia="en-GB"/>
-                <w14:ligatures w14:val="none"/>
-              </w:rPr>
-              <w:t>X_train_vec / X_test_vec</w:t>
-            </w:r>
+            <w:proofErr w:type="spellStart"/>
+            <w:r>
+              <w:rPr>
+                <w:rFonts w:ascii="Times New Roman" w:eastAsia="Times New Roman" w:hAnsi="Times New Roman" w:cs="Times New Roman"/>
+                <w:kern w:val="0"/>
+                <w:lang w:eastAsia="en-GB"/>
+                <w14:ligatures w14:val="none"/>
+              </w:rPr>
+              <w:t>X_train_vec</w:t>
+            </w:r>
+            <w:proofErr w:type="spellEnd"/>
+            <w:r>
+              <w:rPr>
+                <w:rFonts w:ascii="Times New Roman" w:eastAsia="Times New Roman" w:hAnsi="Times New Roman" w:cs="Times New Roman"/>
+                <w:kern w:val="0"/>
+                <w:lang w:eastAsia="en-GB"/>
+                <w14:ligatures w14:val="none"/>
+              </w:rPr>
+              <w:t xml:space="preserve"> / </w:t>
+            </w:r>
+            <w:proofErr w:type="spellStart"/>
+            <w:r>
+              <w:rPr>
+                <w:rFonts w:ascii="Times New Roman" w:eastAsia="Times New Roman" w:hAnsi="Times New Roman" w:cs="Times New Roman"/>
+                <w:kern w:val="0"/>
+                <w:lang w:eastAsia="en-GB"/>
+                <w14:ligatures w14:val="none"/>
+              </w:rPr>
+              <w:t>X_test_vec</w:t>
+            </w:r>
+            <w:proofErr w:type="spellEnd"/>
           </w:p>
         </w:tc>
         <w:tc>
@@ -4221,6 +5575,7 @@
                 <w14:ligatures w14:val="none"/>
               </w:rPr>
             </w:pPr>
+            <w:proofErr w:type="spellStart"/>
             <w:r>
               <w:rPr>
                 <w:rFonts w:ascii="Times New Roman" w:eastAsia="Times New Roman" w:hAnsi="Times New Roman" w:cs="Times New Roman"/>
@@ -4230,6 +5585,7 @@
               </w:rPr>
               <w:t>DatasetBundle</w:t>
             </w:r>
+            <w:proofErr w:type="spellEnd"/>
           </w:p>
         </w:tc>
         <w:tc>
@@ -4334,14 +5690,25 @@
                 <w14:ligatures w14:val="none"/>
               </w:rPr>
             </w:pPr>
-            <w:r>
-              <w:rPr>
-                <w:rFonts w:ascii="Times New Roman" w:eastAsia="Times New Roman" w:hAnsi="Times New Roman" w:cs="Times New Roman"/>
-                <w:kern w:val="0"/>
-                <w:lang w:eastAsia="en-GB"/>
-                <w14:ligatures w14:val="none"/>
-              </w:rPr>
-              <w:t>dict/arrays</w:t>
+            <w:proofErr w:type="spellStart"/>
+            <w:r>
+              <w:rPr>
+                <w:rFonts w:ascii="Times New Roman" w:eastAsia="Times New Roman" w:hAnsi="Times New Roman" w:cs="Times New Roman"/>
+                <w:kern w:val="0"/>
+                <w:lang w:eastAsia="en-GB"/>
+                <w14:ligatures w14:val="none"/>
+              </w:rPr>
+              <w:t>dict</w:t>
+            </w:r>
+            <w:proofErr w:type="spellEnd"/>
+            <w:r>
+              <w:rPr>
+                <w:rFonts w:ascii="Times New Roman" w:eastAsia="Times New Roman" w:hAnsi="Times New Roman" w:cs="Times New Roman"/>
+                <w:kern w:val="0"/>
+                <w:lang w:eastAsia="en-GB"/>
+                <w14:ligatures w14:val="none"/>
+              </w:rPr>
+              <w:t>/arrays</w:t>
             </w:r>
           </w:p>
         </w:tc>
@@ -4570,7 +5937,7 @@
     <w:p>
       <w:pPr>
         <w:spacing w:before="240" w:after="240" w:line="240" w:lineRule="auto"/>
-        <w:jc w:val="both"/>
+        <w:jc w:val="center"/>
         <w:rPr>
           <w:noProof/>
         </w:rPr>
@@ -4693,6 +6060,7 @@
       <w:tr>
         <w:trPr>
           <w:trHeight w:hRule="exact" w:val="567"/>
+          <w:tblHeader/>
         </w:trPr>
         <w:tc>
           <w:tcPr>
@@ -4796,6 +6164,436 @@
                 <w14:ligatures w14:val="none"/>
               </w:rPr>
               <w:t>Responsibility</w:t>
+            </w:r>
+          </w:p>
+        </w:tc>
+      </w:tr>
+      <w:tr>
+        <w:trPr>
+          <w:trHeight w:hRule="exact" w:val="1147"/>
+        </w:trPr>
+        <w:tc>
+          <w:tcPr>
+            <w:tcW w:w="4253" w:type="dxa"/>
+            <w:shd w:val="clear" w:color="auto" w:fill="F2F2F2" w:themeFill="background1" w:themeFillShade="F2"/>
+          </w:tcPr>
+          <w:p>
+            <w:pPr>
+              <w:spacing w:before="240" w:after="240"/>
+              <w:jc w:val="both"/>
+              <w:rPr>
+                <w:rFonts w:ascii="Times New Roman" w:eastAsia="Times New Roman" w:hAnsi="Times New Roman" w:cs="Times New Roman"/>
+                <w:kern w:val="0"/>
+                <w:lang w:eastAsia="en-GB"/>
+                <w14:ligatures w14:val="none"/>
+              </w:rPr>
+            </w:pPr>
+            <w:r>
+              <w:rPr>
+                <w:rFonts w:ascii="Times New Roman" w:eastAsia="Times New Roman" w:hAnsi="Times New Roman" w:cs="Times New Roman"/>
+                <w:kern w:val="0"/>
+                <w:lang w:eastAsia="en-GB"/>
+                <w14:ligatures w14:val="none"/>
+              </w:rPr>
+              <w:t>src/main_controller.py</w:t>
+            </w:r>
+          </w:p>
+        </w:tc>
+        <w:tc>
+          <w:tcPr>
+            <w:tcW w:w="1843" w:type="dxa"/>
+            <w:shd w:val="clear" w:color="auto" w:fill="F2F2F2" w:themeFill="background1" w:themeFillShade="F2"/>
+          </w:tcPr>
+          <w:p>
+            <w:pPr>
+              <w:spacing w:before="240" w:after="240"/>
+              <w:jc w:val="both"/>
+              <w:rPr>
+                <w:rFonts w:ascii="Times New Roman" w:eastAsia="Times New Roman" w:hAnsi="Times New Roman" w:cs="Times New Roman"/>
+                <w:kern w:val="0"/>
+                <w:lang w:eastAsia="en-GB"/>
+                <w14:ligatures w14:val="none"/>
+              </w:rPr>
+            </w:pPr>
+            <w:r>
+              <w:rPr>
+                <w:rFonts w:ascii="Times New Roman" w:eastAsia="Times New Roman" w:hAnsi="Times New Roman" w:cs="Times New Roman"/>
+                <w:kern w:val="0"/>
+                <w:lang w:eastAsia="en-GB"/>
+                <w14:ligatures w14:val="none"/>
+              </w:rPr>
+              <w:t>Controller</w:t>
+            </w:r>
+          </w:p>
+        </w:tc>
+        <w:tc>
+          <w:tcPr>
+            <w:tcW w:w="5386" w:type="dxa"/>
+            <w:shd w:val="clear" w:color="auto" w:fill="F2F2F2" w:themeFill="background1" w:themeFillShade="F2"/>
+          </w:tcPr>
+          <w:p>
+            <w:pPr>
+              <w:spacing w:before="240" w:after="240"/>
+              <w:jc w:val="both"/>
+              <w:rPr>
+                <w:rFonts w:ascii="Times New Roman" w:eastAsia="Times New Roman" w:hAnsi="Times New Roman" w:cs="Times New Roman"/>
+                <w:kern w:val="0"/>
+                <w:lang w:eastAsia="en-GB"/>
+                <w14:ligatures w14:val="none"/>
+              </w:rPr>
+            </w:pPr>
+            <w:r>
+              <w:rPr>
+                <w:rFonts w:ascii="Times New Roman" w:eastAsia="Times New Roman" w:hAnsi="Times New Roman" w:cs="Times New Roman"/>
+                <w:kern w:val="0"/>
+                <w:lang w:eastAsia="en-GB"/>
+                <w14:ligatures w14:val="none"/>
+              </w:rPr>
+              <w:t>Runs the hierarchical pipeline: prepare data, create shared features, run Level 1, create branches, and evaluate results</w:t>
+            </w:r>
+          </w:p>
+        </w:tc>
+      </w:tr>
+      <w:tr>
+        <w:trPr>
+          <w:trHeight w:hRule="exact" w:val="907"/>
+        </w:trPr>
+        <w:tc>
+          <w:tcPr>
+            <w:tcW w:w="4253" w:type="dxa"/>
+            <w:shd w:val="clear" w:color="auto" w:fill="F2F2F2" w:themeFill="background1" w:themeFillShade="F2"/>
+          </w:tcPr>
+          <w:p>
+            <w:pPr>
+              <w:spacing w:before="240" w:after="240"/>
+              <w:jc w:val="both"/>
+              <w:rPr>
+                <w:rFonts w:ascii="Times New Roman" w:eastAsia="Times New Roman" w:hAnsi="Times New Roman" w:cs="Times New Roman"/>
+                <w:kern w:val="0"/>
+                <w:lang w:eastAsia="en-GB"/>
+                <w14:ligatures w14:val="none"/>
+              </w:rPr>
+            </w:pPr>
+            <w:r>
+              <w:rPr>
+                <w:rFonts w:ascii="Times New Roman" w:eastAsia="Times New Roman" w:hAnsi="Times New Roman" w:cs="Times New Roman"/>
+                <w:kern w:val="0"/>
+                <w:lang w:eastAsia="en-GB"/>
+                <w14:ligatures w14:val="none"/>
+              </w:rPr>
+              <w:t>data/Purchasing.csv, data/AppGallery.csv</w:t>
+            </w:r>
+          </w:p>
+        </w:tc>
+        <w:tc>
+          <w:tcPr>
+            <w:tcW w:w="1843" w:type="dxa"/>
+            <w:shd w:val="clear" w:color="auto" w:fill="F2F2F2" w:themeFill="background1" w:themeFillShade="F2"/>
+          </w:tcPr>
+          <w:p>
+            <w:pPr>
+              <w:spacing w:before="240" w:after="240"/>
+              <w:jc w:val="both"/>
+              <w:rPr>
+                <w:rFonts w:ascii="Times New Roman" w:eastAsia="Times New Roman" w:hAnsi="Times New Roman" w:cs="Times New Roman"/>
+                <w:kern w:val="0"/>
+                <w:lang w:eastAsia="en-GB"/>
+                <w14:ligatures w14:val="none"/>
+              </w:rPr>
+            </w:pPr>
+            <w:r>
+              <w:rPr>
+                <w:rFonts w:ascii="Times New Roman" w:eastAsia="Times New Roman" w:hAnsi="Times New Roman" w:cs="Times New Roman"/>
+                <w:kern w:val="0"/>
+                <w:lang w:eastAsia="en-GB"/>
+                <w14:ligatures w14:val="none"/>
+              </w:rPr>
+              <w:t>Data sources</w:t>
+            </w:r>
+          </w:p>
+        </w:tc>
+        <w:tc>
+          <w:tcPr>
+            <w:tcW w:w="5386" w:type="dxa"/>
+            <w:shd w:val="clear" w:color="auto" w:fill="F2F2F2" w:themeFill="background1" w:themeFillShade="F2"/>
+          </w:tcPr>
+          <w:p>
+            <w:pPr>
+              <w:spacing w:before="240" w:after="240"/>
+              <w:jc w:val="both"/>
+              <w:rPr>
+                <w:rFonts w:ascii="Times New Roman" w:eastAsia="Times New Roman" w:hAnsi="Times New Roman" w:cs="Times New Roman"/>
+                <w:kern w:val="0"/>
+                <w:lang w:eastAsia="en-GB"/>
+                <w14:ligatures w14:val="none"/>
+              </w:rPr>
+            </w:pPr>
+            <w:r>
+              <w:rPr>
+                <w:rFonts w:ascii="Times New Roman" w:eastAsia="Times New Roman" w:hAnsi="Times New Roman" w:cs="Times New Roman"/>
+                <w:kern w:val="0"/>
+                <w:lang w:eastAsia="en-GB"/>
+                <w14:ligatures w14:val="none"/>
+              </w:rPr>
+              <w:t>CSV files used as input datasets</w:t>
+            </w:r>
+          </w:p>
+        </w:tc>
+      </w:tr>
+      <w:tr>
+        <w:trPr>
+          <w:trHeight w:hRule="exact" w:val="1076"/>
+        </w:trPr>
+        <w:tc>
+          <w:tcPr>
+            <w:tcW w:w="4253" w:type="dxa"/>
+            <w:shd w:val="clear" w:color="auto" w:fill="F2F2F2" w:themeFill="background1" w:themeFillShade="F2"/>
+          </w:tcPr>
+          <w:p>
+            <w:pPr>
+              <w:spacing w:before="240" w:after="240"/>
+              <w:jc w:val="both"/>
+              <w:rPr>
+                <w:rFonts w:ascii="Times New Roman" w:eastAsia="Times New Roman" w:hAnsi="Times New Roman" w:cs="Times New Roman"/>
+                <w:kern w:val="0"/>
+                <w:lang w:eastAsia="en-GB"/>
+                <w14:ligatures w14:val="none"/>
+              </w:rPr>
+            </w:pPr>
+            <w:r>
+              <w:rPr>
+                <w:rFonts w:ascii="Times New Roman" w:eastAsia="Times New Roman" w:hAnsi="Times New Roman" w:cs="Times New Roman"/>
+                <w:kern w:val="0"/>
+                <w:lang w:eastAsia="en-GB"/>
+                <w14:ligatures w14:val="none"/>
+              </w:rPr>
+              <w:t>src/config.py</w:t>
+            </w:r>
+          </w:p>
+        </w:tc>
+        <w:tc>
+          <w:tcPr>
+            <w:tcW w:w="1843" w:type="dxa"/>
+            <w:shd w:val="clear" w:color="auto" w:fill="F2F2F2" w:themeFill="background1" w:themeFillShade="F2"/>
+          </w:tcPr>
+          <w:p>
+            <w:pPr>
+              <w:spacing w:before="240" w:after="240"/>
+              <w:jc w:val="both"/>
+              <w:rPr>
+                <w:rFonts w:ascii="Times New Roman" w:eastAsia="Times New Roman" w:hAnsi="Times New Roman" w:cs="Times New Roman"/>
+                <w:kern w:val="0"/>
+                <w:lang w:eastAsia="en-GB"/>
+                <w14:ligatures w14:val="none"/>
+              </w:rPr>
+            </w:pPr>
+            <w:r>
+              <w:rPr>
+                <w:rFonts w:ascii="Times New Roman" w:eastAsia="Times New Roman" w:hAnsi="Times New Roman" w:cs="Times New Roman"/>
+                <w:kern w:val="0"/>
+                <w:lang w:eastAsia="en-GB"/>
+                <w14:ligatures w14:val="none"/>
+              </w:rPr>
+              <w:t>Configuration</w:t>
+            </w:r>
+          </w:p>
+        </w:tc>
+        <w:tc>
+          <w:tcPr>
+            <w:tcW w:w="5386" w:type="dxa"/>
+            <w:shd w:val="clear" w:color="auto" w:fill="F2F2F2" w:themeFill="background1" w:themeFillShade="F2"/>
+          </w:tcPr>
+          <w:p>
+            <w:pPr>
+              <w:spacing w:before="240" w:after="240"/>
+              <w:jc w:val="both"/>
+              <w:rPr>
+                <w:rFonts w:ascii="Times New Roman" w:eastAsia="Times New Roman" w:hAnsi="Times New Roman" w:cs="Times New Roman"/>
+                <w:kern w:val="0"/>
+                <w:lang w:eastAsia="en-GB"/>
+                <w14:ligatures w14:val="none"/>
+              </w:rPr>
+            </w:pPr>
+            <w:r>
+              <w:rPr>
+                <w:rFonts w:ascii="Times New Roman" w:eastAsia="Times New Roman" w:hAnsi="Times New Roman" w:cs="Times New Roman"/>
+                <w:kern w:val="0"/>
+                <w:lang w:eastAsia="en-GB"/>
+                <w14:ligatures w14:val="none"/>
+              </w:rPr>
+              <w:t>Defines dataset path, column names, test size, random state, minimum class count, and maximum TF-IDF features</w:t>
+            </w:r>
+          </w:p>
+        </w:tc>
+      </w:tr>
+      <w:tr>
+        <w:trPr>
+          <w:trHeight w:hRule="exact" w:val="1061"/>
+        </w:trPr>
+        <w:tc>
+          <w:tcPr>
+            <w:tcW w:w="4253" w:type="dxa"/>
+            <w:shd w:val="clear" w:color="auto" w:fill="F2F2F2" w:themeFill="background1" w:themeFillShade="F2"/>
+          </w:tcPr>
+          <w:p>
+            <w:pPr>
+              <w:spacing w:before="240" w:after="240"/>
+              <w:jc w:val="both"/>
+              <w:rPr>
+                <w:rFonts w:ascii="Times New Roman" w:eastAsia="Times New Roman" w:hAnsi="Times New Roman" w:cs="Times New Roman"/>
+                <w:kern w:val="0"/>
+                <w:lang w:eastAsia="en-GB"/>
+                <w14:ligatures w14:val="none"/>
+              </w:rPr>
+            </w:pPr>
+            <w:r>
+              <w:rPr>
+                <w:rFonts w:ascii="Times New Roman" w:eastAsia="Times New Roman" w:hAnsi="Times New Roman" w:cs="Times New Roman"/>
+                <w:kern w:val="0"/>
+                <w:lang w:eastAsia="en-GB"/>
+                <w14:ligatures w14:val="none"/>
+              </w:rPr>
+              <w:t>src/preprocessing/data_loader.py</w:t>
+            </w:r>
+          </w:p>
+        </w:tc>
+        <w:tc>
+          <w:tcPr>
+            <w:tcW w:w="1843" w:type="dxa"/>
+            <w:shd w:val="clear" w:color="auto" w:fill="F2F2F2" w:themeFill="background1" w:themeFillShade="F2"/>
+          </w:tcPr>
+          <w:p>
+            <w:pPr>
+              <w:spacing w:before="240" w:after="240"/>
+              <w:jc w:val="both"/>
+              <w:rPr>
+                <w:rFonts w:ascii="Times New Roman" w:eastAsia="Times New Roman" w:hAnsi="Times New Roman" w:cs="Times New Roman"/>
+                <w:kern w:val="0"/>
+                <w:lang w:eastAsia="en-GB"/>
+                <w14:ligatures w14:val="none"/>
+              </w:rPr>
+            </w:pPr>
+            <w:r>
+              <w:rPr>
+                <w:rFonts w:ascii="Times New Roman" w:eastAsia="Times New Roman" w:hAnsi="Times New Roman" w:cs="Times New Roman"/>
+                <w:kern w:val="0"/>
+                <w:lang w:eastAsia="en-GB"/>
+                <w14:ligatures w14:val="none"/>
+              </w:rPr>
+              <w:t>Preprocessing</w:t>
+            </w:r>
+          </w:p>
+        </w:tc>
+        <w:tc>
+          <w:tcPr>
+            <w:tcW w:w="5386" w:type="dxa"/>
+            <w:shd w:val="clear" w:color="auto" w:fill="F2F2F2" w:themeFill="background1" w:themeFillShade="F2"/>
+          </w:tcPr>
+          <w:p>
+            <w:pPr>
+              <w:spacing w:before="240" w:after="240"/>
+              <w:jc w:val="both"/>
+              <w:rPr>
+                <w:rFonts w:ascii="Times New Roman" w:eastAsia="Times New Roman" w:hAnsi="Times New Roman" w:cs="Times New Roman"/>
+                <w:kern w:val="0"/>
+                <w:lang w:eastAsia="en-GB"/>
+                <w14:ligatures w14:val="none"/>
+              </w:rPr>
+            </w:pPr>
+            <w:r>
+              <w:rPr>
+                <w:rFonts w:ascii="Times New Roman" w:eastAsia="Times New Roman" w:hAnsi="Times New Roman" w:cs="Times New Roman"/>
+                <w:kern w:val="0"/>
+                <w:lang w:eastAsia="en-GB"/>
+                <w14:ligatures w14:val="none"/>
+              </w:rPr>
+              <w:t>Loads CSV, applies text cleaning, handles missing labels, and prepares Type 2, Type 3, and Type 4 labels for hierarchical classification</w:t>
+            </w:r>
+          </w:p>
+        </w:tc>
+      </w:tr>
+      <w:tr>
+        <w:trPr>
+          <w:trHeight w:hRule="exact" w:val="922"/>
+        </w:trPr>
+        <w:tc>
+          <w:tcPr>
+            <w:tcW w:w="4253" w:type="dxa"/>
+            <w:shd w:val="clear" w:color="auto" w:fill="F2F2F2" w:themeFill="background1" w:themeFillShade="F2"/>
+          </w:tcPr>
+          <w:p>
+            <w:pPr>
+              <w:spacing w:before="240" w:after="240"/>
+              <w:jc w:val="both"/>
+              <w:rPr>
+                <w:rFonts w:ascii="Times New Roman" w:eastAsia="Times New Roman" w:hAnsi="Times New Roman" w:cs="Times New Roman"/>
+                <w:kern w:val="0"/>
+                <w:lang w:eastAsia="en-GB"/>
+                <w14:ligatures w14:val="none"/>
+              </w:rPr>
+            </w:pPr>
+            <w:r>
+              <w:rPr>
+                <w:rFonts w:ascii="Times New Roman" w:eastAsia="Times New Roman" w:hAnsi="Times New Roman" w:cs="Times New Roman"/>
+                <w:kern w:val="0"/>
+                <w:lang w:eastAsia="en-GB"/>
+                <w14:ligatures w14:val="none"/>
+              </w:rPr>
+              <w:t>src/preprocessing/splitter.py</w:t>
+            </w:r>
+          </w:p>
+        </w:tc>
+        <w:tc>
+          <w:tcPr>
+            <w:tcW w:w="1843" w:type="dxa"/>
+            <w:shd w:val="clear" w:color="auto" w:fill="F2F2F2" w:themeFill="background1" w:themeFillShade="F2"/>
+          </w:tcPr>
+          <w:p>
+            <w:pPr>
+              <w:spacing w:before="240" w:after="240"/>
+              <w:jc w:val="both"/>
+              <w:rPr>
+                <w:rFonts w:ascii="Times New Roman" w:eastAsia="Times New Roman" w:hAnsi="Times New Roman" w:cs="Times New Roman"/>
+                <w:kern w:val="0"/>
+                <w:lang w:eastAsia="en-GB"/>
+                <w14:ligatures w14:val="none"/>
+              </w:rPr>
+            </w:pPr>
+            <w:r>
+              <w:rPr>
+                <w:rFonts w:ascii="Times New Roman" w:eastAsia="Times New Roman" w:hAnsi="Times New Roman" w:cs="Times New Roman"/>
+                <w:kern w:val="0"/>
+                <w:lang w:eastAsia="en-GB"/>
+                <w14:ligatures w14:val="none"/>
+              </w:rPr>
+              <w:t>Preprocessing</w:t>
+            </w:r>
+          </w:p>
+        </w:tc>
+        <w:tc>
+          <w:tcPr>
+            <w:tcW w:w="5386" w:type="dxa"/>
+            <w:shd w:val="clear" w:color="auto" w:fill="F2F2F2" w:themeFill="background1" w:themeFillShade="F2"/>
+          </w:tcPr>
+          <w:p>
+            <w:pPr>
+              <w:spacing w:before="240" w:after="240"/>
+              <w:jc w:val="both"/>
+              <w:rPr>
+                <w:rFonts w:ascii="Times New Roman" w:eastAsia="Times New Roman" w:hAnsi="Times New Roman" w:cs="Times New Roman"/>
+                <w:kern w:val="0"/>
+                <w:lang w:eastAsia="en-GB"/>
+                <w14:ligatures w14:val="none"/>
+              </w:rPr>
+            </w:pPr>
+            <w:r>
+              <w:rPr>
+                <w:rFonts w:ascii="Times New Roman" w:eastAsia="Times New Roman" w:hAnsi="Times New Roman" w:cs="Times New Roman"/>
+                <w:kern w:val="0"/>
+                <w:lang w:eastAsia="en-GB"/>
+                <w14:ligatures w14:val="none"/>
+              </w:rPr>
+              <w:t>Splits the prepared dataset into stratified training and test sets, reused by the hierarchical pipeline</w:t>
             </w:r>
           </w:p>
         </w:tc>
@@ -4827,7 +6625,7 @@
                 <w:lang w:eastAsia="en-GB"/>
                 <w14:ligatures w14:val="none"/>
               </w:rPr>
-              <w:t>src/main_controller.py</w:t>
+              <w:t>src/preprocessing/text_cleaner.py</w:t>
             </w:r>
           </w:p>
         </w:tc>
@@ -4854,7 +6652,7 @@
                 <w:lang w:eastAsia="en-GB"/>
                 <w14:ligatures w14:val="none"/>
               </w:rPr>
-              <w:t>Controller</w:t>
+              <w:t>Preprocessing</w:t>
             </w:r>
           </w:p>
         </w:tc>
@@ -4881,14 +6679,14 @@
                 <w:lang w:eastAsia="en-GB"/>
                 <w14:ligatures w14:val="none"/>
               </w:rPr>
-              <w:t>Runs the hierarchical pipeline: prepare data, create shared features, run Level 1, create branches, and evaluate results</w:t>
+              <w:t>Provides reusable text cleaning utilities used by the loader</w:t>
             </w:r>
           </w:p>
         </w:tc>
       </w:tr>
       <w:tr>
         <w:trPr>
-          <w:trHeight w:hRule="exact" w:val="907"/>
+          <w:trHeight w:hRule="exact" w:val="894"/>
         </w:trPr>
         <w:tc>
           <w:tcPr>
@@ -4913,7 +6711,7 @@
                 <w:lang w:eastAsia="en-GB"/>
                 <w14:ligatures w14:val="none"/>
               </w:rPr>
-              <w:t>data/Purchasing.csv, data/AppGallery.csv</w:t>
+              <w:t>src/features/vectorizer.py</w:t>
             </w:r>
           </w:p>
         </w:tc>
@@ -4940,7 +6738,7 @@
                 <w:lang w:eastAsia="en-GB"/>
                 <w14:ligatures w14:val="none"/>
               </w:rPr>
-              <w:t>Data sources</w:t>
+              <w:t>Feature engineering</w:t>
             </w:r>
           </w:p>
         </w:tc>
@@ -4967,7 +6765,133 @@
                 <w:lang w:eastAsia="en-GB"/>
                 <w14:ligatures w14:val="none"/>
               </w:rPr>
-              <w:t>CSV files used as input datasets</w:t>
+              <w:t>Creates a shared TF-IDF representation used by all hierarchy levels</w:t>
+            </w:r>
+          </w:p>
+        </w:tc>
+      </w:tr>
+      <w:tr>
+        <w:trPr>
+          <w:trHeight w:hRule="exact" w:val="1150"/>
+        </w:trPr>
+        <w:tc>
+          <w:tcPr>
+            <w:tcW w:w="4253" w:type="dxa"/>
+            <w:shd w:val="clear" w:color="auto" w:fill="F2F2F2" w:themeFill="background1" w:themeFillShade="F2"/>
+          </w:tcPr>
+          <w:p>
+            <w:pPr>
+              <w:spacing w:before="240" w:after="240"/>
+              <w:jc w:val="both"/>
+              <w:rPr>
+                <w:rFonts w:ascii="Times New Roman" w:eastAsia="Times New Roman" w:hAnsi="Times New Roman" w:cs="Times New Roman"/>
+                <w:kern w:val="0"/>
+                <w:lang w:eastAsia="en-GB"/>
+                <w14:ligatures w14:val="none"/>
+              </w:rPr>
+            </w:pPr>
+            <w:r>
+              <w:rPr>
+                <w:rFonts w:ascii="Times New Roman" w:eastAsia="Times New Roman" w:hAnsi="Times New Roman" w:cs="Times New Roman"/>
+                <w:kern w:val="0"/>
+                <w:lang w:eastAsia="en-GB"/>
+                <w14:ligatures w14:val="none"/>
+              </w:rPr>
+              <w:t>src/data_models/dataset_bundle.py</w:t>
+            </w:r>
+          </w:p>
+        </w:tc>
+        <w:tc>
+          <w:tcPr>
+            <w:tcW w:w="1843" w:type="dxa"/>
+            <w:shd w:val="clear" w:color="auto" w:fill="F2F2F2" w:themeFill="background1" w:themeFillShade="F2"/>
+          </w:tcPr>
+          <w:p>
+            <w:pPr>
+              <w:spacing w:before="240" w:after="240"/>
+              <w:jc w:val="both"/>
+              <w:rPr>
+                <w:rFonts w:ascii="Times New Roman" w:eastAsia="Times New Roman" w:hAnsi="Times New Roman" w:cs="Times New Roman"/>
+                <w:kern w:val="0"/>
+                <w:lang w:eastAsia="en-GB"/>
+                <w14:ligatures w14:val="none"/>
+              </w:rPr>
+            </w:pPr>
+            <w:r>
+              <w:rPr>
+                <w:rFonts w:ascii="Times New Roman" w:eastAsia="Times New Roman" w:hAnsi="Times New Roman" w:cs="Times New Roman"/>
+                <w:kern w:val="0"/>
+                <w:lang w:eastAsia="en-GB"/>
+                <w14:ligatures w14:val="none"/>
+              </w:rPr>
+              <w:t>Data model</w:t>
+            </w:r>
+          </w:p>
+        </w:tc>
+        <w:tc>
+          <w:tcPr>
+            <w:tcW w:w="5386" w:type="dxa"/>
+            <w:shd w:val="clear" w:color="auto" w:fill="F2F2F2" w:themeFill="background1" w:themeFillShade="F2"/>
+          </w:tcPr>
+          <w:p>
+            <w:pPr>
+              <w:spacing w:before="240" w:after="240"/>
+              <w:jc w:val="both"/>
+              <w:rPr>
+                <w:rFonts w:ascii="Times New Roman" w:eastAsia="Times New Roman" w:hAnsi="Times New Roman" w:cs="Times New Roman"/>
+                <w:kern w:val="0"/>
+                <w:lang w:eastAsia="en-GB"/>
+                <w14:ligatures w14:val="none"/>
+              </w:rPr>
+            </w:pPr>
+            <w:r>
+              <w:rPr>
+                <w:rFonts w:ascii="Times New Roman" w:eastAsia="Times New Roman" w:hAnsi="Times New Roman" w:cs="Times New Roman"/>
+                <w:kern w:val="0"/>
+                <w:lang w:eastAsia="en-GB"/>
+                <w14:ligatures w14:val="none"/>
+              </w:rPr>
+              <w:t xml:space="preserve">Full </w:t>
+            </w:r>
+            <w:proofErr w:type="spellStart"/>
+            <w:r>
+              <w:rPr>
+                <w:rFonts w:ascii="Times New Roman" w:eastAsia="Times New Roman" w:hAnsi="Times New Roman" w:cs="Times New Roman"/>
+                <w:kern w:val="0"/>
+                <w:lang w:eastAsia="en-GB"/>
+                <w14:ligatures w14:val="none"/>
+              </w:rPr>
+              <w:t>DatasetBundle</w:t>
+            </w:r>
+            <w:proofErr w:type="spellEnd"/>
+            <w:r>
+              <w:rPr>
+                <w:rFonts w:ascii="Times New Roman" w:eastAsia="Times New Roman" w:hAnsi="Times New Roman" w:cs="Times New Roman"/>
+                <w:kern w:val="0"/>
+                <w:lang w:eastAsia="en-GB"/>
+                <w14:ligatures w14:val="none"/>
+              </w:rPr>
+              <w:t xml:space="preserve"> for Level 1; filtered </w:t>
+            </w:r>
+            <w:proofErr w:type="spellStart"/>
+            <w:r>
+              <w:rPr>
+                <w:rFonts w:ascii="Times New Roman" w:eastAsia="Times New Roman" w:hAnsi="Times New Roman" w:cs="Times New Roman"/>
+                <w:kern w:val="0"/>
+                <w:lang w:eastAsia="en-GB"/>
+                <w14:ligatures w14:val="none"/>
+              </w:rPr>
+              <w:t>DatasetBundle</w:t>
+            </w:r>
+            <w:proofErr w:type="spellEnd"/>
+            <w:r>
+              <w:rPr>
+                <w:rFonts w:ascii="Times New Roman" w:eastAsia="Times New Roman" w:hAnsi="Times New Roman" w:cs="Times New Roman"/>
+                <w:kern w:val="0"/>
+                <w:lang w:eastAsia="en-GB"/>
+                <w14:ligatures w14:val="none"/>
+              </w:rPr>
+              <w:t xml:space="preserve"> instances per branch for Level 2 and Level 3</w:t>
             </w:r>
           </w:p>
         </w:tc>
@@ -4999,7 +6923,7 @@
                 <w:lang w:eastAsia="en-GB"/>
                 <w14:ligatures w14:val="none"/>
               </w:rPr>
-              <w:t>src/config.py</w:t>
+              <w:t>src/models/base_model.py</w:t>
             </w:r>
           </w:p>
         </w:tc>
@@ -5026,7 +6950,7 @@
                 <w:lang w:eastAsia="en-GB"/>
                 <w14:ligatures w14:val="none"/>
               </w:rPr>
-              <w:t>Configuration</w:t>
+              <w:t>Abstract interface</w:t>
             </w:r>
           </w:p>
         </w:tc>
@@ -5053,7 +6977,385 @@
                 <w:lang w:eastAsia="en-GB"/>
                 <w14:ligatures w14:val="none"/>
               </w:rPr>
-              <w:t>Defines dataset path, column names, test size, random state, minimum class count, and maximum TF-IDF features</w:t>
+              <w:t>Common train/predict API used by all hierarchy-level model instances</w:t>
+            </w:r>
+          </w:p>
+        </w:tc>
+      </w:tr>
+      <w:tr>
+        <w:trPr>
+          <w:trHeight w:hRule="exact" w:val="1094"/>
+        </w:trPr>
+        <w:tc>
+          <w:tcPr>
+            <w:tcW w:w="4253" w:type="dxa"/>
+            <w:shd w:val="clear" w:color="auto" w:fill="F2F2F2" w:themeFill="background1" w:themeFillShade="F2"/>
+          </w:tcPr>
+          <w:p>
+            <w:pPr>
+              <w:spacing w:before="240" w:after="240"/>
+              <w:jc w:val="both"/>
+              <w:rPr>
+                <w:rFonts w:ascii="Times New Roman" w:eastAsia="Times New Roman" w:hAnsi="Times New Roman" w:cs="Times New Roman"/>
+                <w:kern w:val="0"/>
+                <w:lang w:eastAsia="en-GB"/>
+                <w14:ligatures w14:val="none"/>
+              </w:rPr>
+            </w:pPr>
+            <w:r>
+              <w:rPr>
+                <w:rFonts w:ascii="Times New Roman" w:eastAsia="Times New Roman" w:hAnsi="Times New Roman" w:cs="Times New Roman"/>
+                <w:kern w:val="0"/>
+                <w:lang w:eastAsia="en-GB"/>
+                <w14:ligatures w14:val="none"/>
+              </w:rPr>
+              <w:t>src/models/random_forest_model.py</w:t>
+            </w:r>
+          </w:p>
+        </w:tc>
+        <w:tc>
+          <w:tcPr>
+            <w:tcW w:w="1843" w:type="dxa"/>
+            <w:shd w:val="clear" w:color="auto" w:fill="F2F2F2" w:themeFill="background1" w:themeFillShade="F2"/>
+          </w:tcPr>
+          <w:p>
+            <w:pPr>
+              <w:spacing w:before="240" w:after="240"/>
+              <w:jc w:val="both"/>
+              <w:rPr>
+                <w:rFonts w:ascii="Times New Roman" w:eastAsia="Times New Roman" w:hAnsi="Times New Roman" w:cs="Times New Roman"/>
+                <w:kern w:val="0"/>
+                <w:lang w:eastAsia="en-GB"/>
+                <w14:ligatures w14:val="none"/>
+              </w:rPr>
+            </w:pPr>
+            <w:r>
+              <w:rPr>
+                <w:rFonts w:ascii="Times New Roman" w:eastAsia="Times New Roman" w:hAnsi="Times New Roman" w:cs="Times New Roman"/>
+                <w:kern w:val="0"/>
+                <w:lang w:eastAsia="en-GB"/>
+                <w14:ligatures w14:val="none"/>
+              </w:rPr>
+              <w:t>Model implementation</w:t>
+            </w:r>
+          </w:p>
+        </w:tc>
+        <w:tc>
+          <w:tcPr>
+            <w:tcW w:w="5386" w:type="dxa"/>
+            <w:shd w:val="clear" w:color="auto" w:fill="F2F2F2" w:themeFill="background1" w:themeFillShade="F2"/>
+          </w:tcPr>
+          <w:p>
+            <w:pPr>
+              <w:spacing w:before="240" w:after="240"/>
+              <w:jc w:val="both"/>
+              <w:rPr>
+                <w:rFonts w:ascii="Times New Roman" w:eastAsia="Times New Roman" w:hAnsi="Times New Roman" w:cs="Times New Roman"/>
+                <w:kern w:val="0"/>
+                <w:lang w:eastAsia="en-GB"/>
+                <w14:ligatures w14:val="none"/>
+              </w:rPr>
+            </w:pPr>
+            <w:r>
+              <w:rPr>
+                <w:rFonts w:ascii="Times New Roman" w:eastAsia="Times New Roman" w:hAnsi="Times New Roman" w:cs="Times New Roman"/>
+                <w:kern w:val="0"/>
+                <w:lang w:eastAsia="en-GB"/>
+                <w14:ligatures w14:val="none"/>
+              </w:rPr>
+              <w:t xml:space="preserve">Extends </w:t>
+            </w:r>
+            <w:proofErr w:type="spellStart"/>
+            <w:r>
+              <w:rPr>
+                <w:rFonts w:ascii="Times New Roman" w:eastAsia="Times New Roman" w:hAnsi="Times New Roman" w:cs="Times New Roman"/>
+                <w:kern w:val="0"/>
+                <w:lang w:eastAsia="en-GB"/>
+                <w14:ligatures w14:val="none"/>
+              </w:rPr>
+              <w:t>RandomForestClassifier</w:t>
+            </w:r>
+            <w:proofErr w:type="spellEnd"/>
+            <w:r>
+              <w:rPr>
+                <w:rFonts w:ascii="Times New Roman" w:eastAsia="Times New Roman" w:hAnsi="Times New Roman" w:cs="Times New Roman"/>
+                <w:kern w:val="0"/>
+                <w:lang w:eastAsia="en-GB"/>
+                <w14:ligatures w14:val="none"/>
+              </w:rPr>
+              <w:t xml:space="preserve"> from </w:t>
+            </w:r>
+            <w:proofErr w:type="spellStart"/>
+            <w:r>
+              <w:rPr>
+                <w:rFonts w:ascii="Times New Roman" w:eastAsia="Times New Roman" w:hAnsi="Times New Roman" w:cs="Times New Roman"/>
+                <w:kern w:val="0"/>
+                <w:lang w:eastAsia="en-GB"/>
+                <w14:ligatures w14:val="none"/>
+              </w:rPr>
+              <w:t>sklearn</w:t>
+            </w:r>
+            <w:proofErr w:type="spellEnd"/>
+            <w:r>
+              <w:rPr>
+                <w:rFonts w:ascii="Times New Roman" w:eastAsia="Times New Roman" w:hAnsi="Times New Roman" w:cs="Times New Roman"/>
+                <w:kern w:val="0"/>
+                <w:lang w:eastAsia="en-GB"/>
+                <w14:ligatures w14:val="none"/>
+              </w:rPr>
+              <w:t>. Used by ChainedMultiOutputModel as the underlying classifier</w:t>
+            </w:r>
+          </w:p>
+        </w:tc>
+      </w:tr>
+      <w:tr>
+        <w:trPr>
+          <w:trHeight w:hRule="exact" w:val="1137"/>
+        </w:trPr>
+        <w:tc>
+          <w:tcPr>
+            <w:tcW w:w="4253" w:type="dxa"/>
+            <w:shd w:val="clear" w:color="auto" w:fill="F2F2F2" w:themeFill="background1" w:themeFillShade="F2"/>
+          </w:tcPr>
+          <w:p>
+            <w:pPr>
+              <w:spacing w:before="240" w:after="240"/>
+              <w:jc w:val="both"/>
+              <w:rPr>
+                <w:rFonts w:ascii="Times New Roman" w:eastAsia="Times New Roman" w:hAnsi="Times New Roman" w:cs="Times New Roman"/>
+                <w:kern w:val="0"/>
+                <w:lang w:eastAsia="en-GB"/>
+                <w14:ligatures w14:val="none"/>
+              </w:rPr>
+            </w:pPr>
+            <w:r>
+              <w:rPr>
+                <w:rFonts w:ascii="Times New Roman" w:eastAsia="Times New Roman" w:hAnsi="Times New Roman" w:cs="Times New Roman"/>
+                <w:kern w:val="0"/>
+                <w:lang w:eastAsia="en-GB"/>
+                <w14:ligatures w14:val="none"/>
+              </w:rPr>
+              <w:t>src/models/logistic_regression_model.py</w:t>
+            </w:r>
+          </w:p>
+        </w:tc>
+        <w:tc>
+          <w:tcPr>
+            <w:tcW w:w="1843" w:type="dxa"/>
+            <w:shd w:val="clear" w:color="auto" w:fill="F2F2F2" w:themeFill="background1" w:themeFillShade="F2"/>
+          </w:tcPr>
+          <w:p>
+            <w:pPr>
+              <w:spacing w:before="240" w:after="240"/>
+              <w:jc w:val="both"/>
+              <w:rPr>
+                <w:rFonts w:ascii="Times New Roman" w:eastAsia="Times New Roman" w:hAnsi="Times New Roman" w:cs="Times New Roman"/>
+                <w:kern w:val="0"/>
+                <w:lang w:eastAsia="en-GB"/>
+                <w14:ligatures w14:val="none"/>
+              </w:rPr>
+            </w:pPr>
+            <w:r>
+              <w:rPr>
+                <w:rFonts w:ascii="Times New Roman" w:eastAsia="Times New Roman" w:hAnsi="Times New Roman" w:cs="Times New Roman"/>
+                <w:kern w:val="0"/>
+                <w:lang w:eastAsia="en-GB"/>
+                <w14:ligatures w14:val="none"/>
+              </w:rPr>
+              <w:t>Model implementation</w:t>
+            </w:r>
+          </w:p>
+        </w:tc>
+        <w:tc>
+          <w:tcPr>
+            <w:tcW w:w="5386" w:type="dxa"/>
+            <w:shd w:val="clear" w:color="auto" w:fill="F2F2F2" w:themeFill="background1" w:themeFillShade="F2"/>
+          </w:tcPr>
+          <w:p>
+            <w:pPr>
+              <w:spacing w:before="240" w:after="240"/>
+              <w:jc w:val="both"/>
+              <w:rPr>
+                <w:rFonts w:ascii="Times New Roman" w:eastAsia="Times New Roman" w:hAnsi="Times New Roman" w:cs="Times New Roman"/>
+                <w:kern w:val="0"/>
+                <w:lang w:eastAsia="en-GB"/>
+                <w14:ligatures w14:val="none"/>
+              </w:rPr>
+            </w:pPr>
+            <w:r>
+              <w:rPr>
+                <w:rFonts w:ascii="Times New Roman" w:eastAsia="Times New Roman" w:hAnsi="Times New Roman" w:cs="Times New Roman"/>
+                <w:kern w:val="0"/>
+                <w:lang w:eastAsia="en-GB"/>
+                <w14:ligatures w14:val="none"/>
+              </w:rPr>
+              <w:t xml:space="preserve">Extends </w:t>
+            </w:r>
+            <w:proofErr w:type="spellStart"/>
+            <w:r>
+              <w:rPr>
+                <w:rFonts w:ascii="Times New Roman" w:eastAsia="Times New Roman" w:hAnsi="Times New Roman" w:cs="Times New Roman"/>
+                <w:kern w:val="0"/>
+                <w:lang w:eastAsia="en-GB"/>
+                <w14:ligatures w14:val="none"/>
+              </w:rPr>
+              <w:t>LogisticRegression</w:t>
+            </w:r>
+            <w:proofErr w:type="spellEnd"/>
+            <w:r>
+              <w:rPr>
+                <w:rFonts w:ascii="Times New Roman" w:eastAsia="Times New Roman" w:hAnsi="Times New Roman" w:cs="Times New Roman"/>
+                <w:kern w:val="0"/>
+                <w:lang w:eastAsia="en-GB"/>
+                <w14:ligatures w14:val="none"/>
+              </w:rPr>
+              <w:t xml:space="preserve"> from </w:t>
+            </w:r>
+            <w:proofErr w:type="spellStart"/>
+            <w:r>
+              <w:rPr>
+                <w:rFonts w:ascii="Times New Roman" w:eastAsia="Times New Roman" w:hAnsi="Times New Roman" w:cs="Times New Roman"/>
+                <w:kern w:val="0"/>
+                <w:lang w:eastAsia="en-GB"/>
+                <w14:ligatures w14:val="none"/>
+              </w:rPr>
+              <w:t>sklearn</w:t>
+            </w:r>
+            <w:proofErr w:type="spellEnd"/>
+            <w:r>
+              <w:rPr>
+                <w:rFonts w:ascii="Times New Roman" w:eastAsia="Times New Roman" w:hAnsi="Times New Roman" w:cs="Times New Roman"/>
+                <w:kern w:val="0"/>
+                <w:lang w:eastAsia="en-GB"/>
+                <w14:ligatures w14:val="none"/>
+              </w:rPr>
+              <w:t>. Used by ChainedMultiOutputModel as the underlying classifier</w:t>
+            </w:r>
+          </w:p>
+        </w:tc>
+      </w:tr>
+      <w:tr>
+        <w:trPr>
+          <w:trHeight w:hRule="exact" w:val="1125"/>
+        </w:trPr>
+        <w:tc>
+          <w:tcPr>
+            <w:tcW w:w="4253" w:type="dxa"/>
+            <w:shd w:val="clear" w:color="auto" w:fill="F2F2F2" w:themeFill="background1" w:themeFillShade="F2"/>
+          </w:tcPr>
+          <w:p>
+            <w:pPr>
+              <w:spacing w:before="240" w:after="240"/>
+              <w:jc w:val="both"/>
+              <w:rPr>
+                <w:rFonts w:ascii="Times New Roman" w:eastAsia="Times New Roman" w:hAnsi="Times New Roman" w:cs="Times New Roman"/>
+                <w:kern w:val="0"/>
+                <w:lang w:eastAsia="en-GB"/>
+                <w14:ligatures w14:val="none"/>
+              </w:rPr>
+            </w:pPr>
+            <w:r>
+              <w:rPr>
+                <w:rFonts w:ascii="Times New Roman" w:eastAsia="Times New Roman" w:hAnsi="Times New Roman" w:cs="Times New Roman"/>
+                <w:kern w:val="0"/>
+                <w:lang w:eastAsia="en-GB"/>
+                <w14:ligatures w14:val="none"/>
+              </w:rPr>
+              <w:t>src/models/multinomial_nb_model.py</w:t>
+            </w:r>
+          </w:p>
+        </w:tc>
+        <w:tc>
+          <w:tcPr>
+            <w:tcW w:w="1843" w:type="dxa"/>
+            <w:shd w:val="clear" w:color="auto" w:fill="F2F2F2" w:themeFill="background1" w:themeFillShade="F2"/>
+          </w:tcPr>
+          <w:p>
+            <w:pPr>
+              <w:spacing w:before="240" w:after="240"/>
+              <w:jc w:val="both"/>
+              <w:rPr>
+                <w:rFonts w:ascii="Times New Roman" w:eastAsia="Times New Roman" w:hAnsi="Times New Roman" w:cs="Times New Roman"/>
+                <w:kern w:val="0"/>
+                <w:lang w:eastAsia="en-GB"/>
+                <w14:ligatures w14:val="none"/>
+              </w:rPr>
+            </w:pPr>
+            <w:r>
+              <w:rPr>
+                <w:rFonts w:ascii="Times New Roman" w:eastAsia="Times New Roman" w:hAnsi="Times New Roman" w:cs="Times New Roman"/>
+                <w:kern w:val="0"/>
+                <w:lang w:eastAsia="en-GB"/>
+                <w14:ligatures w14:val="none"/>
+              </w:rPr>
+              <w:t>Model implementation</w:t>
+            </w:r>
+          </w:p>
+        </w:tc>
+        <w:tc>
+          <w:tcPr>
+            <w:tcW w:w="5386" w:type="dxa"/>
+            <w:shd w:val="clear" w:color="auto" w:fill="F2F2F2" w:themeFill="background1" w:themeFillShade="F2"/>
+          </w:tcPr>
+          <w:p>
+            <w:pPr>
+              <w:spacing w:before="240" w:after="240"/>
+              <w:jc w:val="both"/>
+              <w:rPr>
+                <w:rFonts w:ascii="Times New Roman" w:eastAsia="Times New Roman" w:hAnsi="Times New Roman" w:cs="Times New Roman"/>
+                <w:kern w:val="0"/>
+                <w:lang w:eastAsia="en-GB"/>
+                <w14:ligatures w14:val="none"/>
+              </w:rPr>
+            </w:pPr>
+            <w:r>
+              <w:rPr>
+                <w:rFonts w:ascii="Times New Roman" w:eastAsia="Times New Roman" w:hAnsi="Times New Roman" w:cs="Times New Roman"/>
+                <w:kern w:val="0"/>
+                <w:lang w:eastAsia="en-GB"/>
+                <w14:ligatures w14:val="none"/>
+              </w:rPr>
+              <w:t xml:space="preserve">Extends </w:t>
+            </w:r>
+            <w:proofErr w:type="spellStart"/>
+            <w:r>
+              <w:rPr>
+                <w:rFonts w:ascii="Times New Roman" w:eastAsia="Times New Roman" w:hAnsi="Times New Roman" w:cs="Times New Roman"/>
+                <w:kern w:val="0"/>
+                <w:lang w:eastAsia="en-GB"/>
+                <w14:ligatures w14:val="none"/>
+              </w:rPr>
+              <w:t>MultinomialNB</w:t>
+            </w:r>
+            <w:proofErr w:type="spellEnd"/>
+            <w:r>
+              <w:rPr>
+                <w:rFonts w:ascii="Times New Roman" w:eastAsia="Times New Roman" w:hAnsi="Times New Roman" w:cs="Times New Roman"/>
+                <w:kern w:val="0"/>
+                <w:lang w:eastAsia="en-GB"/>
+                <w14:ligatures w14:val="none"/>
+              </w:rPr>
+              <w:t xml:space="preserve"> from </w:t>
+            </w:r>
+            <w:proofErr w:type="spellStart"/>
+            <w:r>
+              <w:rPr>
+                <w:rFonts w:ascii="Times New Roman" w:eastAsia="Times New Roman" w:hAnsi="Times New Roman" w:cs="Times New Roman"/>
+                <w:kern w:val="0"/>
+                <w:lang w:eastAsia="en-GB"/>
+                <w14:ligatures w14:val="none"/>
+              </w:rPr>
+              <w:t>sklearn</w:t>
+            </w:r>
+            <w:proofErr w:type="spellEnd"/>
+            <w:r>
+              <w:rPr>
+                <w:rFonts w:ascii="Times New Roman" w:eastAsia="Times New Roman" w:hAnsi="Times New Roman" w:cs="Times New Roman"/>
+                <w:kern w:val="0"/>
+                <w:lang w:eastAsia="en-GB"/>
+                <w14:ligatures w14:val="none"/>
+              </w:rPr>
+              <w:t>. Used by ChainedMultiOutputModel as the underlying classifier</w:t>
             </w:r>
           </w:p>
         </w:tc>
@@ -5085,7 +7387,8 @@
                 <w:lang w:eastAsia="en-GB"/>
                 <w14:ligatures w14:val="none"/>
               </w:rPr>
-              <w:t>src/preprocessing/data_loader.py</w:t>
+              <w:lastRenderedPageBreak/>
+              <w:t>src/evaluation/metrics.py</w:t>
             </w:r>
           </w:p>
         </w:tc>
@@ -5112,7 +7415,7 @@
                 <w:lang w:eastAsia="en-GB"/>
                 <w14:ligatures w14:val="none"/>
               </w:rPr>
-              <w:t>Preprocessing</w:t>
+              <w:t>Evaluation</w:t>
             </w:r>
           </w:p>
         </w:tc>
@@ -5139,14 +7442,14 @@
                 <w:lang w:eastAsia="en-GB"/>
                 <w14:ligatures w14:val="none"/>
               </w:rPr>
-              <w:t>Loads CSV, applies text cleaning, handles missing labels, and prepares Type 2, Type 3, and Type 4 labels for hierarchical classification</w:t>
+              <w:t>Computes per-level and end-to-end evaluation metrics for the hierarchy</w:t>
             </w:r>
           </w:p>
         </w:tc>
       </w:tr>
       <w:tr>
         <w:trPr>
-          <w:trHeight w:hRule="exact" w:val="1021"/>
+          <w:trHeight w:hRule="exact" w:val="861"/>
         </w:trPr>
         <w:tc>
           <w:tcPr>
@@ -5171,7 +7474,7 @@
                 <w:lang w:eastAsia="en-GB"/>
                 <w14:ligatures w14:val="none"/>
               </w:rPr>
-              <w:t>src/preprocessing/text_cleaner.py</w:t>
+              <w:t>tests/test_pipeline.py</w:t>
             </w:r>
           </w:p>
         </w:tc>
@@ -5198,7 +7501,7 @@
                 <w:lang w:eastAsia="en-GB"/>
                 <w14:ligatures w14:val="none"/>
               </w:rPr>
-              <w:t>Preprocessing</w:t>
+              <w:t>Testing</w:t>
             </w:r>
           </w:p>
         </w:tc>
@@ -5225,14 +7528,14 @@
                 <w:lang w:eastAsia="en-GB"/>
                 <w14:ligatures w14:val="none"/>
               </w:rPr>
-              <w:t>Provides reusable text cleaning utilities used by the loader</w:t>
+              <w:t>Smoke test for the base pipeline used by the hierarchical architecture</w:t>
             </w:r>
           </w:p>
         </w:tc>
       </w:tr>
       <w:tr>
         <w:trPr>
-          <w:trHeight w:hRule="exact" w:val="1021"/>
+          <w:trHeight w:hRule="exact" w:val="1145"/>
         </w:trPr>
         <w:tc>
           <w:tcPr>
@@ -5257,7 +7560,7 @@
                 <w:lang w:eastAsia="en-GB"/>
                 <w14:ligatures w14:val="none"/>
               </w:rPr>
-              <w:t>src/features/vectorizer.py</w:t>
+              <w:t>src/models/model_factory.py</w:t>
             </w:r>
           </w:p>
         </w:tc>
@@ -5284,7 +7587,7 @@
                 <w:lang w:eastAsia="en-GB"/>
                 <w14:ligatures w14:val="none"/>
               </w:rPr>
-              <w:t>Feature engineering</w:t>
+              <w:t>Factory</w:t>
             </w:r>
           </w:p>
         </w:tc>
@@ -5311,609 +7614,7 @@
                 <w:lang w:eastAsia="en-GB"/>
                 <w14:ligatures w14:val="none"/>
               </w:rPr>
-              <w:t>Creates a shared TF-IDF representation used by all hierarchy levels</w:t>
-            </w:r>
-          </w:p>
-        </w:tc>
-      </w:tr>
-      <w:tr>
-        <w:trPr>
-          <w:trHeight w:hRule="exact" w:val="1021"/>
-        </w:trPr>
-        <w:tc>
-          <w:tcPr>
-            <w:tcW w:w="4253" w:type="dxa"/>
-            <w:shd w:val="clear" w:color="auto" w:fill="F2F2F2" w:themeFill="background1" w:themeFillShade="F2"/>
-          </w:tcPr>
-          <w:p>
-            <w:pPr>
-              <w:spacing w:before="240" w:after="240"/>
-              <w:jc w:val="both"/>
-              <w:rPr>
-                <w:rFonts w:ascii="Times New Roman" w:eastAsia="Times New Roman" w:hAnsi="Times New Roman" w:cs="Times New Roman"/>
-                <w:kern w:val="0"/>
-                <w:lang w:eastAsia="en-GB"/>
-                <w14:ligatures w14:val="none"/>
-              </w:rPr>
-            </w:pPr>
-            <w:r>
-              <w:rPr>
-                <w:rFonts w:ascii="Times New Roman" w:eastAsia="Times New Roman" w:hAnsi="Times New Roman" w:cs="Times New Roman"/>
-                <w:kern w:val="0"/>
-                <w:lang w:eastAsia="en-GB"/>
-                <w14:ligatures w14:val="none"/>
-              </w:rPr>
-              <w:t>src/data_models/dataset_bundle.py</w:t>
-            </w:r>
-          </w:p>
-        </w:tc>
-        <w:tc>
-          <w:tcPr>
-            <w:tcW w:w="1843" w:type="dxa"/>
-            <w:shd w:val="clear" w:color="auto" w:fill="F2F2F2" w:themeFill="background1" w:themeFillShade="F2"/>
-          </w:tcPr>
-          <w:p>
-            <w:pPr>
-              <w:spacing w:before="240" w:after="240"/>
-              <w:jc w:val="both"/>
-              <w:rPr>
-                <w:rFonts w:ascii="Times New Roman" w:eastAsia="Times New Roman" w:hAnsi="Times New Roman" w:cs="Times New Roman"/>
-                <w:kern w:val="0"/>
-                <w:lang w:eastAsia="en-GB"/>
-                <w14:ligatures w14:val="none"/>
-              </w:rPr>
-            </w:pPr>
-            <w:r>
-              <w:rPr>
-                <w:rFonts w:ascii="Times New Roman" w:eastAsia="Times New Roman" w:hAnsi="Times New Roman" w:cs="Times New Roman"/>
-                <w:kern w:val="0"/>
-                <w:lang w:eastAsia="en-GB"/>
-                <w14:ligatures w14:val="none"/>
-              </w:rPr>
-              <w:t>Data model</w:t>
-            </w:r>
-          </w:p>
-        </w:tc>
-        <w:tc>
-          <w:tcPr>
-            <w:tcW w:w="5386" w:type="dxa"/>
-            <w:shd w:val="clear" w:color="auto" w:fill="F2F2F2" w:themeFill="background1" w:themeFillShade="F2"/>
-          </w:tcPr>
-          <w:p>
-            <w:pPr>
-              <w:spacing w:before="240" w:after="240"/>
-              <w:jc w:val="both"/>
-              <w:rPr>
-                <w:rFonts w:ascii="Times New Roman" w:eastAsia="Times New Roman" w:hAnsi="Times New Roman" w:cs="Times New Roman"/>
-                <w:kern w:val="0"/>
-                <w:lang w:eastAsia="en-GB"/>
-                <w14:ligatures w14:val="none"/>
-              </w:rPr>
-            </w:pPr>
-            <w:r>
-              <w:rPr>
-                <w:rFonts w:ascii="Times New Roman" w:eastAsia="Times New Roman" w:hAnsi="Times New Roman" w:cs="Times New Roman"/>
-                <w:kern w:val="0"/>
-                <w:lang w:eastAsia="en-GB"/>
-                <w14:ligatures w14:val="none"/>
-              </w:rPr>
-              <w:t>Full DatasetBundle for Level 1; filtered DatasetBundle instances per branch for Level 2 and Level 3</w:t>
-            </w:r>
-          </w:p>
-        </w:tc>
-      </w:tr>
-      <w:tr>
-        <w:trPr>
-          <w:trHeight w:hRule="exact" w:val="1021"/>
-        </w:trPr>
-        <w:tc>
-          <w:tcPr>
-            <w:tcW w:w="4253" w:type="dxa"/>
-            <w:shd w:val="clear" w:color="auto" w:fill="F2F2F2" w:themeFill="background1" w:themeFillShade="F2"/>
-          </w:tcPr>
-          <w:p>
-            <w:pPr>
-              <w:spacing w:before="240" w:after="240"/>
-              <w:jc w:val="both"/>
-              <w:rPr>
-                <w:rFonts w:ascii="Times New Roman" w:eastAsia="Times New Roman" w:hAnsi="Times New Roman" w:cs="Times New Roman"/>
-                <w:kern w:val="0"/>
-                <w:lang w:eastAsia="en-GB"/>
-                <w14:ligatures w14:val="none"/>
-              </w:rPr>
-            </w:pPr>
-            <w:r>
-              <w:rPr>
-                <w:rFonts w:ascii="Times New Roman" w:eastAsia="Times New Roman" w:hAnsi="Times New Roman" w:cs="Times New Roman"/>
-                <w:kern w:val="0"/>
-                <w:lang w:eastAsia="en-GB"/>
-                <w14:ligatures w14:val="none"/>
-              </w:rPr>
-              <w:t>src/models/base_model.py</w:t>
-            </w:r>
-          </w:p>
-        </w:tc>
-        <w:tc>
-          <w:tcPr>
-            <w:tcW w:w="1843" w:type="dxa"/>
-            <w:shd w:val="clear" w:color="auto" w:fill="F2F2F2" w:themeFill="background1" w:themeFillShade="F2"/>
-          </w:tcPr>
-          <w:p>
-            <w:pPr>
-              <w:spacing w:before="240" w:after="240"/>
-              <w:jc w:val="both"/>
-              <w:rPr>
-                <w:rFonts w:ascii="Times New Roman" w:eastAsia="Times New Roman" w:hAnsi="Times New Roman" w:cs="Times New Roman"/>
-                <w:kern w:val="0"/>
-                <w:lang w:eastAsia="en-GB"/>
-                <w14:ligatures w14:val="none"/>
-              </w:rPr>
-            </w:pPr>
-            <w:r>
-              <w:rPr>
-                <w:rFonts w:ascii="Times New Roman" w:eastAsia="Times New Roman" w:hAnsi="Times New Roman" w:cs="Times New Roman"/>
-                <w:kern w:val="0"/>
-                <w:lang w:eastAsia="en-GB"/>
-                <w14:ligatures w14:val="none"/>
-              </w:rPr>
-              <w:t>Abstract interface</w:t>
-            </w:r>
-          </w:p>
-        </w:tc>
-        <w:tc>
-          <w:tcPr>
-            <w:tcW w:w="5386" w:type="dxa"/>
-            <w:shd w:val="clear" w:color="auto" w:fill="F2F2F2" w:themeFill="background1" w:themeFillShade="F2"/>
-          </w:tcPr>
-          <w:p>
-            <w:pPr>
-              <w:spacing w:before="240" w:after="240"/>
-              <w:jc w:val="both"/>
-              <w:rPr>
-                <w:rFonts w:ascii="Times New Roman" w:eastAsia="Times New Roman" w:hAnsi="Times New Roman" w:cs="Times New Roman"/>
-                <w:kern w:val="0"/>
-                <w:lang w:eastAsia="en-GB"/>
-                <w14:ligatures w14:val="none"/>
-              </w:rPr>
-            </w:pPr>
-            <w:r>
-              <w:rPr>
-                <w:rFonts w:ascii="Times New Roman" w:eastAsia="Times New Roman" w:hAnsi="Times New Roman" w:cs="Times New Roman"/>
-                <w:kern w:val="0"/>
-                <w:lang w:eastAsia="en-GB"/>
-                <w14:ligatures w14:val="none"/>
-              </w:rPr>
-              <w:t>Common train/predict API used by all hierarchy-level model instances</w:t>
-            </w:r>
-          </w:p>
-        </w:tc>
-      </w:tr>
-      <w:tr>
-        <w:trPr>
-          <w:trHeight w:hRule="exact" w:val="907"/>
-        </w:trPr>
-        <w:tc>
-          <w:tcPr>
-            <w:tcW w:w="4253" w:type="dxa"/>
-            <w:shd w:val="clear" w:color="auto" w:fill="F2F2F2" w:themeFill="background1" w:themeFillShade="F2"/>
-          </w:tcPr>
-          <w:p>
-            <w:pPr>
-              <w:spacing w:before="240" w:after="240"/>
-              <w:jc w:val="both"/>
-              <w:rPr>
-                <w:rFonts w:ascii="Times New Roman" w:eastAsia="Times New Roman" w:hAnsi="Times New Roman" w:cs="Times New Roman"/>
-                <w:kern w:val="0"/>
-                <w:lang w:eastAsia="en-GB"/>
-                <w14:ligatures w14:val="none"/>
-              </w:rPr>
-            </w:pPr>
-            <w:r>
-              <w:rPr>
-                <w:rFonts w:ascii="Times New Roman" w:eastAsia="Times New Roman" w:hAnsi="Times New Roman" w:cs="Times New Roman"/>
-                <w:kern w:val="0"/>
-                <w:lang w:eastAsia="en-GB"/>
-                <w14:ligatures w14:val="none"/>
-              </w:rPr>
-              <w:t>src/models/random_forest_model.py</w:t>
-            </w:r>
-          </w:p>
-        </w:tc>
-        <w:tc>
-          <w:tcPr>
-            <w:tcW w:w="1843" w:type="dxa"/>
-            <w:shd w:val="clear" w:color="auto" w:fill="F2F2F2" w:themeFill="background1" w:themeFillShade="F2"/>
-          </w:tcPr>
-          <w:p>
-            <w:pPr>
-              <w:spacing w:before="240" w:after="240"/>
-              <w:jc w:val="both"/>
-              <w:rPr>
-                <w:rFonts w:ascii="Times New Roman" w:eastAsia="Times New Roman" w:hAnsi="Times New Roman" w:cs="Times New Roman"/>
-                <w:kern w:val="0"/>
-                <w:lang w:eastAsia="en-GB"/>
-                <w14:ligatures w14:val="none"/>
-              </w:rPr>
-            </w:pPr>
-            <w:r>
-              <w:rPr>
-                <w:rFonts w:ascii="Times New Roman" w:eastAsia="Times New Roman" w:hAnsi="Times New Roman" w:cs="Times New Roman"/>
-                <w:kern w:val="0"/>
-                <w:lang w:eastAsia="en-GB"/>
-                <w14:ligatures w14:val="none"/>
-              </w:rPr>
-              <w:t>Model implementation</w:t>
-            </w:r>
-          </w:p>
-        </w:tc>
-        <w:tc>
-          <w:tcPr>
-            <w:tcW w:w="5386" w:type="dxa"/>
-            <w:shd w:val="clear" w:color="auto" w:fill="F2F2F2" w:themeFill="background1" w:themeFillShade="F2"/>
-          </w:tcPr>
-          <w:p>
-            <w:pPr>
-              <w:spacing w:before="240" w:after="240"/>
-              <w:jc w:val="both"/>
-              <w:rPr>
-                <w:rFonts w:ascii="Times New Roman" w:eastAsia="Times New Roman" w:hAnsi="Times New Roman" w:cs="Times New Roman"/>
-                <w:kern w:val="0"/>
-                <w:lang w:eastAsia="en-GB"/>
-                <w14:ligatures w14:val="none"/>
-              </w:rPr>
-            </w:pPr>
-            <w:r>
-              <w:rPr>
-                <w:rFonts w:ascii="Times New Roman" w:eastAsia="Times New Roman" w:hAnsi="Times New Roman" w:cs="Times New Roman"/>
-                <w:kern w:val="0"/>
-                <w:lang w:eastAsia="en-GB"/>
-                <w14:ligatures w14:val="none"/>
-              </w:rPr>
-              <w:t>Reused as the base classifier at each hierarchy level</w:t>
-            </w:r>
-          </w:p>
-        </w:tc>
-      </w:tr>
-      <w:tr>
-        <w:trPr>
-          <w:trHeight w:hRule="exact" w:val="907"/>
-        </w:trPr>
-        <w:tc>
-          <w:tcPr>
-            <w:tcW w:w="4253" w:type="dxa"/>
-            <w:shd w:val="clear" w:color="auto" w:fill="F2F2F2" w:themeFill="background1" w:themeFillShade="F2"/>
-          </w:tcPr>
-          <w:p>
-            <w:pPr>
-              <w:spacing w:before="240" w:after="240"/>
-              <w:jc w:val="both"/>
-              <w:rPr>
-                <w:rFonts w:ascii="Times New Roman" w:eastAsia="Times New Roman" w:hAnsi="Times New Roman" w:cs="Times New Roman"/>
-                <w:kern w:val="0"/>
-                <w:lang w:eastAsia="en-GB"/>
-                <w14:ligatures w14:val="none"/>
-              </w:rPr>
-            </w:pPr>
-            <w:r>
-              <w:rPr>
-                <w:rFonts w:ascii="Times New Roman" w:eastAsia="Times New Roman" w:hAnsi="Times New Roman" w:cs="Times New Roman"/>
-                <w:kern w:val="0"/>
-                <w:lang w:eastAsia="en-GB"/>
-                <w14:ligatures w14:val="none"/>
-              </w:rPr>
-              <w:t>src/models/logistic_regression_model.py</w:t>
-            </w:r>
-          </w:p>
-        </w:tc>
-        <w:tc>
-          <w:tcPr>
-            <w:tcW w:w="1843" w:type="dxa"/>
-            <w:shd w:val="clear" w:color="auto" w:fill="F2F2F2" w:themeFill="background1" w:themeFillShade="F2"/>
-          </w:tcPr>
-          <w:p>
-            <w:pPr>
-              <w:spacing w:before="240" w:after="240"/>
-              <w:jc w:val="both"/>
-              <w:rPr>
-                <w:rFonts w:ascii="Times New Roman" w:eastAsia="Times New Roman" w:hAnsi="Times New Roman" w:cs="Times New Roman"/>
-                <w:kern w:val="0"/>
-                <w:lang w:eastAsia="en-GB"/>
-                <w14:ligatures w14:val="none"/>
-              </w:rPr>
-            </w:pPr>
-            <w:r>
-              <w:rPr>
-                <w:rFonts w:ascii="Times New Roman" w:eastAsia="Times New Roman" w:hAnsi="Times New Roman" w:cs="Times New Roman"/>
-                <w:kern w:val="0"/>
-                <w:lang w:eastAsia="en-GB"/>
-                <w14:ligatures w14:val="none"/>
-              </w:rPr>
-              <w:t>Model implementation</w:t>
-            </w:r>
-          </w:p>
-        </w:tc>
-        <w:tc>
-          <w:tcPr>
-            <w:tcW w:w="5386" w:type="dxa"/>
-            <w:shd w:val="clear" w:color="auto" w:fill="F2F2F2" w:themeFill="background1" w:themeFillShade="F2"/>
-          </w:tcPr>
-          <w:p>
-            <w:pPr>
-              <w:spacing w:before="240" w:after="240"/>
-              <w:jc w:val="both"/>
-              <w:rPr>
-                <w:rFonts w:ascii="Times New Roman" w:eastAsia="Times New Roman" w:hAnsi="Times New Roman" w:cs="Times New Roman"/>
-                <w:kern w:val="0"/>
-                <w:lang w:eastAsia="en-GB"/>
-                <w14:ligatures w14:val="none"/>
-              </w:rPr>
-            </w:pPr>
-            <w:r>
-              <w:rPr>
-                <w:rFonts w:ascii="Times New Roman" w:eastAsia="Times New Roman" w:hAnsi="Times New Roman" w:cs="Times New Roman"/>
-                <w:kern w:val="0"/>
-                <w:lang w:eastAsia="en-GB"/>
-                <w14:ligatures w14:val="none"/>
-              </w:rPr>
-              <w:t>Alternative classifier available at each hierarchy level</w:t>
-            </w:r>
-          </w:p>
-        </w:tc>
-      </w:tr>
-      <w:tr>
-        <w:trPr>
-          <w:trHeight w:hRule="exact" w:val="907"/>
-        </w:trPr>
-        <w:tc>
-          <w:tcPr>
-            <w:tcW w:w="4253" w:type="dxa"/>
-            <w:shd w:val="clear" w:color="auto" w:fill="F2F2F2" w:themeFill="background1" w:themeFillShade="F2"/>
-          </w:tcPr>
-          <w:p>
-            <w:pPr>
-              <w:spacing w:before="240" w:after="240"/>
-              <w:jc w:val="both"/>
-              <w:rPr>
-                <w:rFonts w:ascii="Times New Roman" w:eastAsia="Times New Roman" w:hAnsi="Times New Roman" w:cs="Times New Roman"/>
-                <w:kern w:val="0"/>
-                <w:lang w:eastAsia="en-GB"/>
-                <w14:ligatures w14:val="none"/>
-              </w:rPr>
-            </w:pPr>
-            <w:r>
-              <w:rPr>
-                <w:rFonts w:ascii="Times New Roman" w:eastAsia="Times New Roman" w:hAnsi="Times New Roman" w:cs="Times New Roman"/>
-                <w:kern w:val="0"/>
-                <w:lang w:eastAsia="en-GB"/>
-                <w14:ligatures w14:val="none"/>
-              </w:rPr>
-              <w:t>src/models/multinomial_nb_model.py</w:t>
-            </w:r>
-          </w:p>
-        </w:tc>
-        <w:tc>
-          <w:tcPr>
-            <w:tcW w:w="1843" w:type="dxa"/>
-            <w:shd w:val="clear" w:color="auto" w:fill="F2F2F2" w:themeFill="background1" w:themeFillShade="F2"/>
-          </w:tcPr>
-          <w:p>
-            <w:pPr>
-              <w:spacing w:before="240" w:after="240"/>
-              <w:jc w:val="both"/>
-              <w:rPr>
-                <w:rFonts w:ascii="Times New Roman" w:eastAsia="Times New Roman" w:hAnsi="Times New Roman" w:cs="Times New Roman"/>
-                <w:kern w:val="0"/>
-                <w:lang w:eastAsia="en-GB"/>
-                <w14:ligatures w14:val="none"/>
-              </w:rPr>
-            </w:pPr>
-            <w:r>
-              <w:rPr>
-                <w:rFonts w:ascii="Times New Roman" w:eastAsia="Times New Roman" w:hAnsi="Times New Roman" w:cs="Times New Roman"/>
-                <w:kern w:val="0"/>
-                <w:lang w:eastAsia="en-GB"/>
-                <w14:ligatures w14:val="none"/>
-              </w:rPr>
-              <w:t>Model implementation</w:t>
-            </w:r>
-          </w:p>
-        </w:tc>
-        <w:tc>
-          <w:tcPr>
-            <w:tcW w:w="5386" w:type="dxa"/>
-            <w:shd w:val="clear" w:color="auto" w:fill="F2F2F2" w:themeFill="background1" w:themeFillShade="F2"/>
-          </w:tcPr>
-          <w:p>
-            <w:pPr>
-              <w:spacing w:before="240" w:after="240"/>
-              <w:jc w:val="both"/>
-              <w:rPr>
-                <w:rFonts w:ascii="Times New Roman" w:eastAsia="Times New Roman" w:hAnsi="Times New Roman" w:cs="Times New Roman"/>
-                <w:kern w:val="0"/>
-                <w:lang w:eastAsia="en-GB"/>
-                <w14:ligatures w14:val="none"/>
-              </w:rPr>
-            </w:pPr>
-            <w:r>
-              <w:rPr>
-                <w:rFonts w:ascii="Times New Roman" w:eastAsia="Times New Roman" w:hAnsi="Times New Roman" w:cs="Times New Roman"/>
-                <w:kern w:val="0"/>
-                <w:lang w:eastAsia="en-GB"/>
-                <w14:ligatures w14:val="none"/>
-              </w:rPr>
-              <w:t>Alternative classifier available at each hierarchy level</w:t>
-            </w:r>
-          </w:p>
-        </w:tc>
-      </w:tr>
-      <w:tr>
-        <w:trPr>
-          <w:trHeight w:hRule="exact" w:val="1021"/>
-        </w:trPr>
-        <w:tc>
-          <w:tcPr>
-            <w:tcW w:w="4253" w:type="dxa"/>
-            <w:shd w:val="clear" w:color="auto" w:fill="F2F2F2" w:themeFill="background1" w:themeFillShade="F2"/>
-          </w:tcPr>
-          <w:p>
-            <w:pPr>
-              <w:spacing w:before="240" w:after="240"/>
-              <w:jc w:val="both"/>
-              <w:rPr>
-                <w:rFonts w:ascii="Times New Roman" w:eastAsia="Times New Roman" w:hAnsi="Times New Roman" w:cs="Times New Roman"/>
-                <w:kern w:val="0"/>
-                <w:lang w:eastAsia="en-GB"/>
-                <w14:ligatures w14:val="none"/>
-              </w:rPr>
-            </w:pPr>
-            <w:r>
-              <w:rPr>
-                <w:rFonts w:ascii="Times New Roman" w:eastAsia="Times New Roman" w:hAnsi="Times New Roman" w:cs="Times New Roman"/>
-                <w:kern w:val="0"/>
-                <w:lang w:eastAsia="en-GB"/>
-                <w14:ligatures w14:val="none"/>
-              </w:rPr>
-              <w:t>src/evaluation/metrics.py</w:t>
-            </w:r>
-          </w:p>
-        </w:tc>
-        <w:tc>
-          <w:tcPr>
-            <w:tcW w:w="1843" w:type="dxa"/>
-            <w:shd w:val="clear" w:color="auto" w:fill="F2F2F2" w:themeFill="background1" w:themeFillShade="F2"/>
-          </w:tcPr>
-          <w:p>
-            <w:pPr>
-              <w:spacing w:before="240" w:after="240"/>
-              <w:jc w:val="both"/>
-              <w:rPr>
-                <w:rFonts w:ascii="Times New Roman" w:eastAsia="Times New Roman" w:hAnsi="Times New Roman" w:cs="Times New Roman"/>
-                <w:kern w:val="0"/>
-                <w:lang w:eastAsia="en-GB"/>
-                <w14:ligatures w14:val="none"/>
-              </w:rPr>
-            </w:pPr>
-            <w:r>
-              <w:rPr>
-                <w:rFonts w:ascii="Times New Roman" w:eastAsia="Times New Roman" w:hAnsi="Times New Roman" w:cs="Times New Roman"/>
-                <w:kern w:val="0"/>
-                <w:lang w:eastAsia="en-GB"/>
-                <w14:ligatures w14:val="none"/>
-              </w:rPr>
-              <w:t>Evaluation</w:t>
-            </w:r>
-          </w:p>
-        </w:tc>
-        <w:tc>
-          <w:tcPr>
-            <w:tcW w:w="5386" w:type="dxa"/>
-            <w:shd w:val="clear" w:color="auto" w:fill="F2F2F2" w:themeFill="background1" w:themeFillShade="F2"/>
-          </w:tcPr>
-          <w:p>
-            <w:pPr>
-              <w:spacing w:before="240" w:after="240"/>
-              <w:jc w:val="both"/>
-              <w:rPr>
-                <w:rFonts w:ascii="Times New Roman" w:eastAsia="Times New Roman" w:hAnsi="Times New Roman" w:cs="Times New Roman"/>
-                <w:kern w:val="0"/>
-                <w:lang w:eastAsia="en-GB"/>
-                <w14:ligatures w14:val="none"/>
-              </w:rPr>
-            </w:pPr>
-            <w:r>
-              <w:rPr>
-                <w:rFonts w:ascii="Times New Roman" w:eastAsia="Times New Roman" w:hAnsi="Times New Roman" w:cs="Times New Roman"/>
-                <w:kern w:val="0"/>
-                <w:lang w:eastAsia="en-GB"/>
-                <w14:ligatures w14:val="none"/>
-              </w:rPr>
-              <w:t>Computes per-level and end-to-end evaluation metrics for the hierarchy</w:t>
-            </w:r>
-          </w:p>
-        </w:tc>
-      </w:tr>
-      <w:tr>
-        <w:trPr>
-          <w:trHeight w:hRule="exact" w:val="1021"/>
-        </w:trPr>
-        <w:tc>
-          <w:tcPr>
-            <w:tcW w:w="4253" w:type="dxa"/>
-            <w:shd w:val="clear" w:color="auto" w:fill="F2F2F2" w:themeFill="background1" w:themeFillShade="F2"/>
-          </w:tcPr>
-          <w:p>
-            <w:pPr>
-              <w:spacing w:before="240" w:after="240"/>
-              <w:jc w:val="both"/>
-              <w:rPr>
-                <w:rFonts w:ascii="Times New Roman" w:eastAsia="Times New Roman" w:hAnsi="Times New Roman" w:cs="Times New Roman"/>
-                <w:kern w:val="0"/>
-                <w:lang w:eastAsia="en-GB"/>
-                <w14:ligatures w14:val="none"/>
-              </w:rPr>
-            </w:pPr>
-            <w:r>
-              <w:rPr>
-                <w:rFonts w:ascii="Times New Roman" w:eastAsia="Times New Roman" w:hAnsi="Times New Roman" w:cs="Times New Roman"/>
-                <w:kern w:val="0"/>
-                <w:lang w:eastAsia="en-GB"/>
-                <w14:ligatures w14:val="none"/>
-              </w:rPr>
-              <w:t>tests/test_pipeline.py</w:t>
-            </w:r>
-          </w:p>
-        </w:tc>
-        <w:tc>
-          <w:tcPr>
-            <w:tcW w:w="1843" w:type="dxa"/>
-            <w:shd w:val="clear" w:color="auto" w:fill="F2F2F2" w:themeFill="background1" w:themeFillShade="F2"/>
-          </w:tcPr>
-          <w:p>
-            <w:pPr>
-              <w:spacing w:before="240" w:after="240"/>
-              <w:jc w:val="both"/>
-              <w:rPr>
-                <w:rFonts w:ascii="Times New Roman" w:eastAsia="Times New Roman" w:hAnsi="Times New Roman" w:cs="Times New Roman"/>
-                <w:kern w:val="0"/>
-                <w:lang w:eastAsia="en-GB"/>
-                <w14:ligatures w14:val="none"/>
-              </w:rPr>
-            </w:pPr>
-            <w:r>
-              <w:rPr>
-                <w:rFonts w:ascii="Times New Roman" w:eastAsia="Times New Roman" w:hAnsi="Times New Roman" w:cs="Times New Roman"/>
-                <w:kern w:val="0"/>
-                <w:lang w:eastAsia="en-GB"/>
-                <w14:ligatures w14:val="none"/>
-              </w:rPr>
-              <w:t>Testing</w:t>
-            </w:r>
-          </w:p>
-        </w:tc>
-        <w:tc>
-          <w:tcPr>
-            <w:tcW w:w="5386" w:type="dxa"/>
-            <w:shd w:val="clear" w:color="auto" w:fill="F2F2F2" w:themeFill="background1" w:themeFillShade="F2"/>
-          </w:tcPr>
-          <w:p>
-            <w:pPr>
-              <w:spacing w:before="240" w:after="240"/>
-              <w:jc w:val="both"/>
-              <w:rPr>
-                <w:rFonts w:ascii="Times New Roman" w:eastAsia="Times New Roman" w:hAnsi="Times New Roman" w:cs="Times New Roman"/>
-                <w:kern w:val="0"/>
-                <w:lang w:eastAsia="en-GB"/>
-                <w14:ligatures w14:val="none"/>
-              </w:rPr>
-            </w:pPr>
-            <w:r>
-              <w:rPr>
-                <w:rFonts w:ascii="Times New Roman" w:eastAsia="Times New Roman" w:hAnsi="Times New Roman" w:cs="Times New Roman"/>
-                <w:kern w:val="0"/>
-                <w:lang w:eastAsia="en-GB"/>
-                <w14:ligatures w14:val="none"/>
-              </w:rPr>
-              <w:t>Smoke test for the base pipeline used by the hierarchical architecture</w:t>
+              <w:t>Returns the appropriate ChainedMultiOutputModel instance based on MODEL_NAME defined in config.py</w:t>
             </w:r>
           </w:p>
         </w:tc>
@@ -5944,22 +7645,7 @@
           <w:lang w:eastAsia="en-GB"/>
           <w14:ligatures w14:val="none"/>
         </w:rPr>
-        <w:lastRenderedPageBreak/>
-        <w:t>Connectors</w:t>
-      </w:r>
-      <w:r>
-        <w:rPr>
-          <w:rFonts w:ascii="Times New Roman" w:eastAsia="Times New Roman" w:hAnsi="Times New Roman" w:cs="Times New Roman"/>
-          <w:b/>
-          <w:bCs/>
-          <w:color w:val="000000"/>
-          <w:kern w:val="0"/>
-          <w:sz w:val="28"/>
-          <w:szCs w:val="28"/>
-          <w:lang w:eastAsia="en-GB"/>
-          <w14:ligatures w14:val="none"/>
-        </w:rPr>
-        <w:t xml:space="preserve"> Design Choice 2</w:t>
+        <w:t>Connectors Design Choice 2</w:t>
       </w:r>
     </w:p>
     <w:tbl>
@@ -6281,7 +7967,21 @@
               <w:rPr>
                 <w:rFonts w:ascii="Times New Roman" w:hAnsi="Times New Roman" w:cs="Times New Roman"/>
               </w:rPr>
-              <w:t>Loader calls clean_text() to normalize raw email text before feature generation.</w:t>
+              <w:t xml:space="preserve">Loader calls </w:t>
+            </w:r>
+            <w:proofErr w:type="spellStart"/>
+            <w:r>
+              <w:rPr>
+                <w:rFonts w:ascii="Times New Roman" w:hAnsi="Times New Roman" w:cs="Times New Roman"/>
+              </w:rPr>
+              <w:t>clean_text</w:t>
+            </w:r>
+            <w:proofErr w:type="spellEnd"/>
+            <w:r>
+              <w:rPr>
+                <w:rFonts w:ascii="Times New Roman" w:hAnsi="Times New Roman" w:cs="Times New Roman"/>
+              </w:rPr>
+              <w:t>() to normalize raw email text before feature generation.</w:t>
             </w:r>
           </w:p>
         </w:tc>
@@ -6374,7 +8074,21 @@
               <w:rPr>
                 <w:rFonts w:ascii="Times New Roman" w:hAnsi="Times New Roman" w:cs="Times New Roman"/>
               </w:rPr>
-              <w:t>Controller calls vectorize_text() to create a shared TF-IDF representation for all hierarchy levels.</w:t>
+              <w:t xml:space="preserve">Controller calls </w:t>
+            </w:r>
+            <w:proofErr w:type="spellStart"/>
+            <w:r>
+              <w:rPr>
+                <w:rFonts w:ascii="Times New Roman" w:hAnsi="Times New Roman" w:cs="Times New Roman"/>
+              </w:rPr>
+              <w:t>vectorize_text</w:t>
+            </w:r>
+            <w:proofErr w:type="spellEnd"/>
+            <w:r>
+              <w:rPr>
+                <w:rFonts w:ascii="Times New Roman" w:hAnsi="Times New Roman" w:cs="Times New Roman"/>
+              </w:rPr>
+              <w:t>() to create a shared TF-IDF representation for all hierarchy levels.</w:t>
             </w:r>
           </w:p>
         </w:tc>
@@ -6467,7 +8181,21 @@
               <w:rPr>
                 <w:rFonts w:ascii="Times New Roman" w:hAnsi="Times New Roman" w:cs="Times New Roman"/>
               </w:rPr>
-              <w:t>Controller packages the full feature matrix and labels into a base DatasetBundle for Level 1.</w:t>
+              <w:t xml:space="preserve">Controller packages the full feature matrix and labels into a base </w:t>
+            </w:r>
+            <w:proofErr w:type="spellStart"/>
+            <w:r>
+              <w:rPr>
+                <w:rFonts w:ascii="Times New Roman" w:hAnsi="Times New Roman" w:cs="Times New Roman"/>
+              </w:rPr>
+              <w:t>DatasetBundle</w:t>
+            </w:r>
+            <w:proofErr w:type="spellEnd"/>
+            <w:r>
+              <w:rPr>
+                <w:rFonts w:ascii="Times New Roman" w:hAnsi="Times New Roman" w:cs="Times New Roman"/>
+              </w:rPr>
+              <w:t xml:space="preserve"> for Level 1.</w:t>
             </w:r>
           </w:p>
         </w:tc>
@@ -6938,125 +8666,6 @@
         </w:tc>
       </w:tr>
     </w:tbl>
-    <w:p>
-      <w:pPr>
-        <w:spacing w:before="240" w:after="240" w:line="240" w:lineRule="auto"/>
-        <w:jc w:val="both"/>
-        <w:rPr>
-          <w:rFonts w:ascii="Times New Roman" w:eastAsia="Times New Roman" w:hAnsi="Times New Roman" w:cs="Times New Roman"/>
-          <w:b/>
-          <w:bCs/>
-          <w:color w:val="000000"/>
-          <w:kern w:val="0"/>
-          <w:sz w:val="28"/>
-          <w:szCs w:val="28"/>
-          <w:lang w:eastAsia="en-GB"/>
-          <w14:ligatures w14:val="none"/>
-        </w:rPr>
-      </w:pPr>
-    </w:p>
-    <w:p>
-      <w:pPr>
-        <w:spacing w:before="240" w:after="240" w:line="240" w:lineRule="auto"/>
-        <w:jc w:val="both"/>
-        <w:rPr>
-          <w:rFonts w:ascii="Times New Roman" w:eastAsia="Times New Roman" w:hAnsi="Times New Roman" w:cs="Times New Roman"/>
-          <w:b/>
-          <w:bCs/>
-          <w:color w:val="000000"/>
-          <w:kern w:val="0"/>
-          <w:sz w:val="28"/>
-          <w:szCs w:val="28"/>
-          <w:lang w:eastAsia="en-GB"/>
-          <w14:ligatures w14:val="none"/>
-        </w:rPr>
-      </w:pPr>
-    </w:p>
-    <w:p>
-      <w:pPr>
-        <w:spacing w:before="240" w:after="240" w:line="240" w:lineRule="auto"/>
-        <w:jc w:val="both"/>
-        <w:rPr>
-          <w:rFonts w:ascii="Times New Roman" w:eastAsia="Times New Roman" w:hAnsi="Times New Roman" w:cs="Times New Roman"/>
-          <w:b/>
-          <w:bCs/>
-          <w:color w:val="000000"/>
-          <w:kern w:val="0"/>
-          <w:sz w:val="28"/>
-          <w:szCs w:val="28"/>
-          <w:lang w:eastAsia="en-GB"/>
-          <w14:ligatures w14:val="none"/>
-        </w:rPr>
-      </w:pPr>
-    </w:p>
-    <w:p>
-      <w:pPr>
-        <w:spacing w:before="240" w:after="240" w:line="240" w:lineRule="auto"/>
-        <w:jc w:val="both"/>
-        <w:rPr>
-          <w:rFonts w:ascii="Times New Roman" w:eastAsia="Times New Roman" w:hAnsi="Times New Roman" w:cs="Times New Roman"/>
-          <w:b/>
-          <w:bCs/>
-          <w:color w:val="000000"/>
-          <w:kern w:val="0"/>
-          <w:sz w:val="28"/>
-          <w:szCs w:val="28"/>
-          <w:lang w:eastAsia="en-GB"/>
-          <w14:ligatures w14:val="none"/>
-        </w:rPr>
-      </w:pPr>
-    </w:p>
-    <w:p>
-      <w:pPr>
-        <w:spacing w:before="240" w:after="240" w:line="240" w:lineRule="auto"/>
-        <w:jc w:val="both"/>
-        <w:rPr>
-          <w:rFonts w:ascii="Times New Roman" w:eastAsia="Times New Roman" w:hAnsi="Times New Roman" w:cs="Times New Roman"/>
-          <w:b/>
-          <w:bCs/>
-          <w:color w:val="000000"/>
-          <w:kern w:val="0"/>
-          <w:sz w:val="28"/>
-          <w:szCs w:val="28"/>
-          <w:lang w:eastAsia="en-GB"/>
-          <w14:ligatures w14:val="none"/>
-        </w:rPr>
-      </w:pPr>
-    </w:p>
-    <w:p>
-      <w:pPr>
-        <w:spacing w:before="240" w:after="240" w:line="240" w:lineRule="auto"/>
-        <w:jc w:val="both"/>
-        <w:rPr>
-          <w:rFonts w:ascii="Times New Roman" w:eastAsia="Times New Roman" w:hAnsi="Times New Roman" w:cs="Times New Roman"/>
-          <w:b/>
-          <w:bCs/>
-          <w:color w:val="000000"/>
-          <w:kern w:val="0"/>
-          <w:sz w:val="28"/>
-          <w:szCs w:val="28"/>
-          <w:lang w:eastAsia="en-GB"/>
-          <w14:ligatures w14:val="none"/>
-        </w:rPr>
-      </w:pPr>
-    </w:p>
-    <w:p>
-      <w:pPr>
-        <w:spacing w:before="240" w:after="240" w:line="240" w:lineRule="auto"/>
-        <w:jc w:val="both"/>
-        <w:rPr>
-          <w:rFonts w:ascii="Times New Roman" w:eastAsia="Times New Roman" w:hAnsi="Times New Roman" w:cs="Times New Roman"/>
-          <w:b/>
-          <w:bCs/>
-          <w:color w:val="000000"/>
-          <w:kern w:val="0"/>
-          <w:sz w:val="28"/>
-          <w:szCs w:val="28"/>
-          <w:lang w:eastAsia="en-GB"/>
-          <w14:ligatures w14:val="none"/>
-        </w:rPr>
-      </w:pPr>
-    </w:p>
     <w:p>
       <w:pPr>
         <w:spacing w:before="240" w:after="240" w:line="240" w:lineRule="auto"/>
@@ -7117,21 +8726,7 @@
           <w14:ligatures w14:val="none"/>
         </w:rPr>
         <w:lastRenderedPageBreak/>
-        <w:t>Data Elements</w:t>
-      </w:r>
-      <w:r>
-        <w:rPr>
-          <w:rFonts w:ascii="Times New Roman" w:eastAsia="Times New Roman" w:hAnsi="Times New Roman" w:cs="Times New Roman"/>
-          <w:b/>
-          <w:bCs/>
-          <w:color w:val="000000"/>
-          <w:kern w:val="0"/>
-          <w:sz w:val="28"/>
-          <w:szCs w:val="28"/>
-          <w:lang w:eastAsia="en-GB"/>
-          <w14:ligatures w14:val="none"/>
-        </w:rPr>
-        <w:t xml:space="preserve"> Design Choice 2</w:t>
+        <w:t>Data Elements Design Choice 2</w:t>
       </w:r>
     </w:p>
     <w:tbl>
@@ -7853,8 +9448,16 @@
               <w:rPr>
                 <w:rFonts w:ascii="Times New Roman" w:hAnsi="Times New Roman" w:cs="Times New Roman"/>
               </w:rPr>
-              <w:t>floats/dicts</w:t>
-            </w:r>
+              <w:t>floats/</w:t>
+            </w:r>
+            <w:proofErr w:type="spellStart"/>
+            <w:r>
+              <w:rPr>
+                <w:rFonts w:ascii="Times New Roman" w:hAnsi="Times New Roman" w:cs="Times New Roman"/>
+              </w:rPr>
+              <w:t>dicts</w:t>
+            </w:r>
+            <w:proofErr w:type="spellEnd"/>
           </w:p>
         </w:tc>
         <w:tc>
@@ -9492,7 +11095,6 @@
   <w:style w:type="character" w:default="1" w:styleId="DefaultParagraphFont">
     <w:name w:val="Default Paragraph Font"/>
     <w:uiPriority w:val="1"/>
-    <w:semiHidden/>
     <w:unhideWhenUsed/>
   </w:style>
   <w:style w:type="table" w:default="1" w:styleId="TableNormal">

--- a/docs/EEAI_CA1_ML.docx
+++ b/docs/EEAI_CA1_ML.docx
@@ -1840,7 +1840,7 @@
                 <w:lang w:eastAsia="en-GB"/>
                 <w14:ligatures w14:val="none"/>
               </w:rPr>
-              <w:t>Loads CSV, applies text cleaning, handles missing labels, builds chained targets (t2, t23, t234), splits train/test</w:t>
+              <w:t>Loads CSV, applies text cleaning, handles missing labels, and builds chained targets (t2, t23, t234)</w:t>
             </w:r>
           </w:p>
         </w:tc>
@@ -2814,7 +2814,7 @@
                 <w:lang w:eastAsia="en-GB"/>
                 <w14:ligatures w14:val="none"/>
               </w:rPr>
-              <w:t>Computes and prints accuracy for each chained target (t2, t23, t234)</w:t>
+              <w:t>Computes accuracy for each chained target (t2, t23, t234)</w:t>
             </w:r>
           </w:p>
         </w:tc>
@@ -2847,6 +2847,91 @@
                 <w14:ligatures w14:val="none"/>
               </w:rPr>
               <w:lastRenderedPageBreak/>
+              <w:t>src/evaluation/reporting.py</w:t>
+            </w:r>
+          </w:p>
+        </w:tc>
+        <w:tc>
+          <w:tcPr>
+            <w:tcW w:w="1984" w:type="dxa"/>
+            <w:shd w:val="clear" w:color="auto" w:fill="F2F2F2" w:themeFill="background1" w:themeFillShade="F2"/>
+          </w:tcPr>
+          <w:p>
+            <w:pPr>
+              <w:spacing w:before="240" w:after="240"/>
+              <w:rPr>
+                <w:rFonts w:ascii="Times New Roman" w:eastAsia="Times New Roman" w:hAnsi="Times New Roman" w:cs="Times New Roman"/>
+                <w:kern w:val="0"/>
+                <w:lang w:eastAsia="en-GB"/>
+                <w14:ligatures w14:val="none"/>
+              </w:rPr>
+            </w:pPr>
+            <w:r>
+              <w:rPr>
+                <w:rFonts w:ascii="Times New Roman" w:eastAsia="Times New Roman" w:hAnsi="Times New Roman" w:cs="Times New Roman"/>
+                <w:kern w:val="0"/>
+                <w:lang w:eastAsia="en-GB"/>
+                <w14:ligatures w14:val="none"/>
+              </w:rPr>
+              <w:t>Reporting</w:t>
+            </w:r>
+          </w:p>
+        </w:tc>
+        <w:tc>
+          <w:tcPr>
+            <w:tcW w:w="4961" w:type="dxa"/>
+            <w:shd w:val="clear" w:color="auto" w:fill="F2F2F2" w:themeFill="background1" w:themeFillShade="F2"/>
+          </w:tcPr>
+          <w:p>
+            <w:pPr>
+              <w:spacing w:before="240" w:after="240"/>
+              <w:jc w:val="both"/>
+              <w:rPr>
+                <w:rFonts w:ascii="Times New Roman" w:eastAsia="Times New Roman" w:hAnsi="Times New Roman" w:cs="Times New Roman"/>
+                <w:kern w:val="0"/>
+                <w:lang w:eastAsia="en-GB"/>
+                <w14:ligatures w14:val="none"/>
+              </w:rPr>
+            </w:pPr>
+            <w:r>
+              <w:rPr>
+                <w:rFonts w:ascii="Times New Roman" w:eastAsia="Times New Roman" w:hAnsi="Times New Roman" w:cs="Times New Roman"/>
+                <w:kern w:val="0"/>
+                <w:lang w:eastAsia="en-GB"/>
+                <w14:ligatures w14:val="none"/>
+              </w:rPr>
+              <w:t>Formats and prints the evaluation results returned by metrics.py</w:t>
+            </w:r>
+          </w:p>
+        </w:tc>
+      </w:tr>
+      <w:tr>
+        <w:trPr>
+          <w:trHeight w:hRule="exact" w:val="851"/>
+        </w:trPr>
+        <w:tc>
+          <w:tcPr>
+            <w:tcW w:w="4395" w:type="dxa"/>
+            <w:shd w:val="clear" w:color="auto" w:fill="F2F2F2" w:themeFill="background1" w:themeFillShade="F2"/>
+          </w:tcPr>
+          <w:p>
+            <w:pPr>
+              <w:spacing w:before="240" w:after="240"/>
+              <w:jc w:val="both"/>
+              <w:rPr>
+                <w:rFonts w:ascii="Times New Roman" w:eastAsia="Times New Roman" w:hAnsi="Times New Roman" w:cs="Times New Roman"/>
+                <w:kern w:val="0"/>
+                <w:lang w:eastAsia="en-GB"/>
+                <w14:ligatures w14:val="none"/>
+              </w:rPr>
+            </w:pPr>
+            <w:r>
+              <w:rPr>
+                <w:rFonts w:ascii="Times New Roman" w:eastAsia="Times New Roman" w:hAnsi="Times New Roman" w:cs="Times New Roman"/>
+                <w:kern w:val="0"/>
+                <w:lang w:eastAsia="en-GB"/>
+                <w14:ligatures w14:val="none"/>
+              </w:rPr>
               <w:t>tests/test_pipeline.py</w:t>
             </w:r>
           </w:p>
@@ -2901,7 +2986,179 @@
                 <w:lang w:eastAsia="en-GB"/>
                 <w14:ligatures w14:val="none"/>
               </w:rPr>
-              <w:t>Smoke test that runs the pipeline end to end and validates it completes successfully</w:t>
+              <w:t>Smoke test that verifies dataset loading, chained target creation, and train/test splitting</w:t>
+            </w:r>
+          </w:p>
+        </w:tc>
+      </w:tr>
+      <w:tr>
+        <w:trPr>
+          <w:trHeight w:hRule="exact" w:val="851"/>
+        </w:trPr>
+        <w:tc>
+          <w:tcPr>
+            <w:tcW w:w="4395" w:type="dxa"/>
+            <w:shd w:val="clear" w:color="auto" w:fill="F2F2F2" w:themeFill="background1" w:themeFillShade="F2"/>
+          </w:tcPr>
+          <w:p>
+            <w:pPr>
+              <w:spacing w:before="240" w:after="240"/>
+              <w:jc w:val="both"/>
+              <w:rPr>
+                <w:rFonts w:ascii="Times New Roman" w:eastAsia="Times New Roman" w:hAnsi="Times New Roman" w:cs="Times New Roman"/>
+                <w:kern w:val="0"/>
+                <w:lang w:eastAsia="en-GB"/>
+                <w14:ligatures w14:val="none"/>
+              </w:rPr>
+            </w:pPr>
+            <w:r>
+              <w:rPr>
+                <w:rFonts w:ascii="Times New Roman" w:eastAsia="Times New Roman" w:hAnsi="Times New Roman" w:cs="Times New Roman"/>
+                <w:kern w:val="0"/>
+                <w:lang w:eastAsia="en-GB"/>
+                <w14:ligatures w14:val="none"/>
+              </w:rPr>
+              <w:t>tests/test_model_predictions.py</w:t>
+            </w:r>
+          </w:p>
+        </w:tc>
+        <w:tc>
+          <w:tcPr>
+            <w:tcW w:w="1984" w:type="dxa"/>
+            <w:shd w:val="clear" w:color="auto" w:fill="F2F2F2" w:themeFill="background1" w:themeFillShade="F2"/>
+          </w:tcPr>
+          <w:p>
+            <w:pPr>
+              <w:spacing w:before="240" w:after="240"/>
+              <w:jc w:val="both"/>
+              <w:rPr>
+                <w:rFonts w:ascii="Times New Roman" w:eastAsia="Times New Roman" w:hAnsi="Times New Roman" w:cs="Times New Roman"/>
+                <w:kern w:val="0"/>
+                <w:lang w:eastAsia="en-GB"/>
+                <w14:ligatures w14:val="none"/>
+              </w:rPr>
+            </w:pPr>
+            <w:r>
+              <w:rPr>
+                <w:rFonts w:ascii="Times New Roman" w:eastAsia="Times New Roman" w:hAnsi="Times New Roman" w:cs="Times New Roman"/>
+                <w:kern w:val="0"/>
+                <w:lang w:eastAsia="en-GB"/>
+                <w14:ligatures w14:val="none"/>
+              </w:rPr>
+              <w:t>Testing</w:t>
+            </w:r>
+          </w:p>
+        </w:tc>
+        <w:tc>
+          <w:tcPr>
+            <w:tcW w:w="4961" w:type="dxa"/>
+            <w:shd w:val="clear" w:color="auto" w:fill="F2F2F2" w:themeFill="background1" w:themeFillShade="F2"/>
+          </w:tcPr>
+          <w:p>
+            <w:pPr>
+              <w:spacing w:before="240" w:after="240"/>
+              <w:jc w:val="both"/>
+              <w:rPr>
+                <w:rFonts w:ascii="Times New Roman" w:eastAsia="Times New Roman" w:hAnsi="Times New Roman" w:cs="Times New Roman"/>
+                <w:kern w:val="0"/>
+                <w:lang w:eastAsia="en-GB"/>
+                <w14:ligatures w14:val="none"/>
+              </w:rPr>
+            </w:pPr>
+            <w:r>
+              <w:rPr>
+                <w:rFonts w:ascii="Times New Roman" w:eastAsia="Times New Roman" w:hAnsi="Times New Roman" w:cs="Times New Roman"/>
+                <w:kern w:val="0"/>
+                <w:lang w:eastAsia="en-GB"/>
+                <w14:ligatures w14:val="none"/>
+              </w:rPr>
+              <w:t>Verifies that the selected model can train and predict t2, t23, and t234 outputs with the expected prediction keys and lengths</w:t>
+            </w:r>
+          </w:p>
+        </w:tc>
+      </w:tr>
+      <w:tr>
+        <w:trPr>
+          <w:trHeight w:hRule="exact" w:val="851"/>
+        </w:trPr>
+        <w:tc>
+          <w:tcPr>
+            <w:tcW w:w="4395" w:type="dxa"/>
+            <w:shd w:val="clear" w:color="auto" w:fill="F2F2F2" w:themeFill="background1" w:themeFillShade="F2"/>
+          </w:tcPr>
+          <w:p>
+            <w:pPr>
+              <w:spacing w:before="240" w:after="240"/>
+              <w:jc w:val="both"/>
+              <w:rPr>
+                <w:rFonts w:ascii="Times New Roman" w:eastAsia="Times New Roman" w:hAnsi="Times New Roman" w:cs="Times New Roman"/>
+                <w:kern w:val="0"/>
+                <w:lang w:eastAsia="en-GB"/>
+                <w14:ligatures w14:val="none"/>
+              </w:rPr>
+            </w:pPr>
+            <w:r>
+              <w:rPr>
+                <w:rFonts w:ascii="Times New Roman" w:eastAsia="Times New Roman" w:hAnsi="Times New Roman" w:cs="Times New Roman"/>
+                <w:kern w:val="0"/>
+                <w:lang w:eastAsia="en-GB"/>
+                <w14:ligatures w14:val="none"/>
+              </w:rPr>
+              <w:t>tests/test_targets.py</w:t>
+            </w:r>
+          </w:p>
+        </w:tc>
+        <w:tc>
+          <w:tcPr>
+            <w:tcW w:w="1984" w:type="dxa"/>
+            <w:shd w:val="clear" w:color="auto" w:fill="F2F2F2" w:themeFill="background1" w:themeFillShade="F2"/>
+          </w:tcPr>
+          <w:p>
+            <w:pPr>
+              <w:spacing w:before="240" w:after="240"/>
+              <w:jc w:val="both"/>
+              <w:rPr>
+                <w:rFonts w:ascii="Times New Roman" w:eastAsia="Times New Roman" w:hAnsi="Times New Roman" w:cs="Times New Roman"/>
+                <w:kern w:val="0"/>
+                <w:lang w:eastAsia="en-GB"/>
+                <w14:ligatures w14:val="none"/>
+              </w:rPr>
+            </w:pPr>
+            <w:r>
+              <w:rPr>
+                <w:rFonts w:ascii="Times New Roman" w:eastAsia="Times New Roman" w:hAnsi="Times New Roman" w:cs="Times New Roman"/>
+                <w:kern w:val="0"/>
+                <w:lang w:eastAsia="en-GB"/>
+                <w14:ligatures w14:val="none"/>
+              </w:rPr>
+              <w:t>Testing</w:t>
+            </w:r>
+          </w:p>
+        </w:tc>
+        <w:tc>
+          <w:tcPr>
+            <w:tcW w:w="4961" w:type="dxa"/>
+            <w:shd w:val="clear" w:color="auto" w:fill="F2F2F2" w:themeFill="background1" w:themeFillShade="F2"/>
+          </w:tcPr>
+          <w:p>
+            <w:pPr>
+              <w:spacing w:before="240" w:after="240"/>
+              <w:jc w:val="both"/>
+              <w:rPr>
+                <w:rFonts w:ascii="Times New Roman" w:eastAsia="Times New Roman" w:hAnsi="Times New Roman" w:cs="Times New Roman"/>
+                <w:kern w:val="0"/>
+                <w:lang w:eastAsia="en-GB"/>
+                <w14:ligatures w14:val="none"/>
+              </w:rPr>
+            </w:pPr>
+            <w:r>
+              <w:rPr>
+                <w:rFonts w:ascii="Times New Roman" w:eastAsia="Times New Roman" w:hAnsi="Times New Roman" w:cs="Times New Roman"/>
+                <w:kern w:val="0"/>
+                <w:lang w:eastAsia="en-GB"/>
+                <w14:ligatures w14:val="none"/>
+              </w:rPr>
+              <w:t>Verifies that chained targets target_t2, target_t23, and target_t234 are created correctly from the dataset</w:t>
             </w:r>
           </w:p>
         </w:tc>
@@ -3059,7 +3316,7 @@
                 <w:lang w:eastAsia="en-GB"/>
                 <w14:ligatures w14:val="none"/>
               </w:rPr>
-              <w:t>src/models/chained_multioutput_model.py</w:t>
+              <w:t>src/models/model_factory.py</w:t>
             </w:r>
           </w:p>
         </w:tc>
@@ -3113,16 +3370,7 @@
                 <w:lang w:eastAsia="en-GB"/>
                 <w14:ligatures w14:val="none"/>
               </w:rPr>
-              <w:t>R</w:t>
-            </w:r>
-            <w:r>
-              <w:rPr>
-                <w:rFonts w:ascii="Times New Roman" w:eastAsia="Times New Roman" w:hAnsi="Times New Roman" w:cs="Times New Roman"/>
-                <w:kern w:val="0"/>
-                <w:lang w:eastAsia="en-GB"/>
-                <w14:ligatures w14:val="none"/>
-              </w:rPr>
-              <w:t xml:space="preserve">eturns the appropriate </w:t>
+              <w:t xml:space="preserve">Returns the appropriate </w:t>
             </w:r>
             <w:proofErr w:type="spellStart"/>
             <w:r>
@@ -3190,10 +3438,11 @@
       <w:tr>
         <w:trPr>
           <w:trHeight w:hRule="exact" w:val="851"/>
+          <w:tblHeader/>
         </w:trPr>
         <w:tc>
           <w:tcPr>
-            <w:tcW w:w="1985" w:type="dxa"/>
+            <w:tcW w:w="1970" w:type="dxa"/>
             <w:shd w:val="clear" w:color="auto" w:fill="4670AB"/>
           </w:tcPr>
           <w:p>
@@ -3228,7 +3477,7 @@
         </w:tc>
         <w:tc>
           <w:tcPr>
-            <w:tcW w:w="2835" w:type="dxa"/>
+            <w:tcW w:w="2812" w:type="dxa"/>
             <w:shd w:val="clear" w:color="auto" w:fill="4670AB"/>
           </w:tcPr>
           <w:p>
@@ -3263,7 +3512,7 @@
         </w:tc>
         <w:tc>
           <w:tcPr>
-            <w:tcW w:w="1867" w:type="dxa"/>
+            <w:tcW w:w="1956" w:type="dxa"/>
             <w:shd w:val="clear" w:color="auto" w:fill="4670AB"/>
           </w:tcPr>
           <w:p>
@@ -3298,7 +3547,7 @@
         </w:tc>
         <w:tc>
           <w:tcPr>
-            <w:tcW w:w="4653" w:type="dxa"/>
+            <w:tcW w:w="4602" w:type="dxa"/>
             <w:shd w:val="clear" w:color="auto" w:fill="4670AB"/>
           </w:tcPr>
           <w:p>
@@ -3338,7 +3587,7 @@
         </w:trPr>
         <w:tc>
           <w:tcPr>
-            <w:tcW w:w="1985" w:type="dxa"/>
+            <w:tcW w:w="1970" w:type="dxa"/>
             <w:shd w:val="clear" w:color="auto" w:fill="F2F2F2" w:themeFill="background1" w:themeFillShade="F2"/>
           </w:tcPr>
           <w:p>
@@ -3365,7 +3614,7 @@
         </w:tc>
         <w:tc>
           <w:tcPr>
-            <w:tcW w:w="2835" w:type="dxa"/>
+            <w:tcW w:w="2812" w:type="dxa"/>
             <w:shd w:val="clear" w:color="auto" w:fill="F2F2F2" w:themeFill="background1" w:themeFillShade="F2"/>
           </w:tcPr>
           <w:p>
@@ -3392,7 +3641,7 @@
         </w:tc>
         <w:tc>
           <w:tcPr>
-            <w:tcW w:w="1867" w:type="dxa"/>
+            <w:tcW w:w="1956" w:type="dxa"/>
             <w:shd w:val="clear" w:color="auto" w:fill="F2F2F2" w:themeFill="background1" w:themeFillShade="F2"/>
           </w:tcPr>
           <w:p>
@@ -3419,7 +3668,7 @@
         </w:tc>
         <w:tc>
           <w:tcPr>
-            <w:tcW w:w="4653" w:type="dxa"/>
+            <w:tcW w:w="4602" w:type="dxa"/>
             <w:shd w:val="clear" w:color="auto" w:fill="F2F2F2" w:themeFill="background1" w:themeFillShade="F2"/>
           </w:tcPr>
           <w:p>
@@ -3450,7 +3699,17 @@
                 <w:lang w:eastAsia="en-GB"/>
                 <w14:ligatures w14:val="none"/>
               </w:rPr>
-              <w:t>load_dataset</w:t>
+              <w:t>load_</w:t>
+            </w:r>
+            <w:proofErr w:type="gramStart"/>
+            <w:r>
+              <w:rPr>
+                <w:rFonts w:ascii="Times New Roman" w:eastAsia="Times New Roman" w:hAnsi="Times New Roman" w:cs="Times New Roman"/>
+                <w:kern w:val="0"/>
+                <w:lang w:eastAsia="en-GB"/>
+                <w14:ligatures w14:val="none"/>
+              </w:rPr>
+              <w:t>dataset</w:t>
             </w:r>
             <w:proofErr w:type="spellEnd"/>
             <w:r>
@@ -3460,7 +3719,130 @@
                 <w:lang w:eastAsia="en-GB"/>
                 <w14:ligatures w14:val="none"/>
               </w:rPr>
-              <w:t xml:space="preserve">() and </w:t>
+              <w:t>(</w:t>
+            </w:r>
+            <w:proofErr w:type="gramEnd"/>
+            <w:r>
+              <w:rPr>
+                <w:rFonts w:ascii="Times New Roman" w:eastAsia="Times New Roman" w:hAnsi="Times New Roman" w:cs="Times New Roman"/>
+                <w:kern w:val="0"/>
+                <w:lang w:eastAsia="en-GB"/>
+                <w14:ligatures w14:val="none"/>
+              </w:rPr>
+              <w:t>) to read and prepare the data</w:t>
+            </w:r>
+          </w:p>
+        </w:tc>
+      </w:tr>
+      <w:tr>
+        <w:trPr>
+          <w:trHeight w:hRule="exact" w:val="1183"/>
+        </w:trPr>
+        <w:tc>
+          <w:tcPr>
+            <w:tcW w:w="1970" w:type="dxa"/>
+            <w:shd w:val="clear" w:color="auto" w:fill="F2F2F2" w:themeFill="background1" w:themeFillShade="F2"/>
+          </w:tcPr>
+          <w:p>
+            <w:pPr>
+              <w:spacing w:before="240" w:after="240"/>
+              <w:jc w:val="both"/>
+              <w:rPr>
+                <w:rFonts w:ascii="Times New Roman" w:eastAsia="Times New Roman" w:hAnsi="Times New Roman" w:cs="Times New Roman"/>
+                <w:kern w:val="0"/>
+                <w:lang w:eastAsia="en-GB"/>
+                <w14:ligatures w14:val="none"/>
+              </w:rPr>
+            </w:pPr>
+            <w:r>
+              <w:rPr>
+                <w:rFonts w:ascii="Times New Roman" w:eastAsia="Times New Roman" w:hAnsi="Times New Roman" w:cs="Times New Roman"/>
+                <w:kern w:val="0"/>
+                <w:lang w:eastAsia="en-GB"/>
+                <w14:ligatures w14:val="none"/>
+              </w:rPr>
+              <w:t>split dataset</w:t>
+            </w:r>
+          </w:p>
+        </w:tc>
+        <w:tc>
+          <w:tcPr>
+            <w:tcW w:w="2812" w:type="dxa"/>
+            <w:shd w:val="clear" w:color="auto" w:fill="F2F2F2" w:themeFill="background1" w:themeFillShade="F2"/>
+          </w:tcPr>
+          <w:p>
+            <w:pPr>
+              <w:spacing w:before="240" w:after="240"/>
+              <w:jc w:val="both"/>
+              <w:rPr>
+                <w:rFonts w:ascii="Times New Roman" w:eastAsia="Times New Roman" w:hAnsi="Times New Roman" w:cs="Times New Roman"/>
+                <w:kern w:val="0"/>
+                <w:lang w:eastAsia="en-GB"/>
+                <w14:ligatures w14:val="none"/>
+              </w:rPr>
+            </w:pPr>
+            <w:r>
+              <w:rPr>
+                <w:rFonts w:ascii="Times New Roman" w:eastAsia="Times New Roman" w:hAnsi="Times New Roman" w:cs="Times New Roman"/>
+                <w:kern w:val="0"/>
+                <w:lang w:eastAsia="en-GB"/>
+                <w14:ligatures w14:val="none"/>
+              </w:rPr>
+              <w:t>main_controller.py</w:t>
+            </w:r>
+          </w:p>
+        </w:tc>
+        <w:tc>
+          <w:tcPr>
+            <w:tcW w:w="1956" w:type="dxa"/>
+            <w:shd w:val="clear" w:color="auto" w:fill="F2F2F2" w:themeFill="background1" w:themeFillShade="F2"/>
+          </w:tcPr>
+          <w:p>
+            <w:pPr>
+              <w:spacing w:before="240" w:after="240"/>
+              <w:jc w:val="both"/>
+              <w:rPr>
+                <w:rFonts w:ascii="Times New Roman" w:eastAsia="Times New Roman" w:hAnsi="Times New Roman" w:cs="Times New Roman"/>
+                <w:kern w:val="0"/>
+                <w:lang w:eastAsia="en-GB"/>
+                <w14:ligatures w14:val="none"/>
+              </w:rPr>
+            </w:pPr>
+            <w:r>
+              <w:rPr>
+                <w:rFonts w:ascii="Times New Roman" w:eastAsia="Times New Roman" w:hAnsi="Times New Roman" w:cs="Times New Roman"/>
+                <w:kern w:val="0"/>
+                <w:lang w:eastAsia="en-GB"/>
+                <w14:ligatures w14:val="none"/>
+              </w:rPr>
+              <w:t>splitter.py</w:t>
+            </w:r>
+          </w:p>
+        </w:tc>
+        <w:tc>
+          <w:tcPr>
+            <w:tcW w:w="4602" w:type="dxa"/>
+            <w:shd w:val="clear" w:color="auto" w:fill="F2F2F2" w:themeFill="background1" w:themeFillShade="F2"/>
+          </w:tcPr>
+          <w:p>
+            <w:pPr>
+              <w:spacing w:before="240" w:after="240"/>
+              <w:jc w:val="both"/>
+              <w:rPr>
+                <w:rFonts w:ascii="Times New Roman" w:eastAsia="Times New Roman" w:hAnsi="Times New Roman" w:cs="Times New Roman"/>
+                <w:kern w:val="0"/>
+                <w:lang w:eastAsia="en-GB"/>
+                <w14:ligatures w14:val="none"/>
+              </w:rPr>
+            </w:pPr>
+            <w:r>
+              <w:rPr>
+                <w:rFonts w:ascii="Times New Roman" w:eastAsia="Times New Roman" w:hAnsi="Times New Roman" w:cs="Times New Roman"/>
+                <w:kern w:val="0"/>
+                <w:lang w:eastAsia="en-GB"/>
+                <w14:ligatures w14:val="none"/>
+              </w:rPr>
+              <w:t xml:space="preserve">Controller calls </w:t>
             </w:r>
             <w:proofErr w:type="spellStart"/>
             <w:r>
@@ -3470,7 +3852,17 @@
                 <w:lang w:eastAsia="en-GB"/>
                 <w14:ligatures w14:val="none"/>
               </w:rPr>
-              <w:t>split_dataset</w:t>
+              <w:t>split_</w:t>
+            </w:r>
+            <w:proofErr w:type="gramStart"/>
+            <w:r>
+              <w:rPr>
+                <w:rFonts w:ascii="Times New Roman" w:eastAsia="Times New Roman" w:hAnsi="Times New Roman" w:cs="Times New Roman"/>
+                <w:kern w:val="0"/>
+                <w:lang w:eastAsia="en-GB"/>
+                <w14:ligatures w14:val="none"/>
+              </w:rPr>
+              <w:t>dataset</w:t>
             </w:r>
             <w:proofErr w:type="spellEnd"/>
             <w:r>
@@ -3480,7 +3872,17 @@
                 <w:lang w:eastAsia="en-GB"/>
                 <w14:ligatures w14:val="none"/>
               </w:rPr>
-              <w:t>() to read and prepare the data</w:t>
+              <w:t>(</w:t>
+            </w:r>
+            <w:proofErr w:type="gramEnd"/>
+            <w:r>
+              <w:rPr>
+                <w:rFonts w:ascii="Times New Roman" w:eastAsia="Times New Roman" w:hAnsi="Times New Roman" w:cs="Times New Roman"/>
+                <w:kern w:val="0"/>
+                <w:lang w:eastAsia="en-GB"/>
+                <w14:ligatures w14:val="none"/>
+              </w:rPr>
+              <w:t>) to create stratified training and test sets based on Type 2 labels</w:t>
             </w:r>
           </w:p>
         </w:tc>
@@ -3491,7 +3893,7 @@
         </w:trPr>
         <w:tc>
           <w:tcPr>
-            <w:tcW w:w="1985" w:type="dxa"/>
+            <w:tcW w:w="1970" w:type="dxa"/>
             <w:shd w:val="clear" w:color="auto" w:fill="F2F2F2" w:themeFill="background1" w:themeFillShade="F2"/>
           </w:tcPr>
           <w:p>
@@ -3518,7 +3920,7 @@
         </w:tc>
         <w:tc>
           <w:tcPr>
-            <w:tcW w:w="2835" w:type="dxa"/>
+            <w:tcW w:w="2812" w:type="dxa"/>
             <w:shd w:val="clear" w:color="auto" w:fill="F2F2F2" w:themeFill="background1" w:themeFillShade="F2"/>
           </w:tcPr>
           <w:p>
@@ -3545,7 +3947,7 @@
         </w:tc>
         <w:tc>
           <w:tcPr>
-            <w:tcW w:w="1867" w:type="dxa"/>
+            <w:tcW w:w="1956" w:type="dxa"/>
             <w:shd w:val="clear" w:color="auto" w:fill="F2F2F2" w:themeFill="background1" w:themeFillShade="F2"/>
           </w:tcPr>
           <w:p>
@@ -3572,7 +3974,7 @@
         </w:tc>
         <w:tc>
           <w:tcPr>
-            <w:tcW w:w="4653" w:type="dxa"/>
+            <w:tcW w:w="4602" w:type="dxa"/>
             <w:shd w:val="clear" w:color="auto" w:fill="F2F2F2" w:themeFill="background1" w:themeFillShade="F2"/>
           </w:tcPr>
           <w:p>
@@ -3603,7 +4005,17 @@
                 <w:lang w:eastAsia="en-GB"/>
                 <w14:ligatures w14:val="none"/>
               </w:rPr>
-              <w:t>clean_text</w:t>
+              <w:t>clean_</w:t>
+            </w:r>
+            <w:proofErr w:type="gramStart"/>
+            <w:r>
+              <w:rPr>
+                <w:rFonts w:ascii="Times New Roman" w:eastAsia="Times New Roman" w:hAnsi="Times New Roman" w:cs="Times New Roman"/>
+                <w:kern w:val="0"/>
+                <w:lang w:eastAsia="en-GB"/>
+                <w14:ligatures w14:val="none"/>
+              </w:rPr>
+              <w:t>text</w:t>
             </w:r>
             <w:proofErr w:type="spellEnd"/>
             <w:r>
@@ -3613,7 +4025,17 @@
                 <w:lang w:eastAsia="en-GB"/>
                 <w14:ligatures w14:val="none"/>
               </w:rPr>
-              <w:t>() to normalize raw email text</w:t>
+              <w:t>(</w:t>
+            </w:r>
+            <w:proofErr w:type="gramEnd"/>
+            <w:r>
+              <w:rPr>
+                <w:rFonts w:ascii="Times New Roman" w:eastAsia="Times New Roman" w:hAnsi="Times New Roman" w:cs="Times New Roman"/>
+                <w:kern w:val="0"/>
+                <w:lang w:eastAsia="en-GB"/>
+                <w14:ligatures w14:val="none"/>
+              </w:rPr>
+              <w:t>) to normalize raw email text</w:t>
             </w:r>
           </w:p>
         </w:tc>
@@ -3624,7 +4046,7 @@
         </w:trPr>
         <w:tc>
           <w:tcPr>
-            <w:tcW w:w="1985" w:type="dxa"/>
+            <w:tcW w:w="1970" w:type="dxa"/>
             <w:shd w:val="clear" w:color="auto" w:fill="F2F2F2" w:themeFill="background1" w:themeFillShade="F2"/>
           </w:tcPr>
           <w:p>
@@ -3651,7 +4073,7 @@
         </w:tc>
         <w:tc>
           <w:tcPr>
-            <w:tcW w:w="2835" w:type="dxa"/>
+            <w:tcW w:w="2812" w:type="dxa"/>
             <w:shd w:val="clear" w:color="auto" w:fill="F2F2F2" w:themeFill="background1" w:themeFillShade="F2"/>
           </w:tcPr>
           <w:p>
@@ -3678,7 +4100,7 @@
         </w:tc>
         <w:tc>
           <w:tcPr>
-            <w:tcW w:w="1867" w:type="dxa"/>
+            <w:tcW w:w="1956" w:type="dxa"/>
             <w:shd w:val="clear" w:color="auto" w:fill="F2F2F2" w:themeFill="background1" w:themeFillShade="F2"/>
           </w:tcPr>
           <w:p>
@@ -3705,7 +4127,7 @@
         </w:tc>
         <w:tc>
           <w:tcPr>
-            <w:tcW w:w="4653" w:type="dxa"/>
+            <w:tcW w:w="4602" w:type="dxa"/>
             <w:shd w:val="clear" w:color="auto" w:fill="F2F2F2" w:themeFill="background1" w:themeFillShade="F2"/>
           </w:tcPr>
           <w:p>
@@ -3736,7 +4158,17 @@
                 <w:lang w:eastAsia="en-GB"/>
                 <w14:ligatures w14:val="none"/>
               </w:rPr>
-              <w:t>vectorize_text</w:t>
+              <w:t>vectorize_</w:t>
+            </w:r>
+            <w:proofErr w:type="gramStart"/>
+            <w:r>
+              <w:rPr>
+                <w:rFonts w:ascii="Times New Roman" w:eastAsia="Times New Roman" w:hAnsi="Times New Roman" w:cs="Times New Roman"/>
+                <w:kern w:val="0"/>
+                <w:lang w:eastAsia="en-GB"/>
+                <w14:ligatures w14:val="none"/>
+              </w:rPr>
+              <w:t>text</w:t>
             </w:r>
             <w:proofErr w:type="spellEnd"/>
             <w:r>
@@ -3746,7 +4178,17 @@
                 <w:lang w:eastAsia="en-GB"/>
                 <w14:ligatures w14:val="none"/>
               </w:rPr>
-              <w:t>() to fit on training text and transform train/test sets</w:t>
+              <w:t>(</w:t>
+            </w:r>
+            <w:proofErr w:type="gramEnd"/>
+            <w:r>
+              <w:rPr>
+                <w:rFonts w:ascii="Times New Roman" w:eastAsia="Times New Roman" w:hAnsi="Times New Roman" w:cs="Times New Roman"/>
+                <w:kern w:val="0"/>
+                <w:lang w:eastAsia="en-GB"/>
+                <w14:ligatures w14:val="none"/>
+              </w:rPr>
+              <w:t>) to fit on training text and transform train/test sets</w:t>
             </w:r>
           </w:p>
         </w:tc>
@@ -3757,7 +4199,7 @@
         </w:trPr>
         <w:tc>
           <w:tcPr>
-            <w:tcW w:w="1985" w:type="dxa"/>
+            <w:tcW w:w="1970" w:type="dxa"/>
             <w:shd w:val="clear" w:color="auto" w:fill="F2F2F2" w:themeFill="background1" w:themeFillShade="F2"/>
           </w:tcPr>
           <w:p>
@@ -3784,7 +4226,7 @@
         </w:tc>
         <w:tc>
           <w:tcPr>
-            <w:tcW w:w="2835" w:type="dxa"/>
+            <w:tcW w:w="2812" w:type="dxa"/>
             <w:shd w:val="clear" w:color="auto" w:fill="F2F2F2" w:themeFill="background1" w:themeFillShade="F2"/>
           </w:tcPr>
           <w:p>
@@ -3811,7 +4253,7 @@
         </w:tc>
         <w:tc>
           <w:tcPr>
-            <w:tcW w:w="1867" w:type="dxa"/>
+            <w:tcW w:w="1956" w:type="dxa"/>
             <w:shd w:val="clear" w:color="auto" w:fill="F2F2F2" w:themeFill="background1" w:themeFillShade="F2"/>
           </w:tcPr>
           <w:p>
@@ -3838,7 +4280,7 @@
         </w:tc>
         <w:tc>
           <w:tcPr>
-            <w:tcW w:w="4653" w:type="dxa"/>
+            <w:tcW w:w="4602" w:type="dxa"/>
             <w:shd w:val="clear" w:color="auto" w:fill="F2F2F2" w:themeFill="background1" w:themeFillShade="F2"/>
           </w:tcPr>
           <w:p>
@@ -3890,34 +4332,35 @@
         </w:trPr>
         <w:tc>
           <w:tcPr>
-            <w:tcW w:w="1985" w:type="dxa"/>
-            <w:shd w:val="clear" w:color="auto" w:fill="F2F2F2" w:themeFill="background1" w:themeFillShade="F2"/>
-          </w:tcPr>
-          <w:p>
-            <w:pPr>
-              <w:spacing w:before="240" w:after="240"/>
-              <w:jc w:val="both"/>
-              <w:rPr>
-                <w:rFonts w:ascii="Times New Roman" w:eastAsia="Times New Roman" w:hAnsi="Times New Roman" w:cs="Times New Roman"/>
-                <w:kern w:val="0"/>
-                <w:lang w:eastAsia="en-GB"/>
-                <w14:ligatures w14:val="none"/>
-              </w:rPr>
-            </w:pPr>
-            <w:r>
-              <w:rPr>
-                <w:rFonts w:ascii="Times New Roman" w:eastAsia="Times New Roman" w:hAnsi="Times New Roman" w:cs="Times New Roman"/>
-                <w:kern w:val="0"/>
-                <w:lang w:eastAsia="en-GB"/>
-                <w14:ligatures w14:val="none"/>
-              </w:rPr>
+            <w:tcW w:w="1970" w:type="dxa"/>
+            <w:shd w:val="clear" w:color="auto" w:fill="F2F2F2" w:themeFill="background1" w:themeFillShade="F2"/>
+          </w:tcPr>
+          <w:p>
+            <w:pPr>
+              <w:spacing w:before="240" w:after="240"/>
+              <w:jc w:val="both"/>
+              <w:rPr>
+                <w:rFonts w:ascii="Times New Roman" w:eastAsia="Times New Roman" w:hAnsi="Times New Roman" w:cs="Times New Roman"/>
+                <w:kern w:val="0"/>
+                <w:lang w:eastAsia="en-GB"/>
+                <w14:ligatures w14:val="none"/>
+              </w:rPr>
+            </w:pPr>
+            <w:r>
+              <w:rPr>
+                <w:rFonts w:ascii="Times New Roman" w:eastAsia="Times New Roman" w:hAnsi="Times New Roman" w:cs="Times New Roman"/>
+                <w:kern w:val="0"/>
+                <w:lang w:eastAsia="en-GB"/>
+                <w14:ligatures w14:val="none"/>
+              </w:rPr>
+              <w:lastRenderedPageBreak/>
               <w:t>train and predict</w:t>
             </w:r>
           </w:p>
         </w:tc>
         <w:tc>
           <w:tcPr>
-            <w:tcW w:w="2835" w:type="dxa"/>
+            <w:tcW w:w="2812" w:type="dxa"/>
             <w:shd w:val="clear" w:color="auto" w:fill="F2F2F2" w:themeFill="background1" w:themeFillShade="F2"/>
           </w:tcPr>
           <w:p>
@@ -3944,7 +4387,7 @@
         </w:tc>
         <w:tc>
           <w:tcPr>
-            <w:tcW w:w="1867" w:type="dxa"/>
+            <w:tcW w:w="1956" w:type="dxa"/>
             <w:shd w:val="clear" w:color="auto" w:fill="F2F2F2" w:themeFill="background1" w:themeFillShade="F2"/>
           </w:tcPr>
           <w:p>
@@ -3971,7 +4414,7 @@
         </w:tc>
         <w:tc>
           <w:tcPr>
-            <w:tcW w:w="4653" w:type="dxa"/>
+            <w:tcW w:w="4602" w:type="dxa"/>
             <w:shd w:val="clear" w:color="auto" w:fill="F2F2F2" w:themeFill="background1" w:themeFillShade="F2"/>
           </w:tcPr>
           <w:p>
@@ -4002,7 +4445,17 @@
                 <w:lang w:eastAsia="en-GB"/>
                 <w14:ligatures w14:val="none"/>
               </w:rPr>
-              <w:t>get_model</w:t>
+              <w:t>get_</w:t>
+            </w:r>
+            <w:proofErr w:type="gramStart"/>
+            <w:r>
+              <w:rPr>
+                <w:rFonts w:ascii="Times New Roman" w:eastAsia="Times New Roman" w:hAnsi="Times New Roman" w:cs="Times New Roman"/>
+                <w:kern w:val="0"/>
+                <w:lang w:eastAsia="en-GB"/>
+                <w14:ligatures w14:val="none"/>
+              </w:rPr>
+              <w:t>model</w:t>
             </w:r>
             <w:proofErr w:type="spellEnd"/>
             <w:r>
@@ -4012,7 +4465,17 @@
                 <w:lang w:eastAsia="en-GB"/>
                 <w14:ligatures w14:val="none"/>
               </w:rPr>
-              <w:t xml:space="preserve">() from model_factory.py which returns the appropriate </w:t>
+              <w:t>(</w:t>
+            </w:r>
+            <w:proofErr w:type="gramEnd"/>
+            <w:r>
+              <w:rPr>
+                <w:rFonts w:ascii="Times New Roman" w:eastAsia="Times New Roman" w:hAnsi="Times New Roman" w:cs="Times New Roman"/>
+                <w:kern w:val="0"/>
+                <w:lang w:eastAsia="en-GB"/>
+                <w14:ligatures w14:val="none"/>
+              </w:rPr>
+              <w:t xml:space="preserve">) from model_factory.py which returns the appropriate </w:t>
             </w:r>
             <w:proofErr w:type="spellStart"/>
             <w:r>
@@ -4103,7 +4566,7 @@
         </w:trPr>
         <w:tc>
           <w:tcPr>
-            <w:tcW w:w="1985" w:type="dxa"/>
+            <w:tcW w:w="1970" w:type="dxa"/>
             <w:shd w:val="clear" w:color="auto" w:fill="F2F2F2" w:themeFill="background1" w:themeFillShade="F2"/>
           </w:tcPr>
           <w:p>
@@ -4130,7 +4593,7 @@
         </w:tc>
         <w:tc>
           <w:tcPr>
-            <w:tcW w:w="2835" w:type="dxa"/>
+            <w:tcW w:w="2812" w:type="dxa"/>
             <w:shd w:val="clear" w:color="auto" w:fill="F2F2F2" w:themeFill="background1" w:themeFillShade="F2"/>
           </w:tcPr>
           <w:p>
@@ -4166,7 +4629,7 @@
         </w:tc>
         <w:tc>
           <w:tcPr>
-            <w:tcW w:w="1867" w:type="dxa"/>
+            <w:tcW w:w="1956" w:type="dxa"/>
             <w:shd w:val="clear" w:color="auto" w:fill="F2F2F2" w:themeFill="background1" w:themeFillShade="F2"/>
           </w:tcPr>
           <w:p>
@@ -4193,7 +4656,7 @@
         </w:tc>
         <w:tc>
           <w:tcPr>
-            <w:tcW w:w="4653" w:type="dxa"/>
+            <w:tcW w:w="4602" w:type="dxa"/>
             <w:shd w:val="clear" w:color="auto" w:fill="F2F2F2" w:themeFill="background1" w:themeFillShade="F2"/>
           </w:tcPr>
           <w:p>
@@ -4224,7 +4687,17 @@
                 <w:lang w:eastAsia="en-GB"/>
                 <w14:ligatures w14:val="none"/>
               </w:rPr>
-              <w:t>evaluate_predictions</w:t>
+              <w:t>evaluate_</w:t>
+            </w:r>
+            <w:proofErr w:type="gramStart"/>
+            <w:r>
+              <w:rPr>
+                <w:rFonts w:ascii="Times New Roman" w:eastAsia="Times New Roman" w:hAnsi="Times New Roman" w:cs="Times New Roman"/>
+                <w:kern w:val="0"/>
+                <w:lang w:eastAsia="en-GB"/>
+                <w14:ligatures w14:val="none"/>
+              </w:rPr>
+              <w:t>predictions</w:t>
             </w:r>
             <w:proofErr w:type="spellEnd"/>
             <w:r>
@@ -4234,7 +4707,17 @@
                 <w:lang w:eastAsia="en-GB"/>
                 <w14:ligatures w14:val="none"/>
               </w:rPr>
-              <w:t>()</w:t>
+              <w:t>(</w:t>
+            </w:r>
+            <w:proofErr w:type="gramEnd"/>
+            <w:r>
+              <w:rPr>
+                <w:rFonts w:ascii="Times New Roman" w:eastAsia="Times New Roman" w:hAnsi="Times New Roman" w:cs="Times New Roman"/>
+                <w:kern w:val="0"/>
+                <w:lang w:eastAsia="en-GB"/>
+                <w14:ligatures w14:val="none"/>
+              </w:rPr>
+              <w:t>)</w:t>
             </w:r>
           </w:p>
         </w:tc>
@@ -4245,7 +4728,7 @@
         </w:trPr>
         <w:tc>
           <w:tcPr>
-            <w:tcW w:w="1985" w:type="dxa"/>
+            <w:tcW w:w="1970" w:type="dxa"/>
             <w:shd w:val="clear" w:color="auto" w:fill="F2F2F2" w:themeFill="background1" w:themeFillShade="F2"/>
           </w:tcPr>
           <w:p>
@@ -4272,7 +4755,7 @@
         </w:tc>
         <w:tc>
           <w:tcPr>
-            <w:tcW w:w="2835" w:type="dxa"/>
+            <w:tcW w:w="2812" w:type="dxa"/>
             <w:shd w:val="clear" w:color="auto" w:fill="F2F2F2" w:themeFill="background1" w:themeFillShade="F2"/>
           </w:tcPr>
           <w:p>
@@ -4299,7 +4782,7 @@
         </w:tc>
         <w:tc>
           <w:tcPr>
-            <w:tcW w:w="1867" w:type="dxa"/>
+            <w:tcW w:w="1956" w:type="dxa"/>
             <w:shd w:val="clear" w:color="auto" w:fill="F2F2F2" w:themeFill="background1" w:themeFillShade="F2"/>
           </w:tcPr>
           <w:p>
@@ -4326,7 +4809,7 @@
         </w:tc>
         <w:tc>
           <w:tcPr>
-            <w:tcW w:w="4653" w:type="dxa"/>
+            <w:tcW w:w="4602" w:type="dxa"/>
             <w:shd w:val="clear" w:color="auto" w:fill="F2F2F2" w:themeFill="background1" w:themeFillShade="F2"/>
           </w:tcPr>
           <w:p>
@@ -4357,7 +4840,17 @@
                 <w:lang w:eastAsia="en-GB"/>
                 <w14:ligatures w14:val="none"/>
               </w:rPr>
-              <w:t>print_evaluation</w:t>
+              <w:t>print_</w:t>
+            </w:r>
+            <w:proofErr w:type="gramStart"/>
+            <w:r>
+              <w:rPr>
+                <w:rFonts w:ascii="Times New Roman" w:eastAsia="Times New Roman" w:hAnsi="Times New Roman" w:cs="Times New Roman"/>
+                <w:kern w:val="0"/>
+                <w:lang w:eastAsia="en-GB"/>
+                <w14:ligatures w14:val="none"/>
+              </w:rPr>
+              <w:t>evaluation</w:t>
             </w:r>
             <w:proofErr w:type="spellEnd"/>
             <w:r>
@@ -4367,18 +4860,28 @@
                 <w:lang w:eastAsia="en-GB"/>
                 <w14:ligatures w14:val="none"/>
               </w:rPr>
-              <w:t>() in reporting.py which formats and prints them to the console</w:t>
+              <w:t>(</w:t>
+            </w:r>
+            <w:proofErr w:type="gramEnd"/>
+            <w:r>
+              <w:rPr>
+                <w:rFonts w:ascii="Times New Roman" w:eastAsia="Times New Roman" w:hAnsi="Times New Roman" w:cs="Times New Roman"/>
+                <w:kern w:val="0"/>
+                <w:lang w:eastAsia="en-GB"/>
+                <w14:ligatures w14:val="none"/>
+              </w:rPr>
+              <w:t>) in reporting.py which formats and prints them to the console</w:t>
             </w:r>
           </w:p>
         </w:tc>
       </w:tr>
       <w:tr>
         <w:trPr>
-          <w:trHeight w:hRule="exact" w:val="851"/>
+          <w:trHeight w:hRule="exact" w:val="1100"/>
         </w:trPr>
         <w:tc>
           <w:tcPr>
-            <w:tcW w:w="1985" w:type="dxa"/>
+            <w:tcW w:w="1970" w:type="dxa"/>
             <w:shd w:val="clear" w:color="auto" w:fill="F2F2F2" w:themeFill="background1" w:themeFillShade="F2"/>
           </w:tcPr>
           <w:p>
@@ -4405,7 +4908,7 @@
         </w:tc>
         <w:tc>
           <w:tcPr>
-            <w:tcW w:w="2835" w:type="dxa"/>
+            <w:tcW w:w="2812" w:type="dxa"/>
             <w:shd w:val="clear" w:color="auto" w:fill="F2F2F2" w:themeFill="background1" w:themeFillShade="F2"/>
           </w:tcPr>
           <w:p>
@@ -4432,7 +4935,7 @@
         </w:tc>
         <w:tc>
           <w:tcPr>
-            <w:tcW w:w="1867" w:type="dxa"/>
+            <w:tcW w:w="1956" w:type="dxa"/>
             <w:shd w:val="clear" w:color="auto" w:fill="F2F2F2" w:themeFill="background1" w:themeFillShade="F2"/>
           </w:tcPr>
           <w:p>
@@ -4459,28 +4962,28 @@
         </w:tc>
         <w:tc>
           <w:tcPr>
-            <w:tcW w:w="4653" w:type="dxa"/>
-            <w:shd w:val="clear" w:color="auto" w:fill="F2F2F2" w:themeFill="background1" w:themeFillShade="F2"/>
-          </w:tcPr>
-          <w:p>
-            <w:pPr>
-              <w:spacing w:before="240" w:after="240"/>
-              <w:jc w:val="both"/>
-              <w:rPr>
-                <w:rFonts w:ascii="Times New Roman" w:eastAsia="Times New Roman" w:hAnsi="Times New Roman" w:cs="Times New Roman"/>
-                <w:kern w:val="0"/>
-                <w:lang w:eastAsia="en-GB"/>
-                <w14:ligatures w14:val="none"/>
-              </w:rPr>
-            </w:pPr>
-            <w:r>
-              <w:rPr>
-                <w:rFonts w:ascii="Times New Roman" w:eastAsia="Times New Roman" w:hAnsi="Times New Roman" w:cs="Times New Roman"/>
-                <w:kern w:val="0"/>
-                <w:lang w:eastAsia="en-GB"/>
-                <w14:ligatures w14:val="none"/>
-              </w:rPr>
-              <w:t>Smoke test executes the pipeline and checks it runs without errors</w:t>
+            <w:tcW w:w="4602" w:type="dxa"/>
+            <w:shd w:val="clear" w:color="auto" w:fill="F2F2F2" w:themeFill="background1" w:themeFillShade="F2"/>
+          </w:tcPr>
+          <w:p>
+            <w:pPr>
+              <w:spacing w:before="240" w:after="240"/>
+              <w:jc w:val="both"/>
+              <w:rPr>
+                <w:rFonts w:ascii="Times New Roman" w:eastAsia="Times New Roman" w:hAnsi="Times New Roman" w:cs="Times New Roman"/>
+                <w:kern w:val="0"/>
+                <w:lang w:eastAsia="en-GB"/>
+                <w14:ligatures w14:val="none"/>
+              </w:rPr>
+            </w:pPr>
+            <w:r>
+              <w:rPr>
+                <w:rFonts w:ascii="Times New Roman" w:eastAsia="Times New Roman" w:hAnsi="Times New Roman" w:cs="Times New Roman"/>
+                <w:kern w:val="0"/>
+                <w:lang w:eastAsia="en-GB"/>
+                <w14:ligatures w14:val="none"/>
+              </w:rPr>
+              <w:t>Smoke test checks dataset loading, chained target creation, and train/test splitting in the base pipeline</w:t>
             </w:r>
           </w:p>
         </w:tc>
@@ -4518,7 +5021,6 @@
           <w:lang w:eastAsia="en-GB"/>
           <w14:ligatures w14:val="none"/>
         </w:rPr>
-        <w:lastRenderedPageBreak/>
         <w:t xml:space="preserve">Data </w:t>
       </w:r>
       <w:r>
@@ -5217,6 +5719,7 @@
                 <w:lang w:eastAsia="en-GB"/>
                 <w14:ligatures w14:val="none"/>
               </w:rPr>
+              <w:lastRenderedPageBreak/>
               <w:t>X_train_vec</w:t>
             </w:r>
             <w:proofErr w:type="spellEnd"/>
@@ -5881,7 +6384,6 @@
           <w:lang w:eastAsia="en-GB"/>
           <w14:ligatures w14:val="none"/>
         </w:rPr>
-        <w:lastRenderedPageBreak/>
         <w:t xml:space="preserve">Design Choice 2 </w:t>
       </w:r>
       <w:r>
@@ -5950,6 +6452,7 @@
           <w:lang w:eastAsia="en-GB"/>
           <w14:ligatures w14:val="none"/>
         </w:rPr>
+        <w:lastRenderedPageBreak/>
         <w:drawing>
           <wp:inline distT="0" distB="0" distL="0" distR="0" wp14:anchorId="28E80F52" wp14:editId="73718A65">
             <wp:extent cx="4963439" cy="7010444"/>
@@ -6040,7 +6543,6 @@
           <w:lang w:eastAsia="en-GB"/>
           <w14:ligatures w14:val="none"/>
         </w:rPr>
-        <w:lastRenderedPageBreak/>
         <w:t>Components Design Choice 2</w:t>
       </w:r>
     </w:p>
@@ -6093,6 +6595,7 @@
                 <w:lang w:eastAsia="en-GB"/>
                 <w14:ligatures w14:val="none"/>
               </w:rPr>
+              <w:lastRenderedPageBreak/>
               <w:t>Component</w:t>
             </w:r>
           </w:p>
@@ -6249,7 +6752,7 @@
                 <w:lang w:eastAsia="en-GB"/>
                 <w14:ligatures w14:val="none"/>
               </w:rPr>
-              <w:t>Runs the hierarchical pipeline: prepare data, create shared features, run Level 1, create branches, and evaluate results</w:t>
+              <w:t>Proposed controller for a hierarchical pipeline: would prepare data, create shared features, run Level 1, create branches, and evaluate results</w:t>
             </w:r>
           </w:p>
         </w:tc>
@@ -7063,47 +7566,7 @@
                 <w:lang w:eastAsia="en-GB"/>
                 <w14:ligatures w14:val="none"/>
               </w:rPr>
-              <w:t xml:space="preserve">Extends </w:t>
-            </w:r>
-            <w:proofErr w:type="spellStart"/>
-            <w:r>
-              <w:rPr>
-                <w:rFonts w:ascii="Times New Roman" w:eastAsia="Times New Roman" w:hAnsi="Times New Roman" w:cs="Times New Roman"/>
-                <w:kern w:val="0"/>
-                <w:lang w:eastAsia="en-GB"/>
-                <w14:ligatures w14:val="none"/>
-              </w:rPr>
-              <w:t>RandomForestClassifier</w:t>
-            </w:r>
-            <w:proofErr w:type="spellEnd"/>
-            <w:r>
-              <w:rPr>
-                <w:rFonts w:ascii="Times New Roman" w:eastAsia="Times New Roman" w:hAnsi="Times New Roman" w:cs="Times New Roman"/>
-                <w:kern w:val="0"/>
-                <w:lang w:eastAsia="en-GB"/>
-                <w14:ligatures w14:val="none"/>
-              </w:rPr>
-              <w:t xml:space="preserve"> from </w:t>
-            </w:r>
-            <w:proofErr w:type="spellStart"/>
-            <w:r>
-              <w:rPr>
-                <w:rFonts w:ascii="Times New Roman" w:eastAsia="Times New Roman" w:hAnsi="Times New Roman" w:cs="Times New Roman"/>
-                <w:kern w:val="0"/>
-                <w:lang w:eastAsia="en-GB"/>
-                <w14:ligatures w14:val="none"/>
-              </w:rPr>
-              <w:t>sklearn</w:t>
-            </w:r>
-            <w:proofErr w:type="spellEnd"/>
-            <w:r>
-              <w:rPr>
-                <w:rFonts w:ascii="Times New Roman" w:eastAsia="Times New Roman" w:hAnsi="Times New Roman" w:cs="Times New Roman"/>
-                <w:kern w:val="0"/>
-                <w:lang w:eastAsia="en-GB"/>
-                <w14:ligatures w14:val="none"/>
-              </w:rPr>
-              <w:t>. Used by ChainedMultiOutputModel as the underlying classifier</w:t>
+              <w:t>Classifier implementation that could be instantiated at Level 1, Level 2, or Level 3 in the proposed hierarchy</w:t>
             </w:r>
           </w:p>
         </w:tc>
@@ -7189,47 +7652,7 @@
                 <w:lang w:eastAsia="en-GB"/>
                 <w14:ligatures w14:val="none"/>
               </w:rPr>
-              <w:t xml:space="preserve">Extends </w:t>
-            </w:r>
-            <w:proofErr w:type="spellStart"/>
-            <w:r>
-              <w:rPr>
-                <w:rFonts w:ascii="Times New Roman" w:eastAsia="Times New Roman" w:hAnsi="Times New Roman" w:cs="Times New Roman"/>
-                <w:kern w:val="0"/>
-                <w:lang w:eastAsia="en-GB"/>
-                <w14:ligatures w14:val="none"/>
-              </w:rPr>
-              <w:t>LogisticRegression</w:t>
-            </w:r>
-            <w:proofErr w:type="spellEnd"/>
-            <w:r>
-              <w:rPr>
-                <w:rFonts w:ascii="Times New Roman" w:eastAsia="Times New Roman" w:hAnsi="Times New Roman" w:cs="Times New Roman"/>
-                <w:kern w:val="0"/>
-                <w:lang w:eastAsia="en-GB"/>
-                <w14:ligatures w14:val="none"/>
-              </w:rPr>
-              <w:t xml:space="preserve"> from </w:t>
-            </w:r>
-            <w:proofErr w:type="spellStart"/>
-            <w:r>
-              <w:rPr>
-                <w:rFonts w:ascii="Times New Roman" w:eastAsia="Times New Roman" w:hAnsi="Times New Roman" w:cs="Times New Roman"/>
-                <w:kern w:val="0"/>
-                <w:lang w:eastAsia="en-GB"/>
-                <w14:ligatures w14:val="none"/>
-              </w:rPr>
-              <w:t>sklearn</w:t>
-            </w:r>
-            <w:proofErr w:type="spellEnd"/>
-            <w:r>
-              <w:rPr>
-                <w:rFonts w:ascii="Times New Roman" w:eastAsia="Times New Roman" w:hAnsi="Times New Roman" w:cs="Times New Roman"/>
-                <w:kern w:val="0"/>
-                <w:lang w:eastAsia="en-GB"/>
-                <w14:ligatures w14:val="none"/>
-              </w:rPr>
-              <w:t>. Used by ChainedMultiOutputModel as the underlying classifier</w:t>
+              <w:t>Classifier implementation that could be instantiated at Level 1, Level 2, or Level 3 in the proposed hierarchy</w:t>
             </w:r>
           </w:p>
         </w:tc>
@@ -7315,47 +7738,7 @@
                 <w:lang w:eastAsia="en-GB"/>
                 <w14:ligatures w14:val="none"/>
               </w:rPr>
-              <w:t xml:space="preserve">Extends </w:t>
-            </w:r>
-            <w:proofErr w:type="spellStart"/>
-            <w:r>
-              <w:rPr>
-                <w:rFonts w:ascii="Times New Roman" w:eastAsia="Times New Roman" w:hAnsi="Times New Roman" w:cs="Times New Roman"/>
-                <w:kern w:val="0"/>
-                <w:lang w:eastAsia="en-GB"/>
-                <w14:ligatures w14:val="none"/>
-              </w:rPr>
-              <w:t>MultinomialNB</w:t>
-            </w:r>
-            <w:proofErr w:type="spellEnd"/>
-            <w:r>
-              <w:rPr>
-                <w:rFonts w:ascii="Times New Roman" w:eastAsia="Times New Roman" w:hAnsi="Times New Roman" w:cs="Times New Roman"/>
-                <w:kern w:val="0"/>
-                <w:lang w:eastAsia="en-GB"/>
-                <w14:ligatures w14:val="none"/>
-              </w:rPr>
-              <w:t xml:space="preserve"> from </w:t>
-            </w:r>
-            <w:proofErr w:type="spellStart"/>
-            <w:r>
-              <w:rPr>
-                <w:rFonts w:ascii="Times New Roman" w:eastAsia="Times New Roman" w:hAnsi="Times New Roman" w:cs="Times New Roman"/>
-                <w:kern w:val="0"/>
-                <w:lang w:eastAsia="en-GB"/>
-                <w14:ligatures w14:val="none"/>
-              </w:rPr>
-              <w:t>sklearn</w:t>
-            </w:r>
-            <w:proofErr w:type="spellEnd"/>
-            <w:r>
-              <w:rPr>
-                <w:rFonts w:ascii="Times New Roman" w:eastAsia="Times New Roman" w:hAnsi="Times New Roman" w:cs="Times New Roman"/>
-                <w:kern w:val="0"/>
-                <w:lang w:eastAsia="en-GB"/>
-                <w14:ligatures w14:val="none"/>
-              </w:rPr>
-              <w:t>. Used by ChainedMultiOutputModel as the underlying classifier</w:t>
+              <w:t>Classifier implementation that could be instantiated at Level 1, Level 2, or Level 3 in the proposed hierarchy</w:t>
             </w:r>
           </w:p>
         </w:tc>
@@ -7528,7 +7911,7 @@
                 <w:lang w:eastAsia="en-GB"/>
                 <w14:ligatures w14:val="none"/>
               </w:rPr>
-              <w:t>Smoke test for the base pipeline used by the hierarchical architecture</w:t>
+              <w:t>Base pipeline smoke test reused as a foundation for the proposed hierarchical architecture</w:t>
             </w:r>
           </w:p>
         </w:tc>
@@ -7614,7 +7997,7 @@
                 <w:lang w:eastAsia="en-GB"/>
                 <w14:ligatures w14:val="none"/>
               </w:rPr>
-              <w:t>Returns the appropriate ChainedMultiOutputModel instance based on MODEL_NAME defined in config.py</w:t>
+              <w:t>Proposed factory/selection logic that would choose or create the classifier instance(s) used at each hierarchy level</w:t>
             </w:r>
           </w:p>
         </w:tc>
@@ -7974,14 +8357,28 @@
               <w:rPr>
                 <w:rFonts w:ascii="Times New Roman" w:hAnsi="Times New Roman" w:cs="Times New Roman"/>
               </w:rPr>
-              <w:t>clean_text</w:t>
+              <w:t>clean_</w:t>
+            </w:r>
+            <w:proofErr w:type="gramStart"/>
+            <w:r>
+              <w:rPr>
+                <w:rFonts w:ascii="Times New Roman" w:hAnsi="Times New Roman" w:cs="Times New Roman"/>
+              </w:rPr>
+              <w:t>text</w:t>
             </w:r>
             <w:proofErr w:type="spellEnd"/>
             <w:r>
               <w:rPr>
                 <w:rFonts w:ascii="Times New Roman" w:hAnsi="Times New Roman" w:cs="Times New Roman"/>
               </w:rPr>
-              <w:t>() to normalize raw email text before feature generation.</w:t>
+              <w:t>(</w:t>
+            </w:r>
+            <w:proofErr w:type="gramEnd"/>
+            <w:r>
+              <w:rPr>
+                <w:rFonts w:ascii="Times New Roman" w:hAnsi="Times New Roman" w:cs="Times New Roman"/>
+              </w:rPr>
+              <w:t>) to normalize raw email text before feature generation.</w:t>
             </w:r>
           </w:p>
         </w:tc>
@@ -8081,14 +8478,28 @@
               <w:rPr>
                 <w:rFonts w:ascii="Times New Roman" w:hAnsi="Times New Roman" w:cs="Times New Roman"/>
               </w:rPr>
-              <w:t>vectorize_text</w:t>
+              <w:t>vectorize_</w:t>
+            </w:r>
+            <w:proofErr w:type="gramStart"/>
+            <w:r>
+              <w:rPr>
+                <w:rFonts w:ascii="Times New Roman" w:hAnsi="Times New Roman" w:cs="Times New Roman"/>
+              </w:rPr>
+              <w:t>text</w:t>
             </w:r>
             <w:proofErr w:type="spellEnd"/>
             <w:r>
               <w:rPr>
                 <w:rFonts w:ascii="Times New Roman" w:hAnsi="Times New Roman" w:cs="Times New Roman"/>
               </w:rPr>
-              <w:t>() to create a shared TF-IDF representation for all hierarchy levels.</w:t>
+              <w:t>(</w:t>
+            </w:r>
+            <w:proofErr w:type="gramEnd"/>
+            <w:r>
+              <w:rPr>
+                <w:rFonts w:ascii="Times New Roman" w:hAnsi="Times New Roman" w:cs="Times New Roman"/>
+              </w:rPr>
+              <w:t>) to create a shared TF-IDF representation for all hierarchy levels.</w:t>
             </w:r>
           </w:p>
         </w:tc>
